--- a/submission/TESE_CorePAM_v1.1_corrigida.docx
+++ b/submission/TESE_CorePAM_v1.1_corrigida.docx
@@ -1471,14 +1471,801 @@
         <w:t xml:space="preserve">LISTA DE FIGURAS</w:t>
       </w:r>
     </w:p>
-    <w:p>
-      <w:pPr>
-        <w:pStyle w:val="FirstParagraph"/>
-      </w:pPr>
-      <w:r>
-        <w:t xml:space="preserve">Placeholder técnico: gerar a lista de figuras após a paginação final.</w:t>
-      </w:r>
-    </w:p>
+    <w:tbl>
+      <w:tblPr>
+        <w:tblStyle w:val="Table"/>
+        <w:tblW w:type="pct" w:w="5000"/>
+        <w:tblLayout w:type="fixed"/>
+        <w:tblLook w:firstRow="1" w:lastRow="0" w:firstColumn="0" w:lastColumn="0" w:noHBand="0" w:noVBand="0" w:val="0020"/>
+      </w:tblPr>
+      <w:tblGrid>
+        <w:gridCol w:w="3960"/>
+        <w:gridCol w:w="3960"/>
+      </w:tblGrid>
+      <w:tr>
+        <w:trPr>
+          <w:tblHeader w:val="on"/>
+        </w:trPr>
+        <w:tc>
+          <w:tcPr/>
+          <w:p>
+            <w:pPr>
+              <w:pStyle w:val="Compact"/>
+              <w:jc w:val="left"/>
+            </w:pPr>
+            <w:r>
+              <w:t xml:space="preserve">Figura</w:t>
+            </w:r>
+          </w:p>
+        </w:tc>
+        <w:tc>
+          <w:tcPr/>
+          <w:p>
+            <w:pPr>
+              <w:pStyle w:val="Compact"/>
+              <w:jc w:val="right"/>
+            </w:pPr>
+            <w:r>
+              <w:t xml:space="preserve">Página</w:t>
+            </w:r>
+          </w:p>
+        </w:tc>
+      </w:tr>
+      <w:tr>
+        <w:tc>
+          <w:tcPr/>
+          <w:p>
+            <w:pPr>
+              <w:pStyle w:val="Compact"/>
+              <w:jc w:val="left"/>
+            </w:pPr>
+            <w:r>
+              <w:t xml:space="preserve">Figura 1 — PAM50, centroides moleculares e a pergunta do CorePAM</w:t>
+            </w:r>
+          </w:p>
+        </w:tc>
+        <w:tc>
+          <w:tcPr/>
+          <w:p>
+            <w:pPr>
+              <w:pStyle w:val="Compact"/>
+              <w:jc w:val="right"/>
+            </w:pPr>
+            <w:r>
+              <w:t xml:space="preserve">23</w:t>
+            </w:r>
+          </w:p>
+        </w:tc>
+      </w:tr>
+      <w:tr>
+        <w:tc>
+          <w:tcPr/>
+          <w:p>
+            <w:pPr>
+              <w:pStyle w:val="Compact"/>
+              <w:jc w:val="left"/>
+            </w:pPr>
+            <w:r>
+              <w:t xml:space="preserve">Figura 2 — Subtipos intrínsecos e correlatos clínicos do câncer de mama</w:t>
+            </w:r>
+          </w:p>
+        </w:tc>
+        <w:tc>
+          <w:tcPr/>
+          <w:p>
+            <w:pPr>
+              <w:pStyle w:val="Compact"/>
+              <w:jc w:val="right"/>
+            </w:pPr>
+            <w:r>
+              <w:t xml:space="preserve">24</w:t>
+            </w:r>
+          </w:p>
+        </w:tc>
+      </w:tr>
+      <w:tr>
+        <w:tc>
+          <w:tcPr/>
+          <w:p>
+            <w:pPr>
+              <w:pStyle w:val="Compact"/>
+              <w:jc w:val="left"/>
+            </w:pPr>
+            <w:r>
+              <w:t xml:space="preserve">Figura 3 — Linha do tempo das assinaturas gênicas em câncer de mama</w:t>
+            </w:r>
+          </w:p>
+        </w:tc>
+        <w:tc>
+          <w:tcPr/>
+          <w:p>
+            <w:pPr>
+              <w:pStyle w:val="Compact"/>
+              <w:jc w:val="right"/>
+            </w:pPr>
+            <w:r>
+              <w:t xml:space="preserve">26</w:t>
+            </w:r>
+          </w:p>
+        </w:tc>
+      </w:tr>
+      <w:tr>
+        <w:tc>
+          <w:tcPr/>
+          <w:p>
+            <w:pPr>
+              <w:pStyle w:val="Compact"/>
+              <w:jc w:val="left"/>
+            </w:pPr>
+            <w:r>
+              <w:t xml:space="preserve">Figura 4 — Desenho do estudo CorePAM. Derivação na coorte SCAN-B (N = 3 069)…</w:t>
+            </w:r>
+          </w:p>
+        </w:tc>
+        <w:tc>
+          <w:tcPr/>
+          <w:p>
+            <w:pPr>
+              <w:pStyle w:val="Compact"/>
+              <w:jc w:val="right"/>
+            </w:pPr>
+            <w:r>
+              <w:t xml:space="preserve">35</w:t>
+            </w:r>
+          </w:p>
+        </w:tc>
+      </w:tr>
+      <w:tr>
+        <w:tc>
+          <w:tcPr/>
+          <w:p>
+            <w:pPr>
+              <w:pStyle w:val="Compact"/>
+              <w:jc w:val="left"/>
+            </w:pPr>
+            <w:r>
+              <w:t xml:space="preserve">Figura 5 — Fluxograma das coortes do estudo</w:t>
+            </w:r>
+          </w:p>
+        </w:tc>
+        <w:tc>
+          <w:tcPr/>
+          <w:p>
+            <w:pPr>
+              <w:pStyle w:val="Compact"/>
+              <w:jc w:val="right"/>
+            </w:pPr>
+            <w:r>
+              <w:t xml:space="preserve">41</w:t>
+            </w:r>
+          </w:p>
+        </w:tc>
+      </w:tr>
+      <w:tr>
+        <w:tc>
+          <w:tcPr/>
+          <w:p>
+            <w:pPr>
+              <w:pStyle w:val="Compact"/>
+              <w:jc w:val="left"/>
+            </w:pPr>
+            <w:r>
+              <w:t xml:space="preserve">Figura 6 — Esquema de derivação do CorePAM</w:t>
+            </w:r>
+          </w:p>
+        </w:tc>
+        <w:tc>
+          <w:tcPr/>
+          <w:p>
+            <w:pPr>
+              <w:pStyle w:val="Compact"/>
+              <w:jc w:val="right"/>
+            </w:pPr>
+            <w:r>
+              <w:t xml:space="preserve">46</w:t>
+            </w:r>
+          </w:p>
+        </w:tc>
+      </w:tr>
+      <w:tr>
+        <w:tc>
+          <w:tcPr/>
+          <w:p>
+            <w:pPr>
+              <w:pStyle w:val="Compact"/>
+              <w:jc w:val="left"/>
+            </w:pPr>
+            <w:r>
+              <w:t xml:space="preserve">Figura 7 — Fronteira de Pareto: C-index out-of-fold em função do número de genes (graus…</w:t>
+            </w:r>
+          </w:p>
+        </w:tc>
+        <w:tc>
+          <w:tcPr/>
+          <w:p>
+            <w:pPr>
+              <w:pStyle w:val="Compact"/>
+              <w:jc w:val="right"/>
+            </w:pPr>
+            <w:r>
+              <w:t xml:space="preserve">54</w:t>
+            </w:r>
+          </w:p>
+        </w:tc>
+      </w:tr>
+      <w:tr>
+        <w:tc>
+          <w:tcPr/>
+          <w:p>
+            <w:pPr>
+              <w:pStyle w:val="Compact"/>
+              <w:jc w:val="left"/>
+            </w:pPr>
+            <w:r>
+              <w:t xml:space="preserve">Figura 8 — Pesos dos 24 genes CorePAM (gráfico lollipop)</w:t>
+            </w:r>
+          </w:p>
+        </w:tc>
+        <w:tc>
+          <w:tcPr/>
+          <w:p>
+            <w:pPr>
+              <w:pStyle w:val="Compact"/>
+              <w:jc w:val="right"/>
+            </w:pPr>
+            <w:r>
+              <w:t xml:space="preserve">58</w:t>
+            </w:r>
+          </w:p>
+        </w:tc>
+      </w:tr>
+      <w:tr>
+        <w:tc>
+          <w:tcPr/>
+          <w:p>
+            <w:pPr>
+              <w:pStyle w:val="Compact"/>
+              <w:jc w:val="left"/>
+            </w:pPr>
+            <w:r>
+              <w:t xml:space="preserve">Figura 9 — Estabilidade bootstrap da seleção de genes (B = 200 reajustes no SCAN-B)</w:t>
+            </w:r>
+          </w:p>
+        </w:tc>
+        <w:tc>
+          <w:tcPr/>
+          <w:p>
+            <w:pPr>
+              <w:pStyle w:val="Compact"/>
+              <w:jc w:val="right"/>
+            </w:pPr>
+            <w:r>
+              <w:t xml:space="preserve">60</w:t>
+            </w:r>
+          </w:p>
+        </w:tc>
+      </w:tr>
+      <w:tr>
+        <w:tc>
+          <w:tcPr/>
+          <w:p>
+            <w:pPr>
+              <w:pStyle w:val="Compact"/>
+              <w:jc w:val="left"/>
+            </w:pPr>
+            <w:r>
+              <w:t xml:space="preserve">Figura 10 — Análise de sensibilidade leave-one-gene-out</w:t>
+            </w:r>
+          </w:p>
+        </w:tc>
+        <w:tc>
+          <w:tcPr/>
+          <w:p>
+            <w:pPr>
+              <w:pStyle w:val="Compact"/>
+              <w:jc w:val="right"/>
+            </w:pPr>
+            <w:r>
+              <w:t xml:space="preserve">62</w:t>
+            </w:r>
+          </w:p>
+        </w:tc>
+      </w:tr>
+      <w:tr>
+        <w:tc>
+          <w:tcPr/>
+          <w:p>
+            <w:pPr>
+              <w:pStyle w:val="Compact"/>
+              <w:jc w:val="left"/>
+            </w:pPr>
+            <w:r>
+              <w:t xml:space="preserve">Figura 11 — Curvas de Kaplan-Meier nas cinco coortes (painel múltiplo)</w:t>
+            </w:r>
+          </w:p>
+        </w:tc>
+        <w:tc>
+          <w:tcPr/>
+          <w:p>
+            <w:pPr>
+              <w:pStyle w:val="Compact"/>
+              <w:jc w:val="right"/>
+            </w:pPr>
+            <w:r>
+              <w:t xml:space="preserve">66</w:t>
+            </w:r>
+          </w:p>
+        </w:tc>
+      </w:tr>
+      <w:tr>
+        <w:tc>
+          <w:tcPr/>
+          <w:p>
+            <w:pPr>
+              <w:pStyle w:val="Compact"/>
+              <w:jc w:val="left"/>
+            </w:pPr>
+            <w:r>
+              <w:t xml:space="preserve">Figura 12 — Curva de Kaplan-Meier na coorte de treinamento SCAN-B (N = 3 069; sobrevida…</w:t>
+            </w:r>
+          </w:p>
+        </w:tc>
+        <w:tc>
+          <w:tcPr/>
+          <w:p>
+            <w:pPr>
+              <w:pStyle w:val="Compact"/>
+              <w:jc w:val="right"/>
+            </w:pPr>
+            <w:r>
+              <w:t xml:space="preserve">68</w:t>
+            </w:r>
+          </w:p>
+        </w:tc>
+      </w:tr>
+      <w:tr>
+        <w:tc>
+          <w:tcPr/>
+          <w:p>
+            <w:pPr>
+              <w:pStyle w:val="Compact"/>
+              <w:jc w:val="left"/>
+            </w:pPr>
+            <w:r>
+              <w:t xml:space="preserve">Figura 13 — Curva de Kaplan-Meier na coorte TCGA-BRCA (N = 1 072; RNA-seq; sobrevida…</w:t>
+            </w:r>
+          </w:p>
+        </w:tc>
+        <w:tc>
+          <w:tcPr/>
+          <w:p>
+            <w:pPr>
+              <w:pStyle w:val="Compact"/>
+              <w:jc w:val="right"/>
+            </w:pPr>
+            <w:r>
+              <w:t xml:space="preserve">69</w:t>
+            </w:r>
+          </w:p>
+        </w:tc>
+      </w:tr>
+      <w:tr>
+        <w:tc>
+          <w:tcPr/>
+          <w:p>
+            <w:pPr>
+              <w:pStyle w:val="Compact"/>
+              <w:jc w:val="left"/>
+            </w:pPr>
+            <w:r>
+              <w:t xml:space="preserve">Figura 14 — Curva de Kaplan-Meier na coorte METABRIC (N = 1 978; microarray Illumina…</w:t>
+            </w:r>
+          </w:p>
+        </w:tc>
+        <w:tc>
+          <w:tcPr/>
+          <w:p>
+            <w:pPr>
+              <w:pStyle w:val="Compact"/>
+              <w:jc w:val="right"/>
+            </w:pPr>
+            <w:r>
+              <w:t xml:space="preserve">70</w:t>
+            </w:r>
+          </w:p>
+        </w:tc>
+      </w:tr>
+      <w:tr>
+        <w:tc>
+          <w:tcPr/>
+          <w:p>
+            <w:pPr>
+              <w:pStyle w:val="Compact"/>
+              <w:jc w:val="left"/>
+            </w:pPr>
+            <w:r>
+              <w:t xml:space="preserve">Figura 15 — Curva de Kaplan-Meier na coorte GSE20685 (N = 327; microarray Affymetrix…</w:t>
+            </w:r>
+          </w:p>
+        </w:tc>
+        <w:tc>
+          <w:tcPr/>
+          <w:p>
+            <w:pPr>
+              <w:pStyle w:val="Compact"/>
+              <w:jc w:val="right"/>
+            </w:pPr>
+            <w:r>
+              <w:t xml:space="preserve">71</w:t>
+            </w:r>
+          </w:p>
+        </w:tc>
+      </w:tr>
+      <w:tr>
+        <w:tc>
+          <w:tcPr/>
+          <w:p>
+            <w:pPr>
+              <w:pStyle w:val="Compact"/>
+              <w:jc w:val="left"/>
+            </w:pPr>
+            <w:r>
+              <w:t xml:space="preserve">Figura 16 — Forest plot da meta-análise de sobrevida (HR por 1-DP, K = 4 coortes…</w:t>
+            </w:r>
+          </w:p>
+        </w:tc>
+        <w:tc>
+          <w:tcPr/>
+          <w:p>
+            <w:pPr>
+              <w:pStyle w:val="Compact"/>
+              <w:jc w:val="right"/>
+            </w:pPr>
+            <w:r>
+              <w:t xml:space="preserve">72</w:t>
+            </w:r>
+          </w:p>
+        </w:tc>
+      </w:tr>
+      <w:tr>
+        <w:tc>
+          <w:tcPr/>
+          <w:p>
+            <w:pPr>
+              <w:pStyle w:val="Compact"/>
+              <w:jc w:val="left"/>
+            </w:pPr>
+            <w:r>
+              <w:t xml:space="preserve">Figura 17 — Delta-C-index incremental do CorePAM sobre o modelo clínico CORE-A</w:t>
+            </w:r>
+          </w:p>
+        </w:tc>
+        <w:tc>
+          <w:tcPr/>
+          <w:p>
+            <w:pPr>
+              <w:pStyle w:val="Compact"/>
+              <w:jc w:val="right"/>
+            </w:pPr>
+            <w:r>
+              <w:t xml:space="preserve">75</w:t>
+            </w:r>
+          </w:p>
+        </w:tc>
+      </w:tr>
+      <w:tr>
+        <w:tc>
+          <w:tcPr/>
+          <w:p>
+            <w:pPr>
+              <w:pStyle w:val="Compact"/>
+              <w:jc w:val="left"/>
+            </w:pPr>
+            <w:r>
+              <w:t xml:space="preserve">Figura 18 — Curvas de calibração (risco predito vs observado) em quatro coortes</w:t>
+            </w:r>
+          </w:p>
+        </w:tc>
+        <w:tc>
+          <w:tcPr/>
+          <w:p>
+            <w:pPr>
+              <w:pStyle w:val="Compact"/>
+              <w:jc w:val="right"/>
+            </w:pPr>
+            <w:r>
+              <w:t xml:space="preserve">77</w:t>
+            </w:r>
+          </w:p>
+        </w:tc>
+      </w:tr>
+      <w:tr>
+        <w:tc>
+          <w:tcPr/>
+          <w:p>
+            <w:pPr>
+              <w:pStyle w:val="Compact"/>
+              <w:jc w:val="left"/>
+            </w:pPr>
+            <w:r>
+              <w:t xml:space="preserve">Figura 19 — Correlação entre escores intra-coorte e z-score congelado (parâmetros SCAN-B)…</w:t>
+            </w:r>
+          </w:p>
+        </w:tc>
+        <w:tc>
+          <w:tcPr/>
+          <w:p>
+            <w:pPr>
+              <w:pStyle w:val="Compact"/>
+              <w:jc w:val="right"/>
+            </w:pPr>
+            <w:r>
+              <w:t xml:space="preserve">80</w:t>
+            </w:r>
+          </w:p>
+        </w:tc>
+      </w:tr>
+      <w:tr>
+        <w:tc>
+          <w:tcPr/>
+          <w:p>
+            <w:pPr>
+              <w:pStyle w:val="Compact"/>
+              <w:jc w:val="left"/>
+            </w:pPr>
+            <w:r>
+              <w:t xml:space="preserve">Figura 20 — Análise de curva de decisão (DCA) — quatro coortes de sobrevida</w:t>
+            </w:r>
+          </w:p>
+        </w:tc>
+        <w:tc>
+          <w:tcPr/>
+          <w:p>
+            <w:pPr>
+              <w:pStyle w:val="Compact"/>
+              <w:jc w:val="right"/>
+            </w:pPr>
+            <w:r>
+              <w:t xml:space="preserve">82</w:t>
+            </w:r>
+          </w:p>
+        </w:tc>
+      </w:tr>
+      <w:tr>
+        <w:tc>
+          <w:tcPr/>
+          <w:p>
+            <w:pPr>
+              <w:pStyle w:val="Compact"/>
+              <w:jc w:val="left"/>
+            </w:pPr>
+            <w:r>
+              <w:t xml:space="preserve">Figura 21 — PCA forense da matriz de expressão METABRIC</w:t>
+            </w:r>
+          </w:p>
+        </w:tc>
+        <w:tc>
+          <w:tcPr/>
+          <w:p>
+            <w:pPr>
+              <w:pStyle w:val="Compact"/>
+              <w:jc w:val="right"/>
+            </w:pPr>
+            <w:r>
+              <w:t xml:space="preserve">84</w:t>
+            </w:r>
+          </w:p>
+        </w:tc>
+      </w:tr>
+      <w:tr>
+        <w:tc>
+          <w:tcPr/>
+          <w:p>
+            <w:pPr>
+              <w:pStyle w:val="Compact"/>
+              <w:jc w:val="left"/>
+            </w:pPr>
+            <w:r>
+              <w:t xml:space="preserve">Figura 22 — Forest plot de subgrupos por status de receptor de estrogênio (ER-positivo…</w:t>
+            </w:r>
+          </w:p>
+        </w:tc>
+        <w:tc>
+          <w:tcPr/>
+          <w:p>
+            <w:pPr>
+              <w:pStyle w:val="Compact"/>
+              <w:jc w:val="right"/>
+            </w:pPr>
+            <w:r>
+              <w:t xml:space="preserve">86</w:t>
+            </w:r>
+          </w:p>
+        </w:tc>
+      </w:tr>
+      <w:tr>
+        <w:tc>
+          <w:tcPr/>
+          <w:p>
+            <w:pPr>
+              <w:pStyle w:val="Compact"/>
+              <w:jc w:val="left"/>
+            </w:pPr>
+            <w:r>
+              <w:t xml:space="preserve">Figura 23 — Forest plot de pCR (OR por 1-DP, K = 4 coortes primárias)</w:t>
+            </w:r>
+          </w:p>
+        </w:tc>
+        <w:tc>
+          <w:tcPr/>
+          <w:p>
+            <w:pPr>
+              <w:pStyle w:val="Compact"/>
+              <w:jc w:val="right"/>
+            </w:pPr>
+            <w:r>
+              <w:t xml:space="preserve">88</w:t>
+            </w:r>
+          </w:p>
+        </w:tc>
+      </w:tr>
+      <w:tr>
+        <w:tc>
+          <w:tcPr/>
+          <w:p>
+            <w:pPr>
+              <w:pStyle w:val="Compact"/>
+              <w:jc w:val="left"/>
+            </w:pPr>
+            <w:r>
+              <w:t xml:space="preserve">Figura 24 — Curvas ROC para predição de pCR em cada coorte neoadjuvante</w:t>
+            </w:r>
+          </w:p>
+        </w:tc>
+        <w:tc>
+          <w:tcPr/>
+          <w:p>
+            <w:pPr>
+              <w:pStyle w:val="Compact"/>
+              <w:jc w:val="right"/>
+            </w:pPr>
+            <w:r>
+              <w:t xml:space="preserve">89</w:t>
+            </w:r>
+          </w:p>
+        </w:tc>
+      </w:tr>
+      <w:tr>
+        <w:tc>
+          <w:tcPr/>
+          <w:p>
+            <w:pPr>
+              <w:pStyle w:val="Compact"/>
+              <w:jc w:val="left"/>
+            </w:pPr>
+            <w:r>
+              <w:t xml:space="preserve">Figura 25 — Distribuição do escore CorePAM por status de pCR em cada coorte neoadjuvante</w:t>
+            </w:r>
+          </w:p>
+        </w:tc>
+        <w:tc>
+          <w:tcPr/>
+          <w:p>
+            <w:pPr>
+              <w:pStyle w:val="Compact"/>
+              <w:jc w:val="right"/>
+            </w:pPr>
+            <w:r>
+              <w:t xml:space="preserve">90</w:t>
+            </w:r>
+          </w:p>
+        </w:tc>
+      </w:tr>
+      <w:tr>
+        <w:tc>
+          <w:tcPr/>
+          <w:p>
+            <w:pPr>
+              <w:pStyle w:val="Compact"/>
+              <w:jc w:val="left"/>
+            </w:pPr>
+            <w:r>
+              <w:t xml:space="preserve">Figura 26 — Taxa de pCR por quartil do escore CorePAM em cada coorte neoadjuvante</w:t>
+            </w:r>
+          </w:p>
+        </w:tc>
+        <w:tc>
+          <w:tcPr/>
+          <w:p>
+            <w:pPr>
+              <w:pStyle w:val="Compact"/>
+              <w:jc w:val="right"/>
+            </w:pPr>
+            <w:r>
+              <w:t xml:space="preserve">91</w:t>
+            </w:r>
+          </w:p>
+        </w:tc>
+      </w:tr>
+      <w:tr>
+        <w:tc>
+          <w:tcPr/>
+          <w:p>
+            <w:pPr>
+              <w:pStyle w:val="Compact"/>
+              <w:jc w:val="left"/>
+            </w:pPr>
+            <w:r>
+              <w:t xml:space="preserve">Figura 27 — Análise de curva de decisão para predição de pCR nas quatro coortes…</w:t>
+            </w:r>
+          </w:p>
+        </w:tc>
+        <w:tc>
+          <w:tcPr/>
+          <w:p>
+            <w:pPr>
+              <w:pStyle w:val="Compact"/>
+              <w:jc w:val="right"/>
+            </w:pPr>
+            <w:r>
+              <w:t xml:space="preserve">92</w:t>
+            </w:r>
+          </w:p>
+        </w:tc>
+      </w:tr>
+      <w:tr>
+        <w:tc>
+          <w:tcPr/>
+          <w:p>
+            <w:pPr>
+              <w:pStyle w:val="Compact"/>
+              <w:jc w:val="left"/>
+            </w:pPr>
+            <w:r>
+              <w:t xml:space="preserve">Figura 28 — Comparação head-to-head CorePAM (24 genes) vs PAM50-full penalizado (49…</w:t>
+            </w:r>
+          </w:p>
+        </w:tc>
+        <w:tc>
+          <w:tcPr/>
+          <w:p>
+            <w:pPr>
+              <w:pStyle w:val="Compact"/>
+              <w:jc w:val="right"/>
+            </w:pPr>
+            <w:r>
+              <w:t xml:space="preserve">95</w:t>
+            </w:r>
+          </w:p>
+        </w:tc>
+      </w:tr>
+      <w:tr>
+        <w:tc>
+          <w:tcPr/>
+          <w:p>
+            <w:pPr>
+              <w:pStyle w:val="Compact"/>
+              <w:jc w:val="left"/>
+            </w:pPr>
+            <w:r>
+              <w:t xml:space="preserve">Figura 29 — Comparação de C-index: CorePAM vs ROR-S vs OncotypeDX-RS (implementações…</w:t>
+            </w:r>
+          </w:p>
+        </w:tc>
+        <w:tc>
+          <w:tcPr/>
+          <w:p>
+            <w:pPr>
+              <w:pStyle w:val="Compact"/>
+              <w:jc w:val="right"/>
+            </w:pPr>
+            <w:r>
+              <w:t xml:space="preserve">97</w:t>
+            </w:r>
+          </w:p>
+        </w:tc>
+      </w:tr>
+    </w:tbl>
     <w:p>
       <w:r>
         <w:br w:type="page"/>
@@ -1494,14 +2281,593 @@
         <w:t xml:space="preserve">LISTA DE TABELAS</w:t>
       </w:r>
     </w:p>
-    <w:p>
-      <w:pPr>
-        <w:pStyle w:val="FirstParagraph"/>
-      </w:pPr>
-      <w:r>
-        <w:t xml:space="preserve">Placeholder técnico: gerar a lista de tabelas após a paginação final.</w:t>
-      </w:r>
-    </w:p>
+    <w:tbl>
+      <w:tblPr>
+        <w:tblStyle w:val="Table"/>
+        <w:tblW w:type="pct" w:w="5000"/>
+        <w:tblLayout w:type="fixed"/>
+        <w:tblLook w:firstRow="1" w:lastRow="0" w:firstColumn="0" w:lastColumn="0" w:noHBand="0" w:noVBand="0" w:val="0020"/>
+      </w:tblPr>
+      <w:tblGrid>
+        <w:gridCol w:w="3960"/>
+        <w:gridCol w:w="3960"/>
+      </w:tblGrid>
+      <w:tr>
+        <w:trPr>
+          <w:tblHeader w:val="on"/>
+        </w:trPr>
+        <w:tc>
+          <w:tcPr/>
+          <w:p>
+            <w:pPr>
+              <w:pStyle w:val="Compact"/>
+              <w:jc w:val="left"/>
+            </w:pPr>
+            <w:r>
+              <w:t xml:space="preserve">Tabela</w:t>
+            </w:r>
+          </w:p>
+        </w:tc>
+        <w:tc>
+          <w:tcPr/>
+          <w:p>
+            <w:pPr>
+              <w:pStyle w:val="Compact"/>
+              <w:jc w:val="right"/>
+            </w:pPr>
+            <w:r>
+              <w:t xml:space="preserve">Página</w:t>
+            </w:r>
+          </w:p>
+        </w:tc>
+      </w:tr>
+      <w:tr>
+        <w:tc>
+          <w:tcPr/>
+          <w:p>
+            <w:pPr>
+              <w:pStyle w:val="Compact"/>
+              <w:jc w:val="left"/>
+            </w:pPr>
+            <w:r>
+              <w:t xml:space="preserve">Tabela 1 — Mapa dos blocos de coortes e das perguntas metodológicas do estudo</w:t>
+            </w:r>
+          </w:p>
+        </w:tc>
+        <w:tc>
+          <w:tcPr/>
+          <w:p>
+            <w:pPr>
+              <w:pStyle w:val="Compact"/>
+              <w:jc w:val="right"/>
+            </w:pPr>
+            <w:r>
+              <w:t xml:space="preserve">30</w:t>
+            </w:r>
+          </w:p>
+        </w:tc>
+      </w:tr>
+      <w:tr>
+        <w:tc>
+          <w:tcPr/>
+          <w:p>
+            <w:pPr>
+              <w:pStyle w:val="Compact"/>
+              <w:jc w:val="left"/>
+            </w:pPr>
+            <w:r>
+              <w:t xml:space="preserve">Tabela 2 — Papel de cada coorte na construção e validação do CorePAM</w:t>
+            </w:r>
+          </w:p>
+        </w:tc>
+        <w:tc>
+          <w:tcPr/>
+          <w:p>
+            <w:pPr>
+              <w:pStyle w:val="Compact"/>
+              <w:jc w:val="right"/>
+            </w:pPr>
+            <w:r>
+              <w:t xml:space="preserve">30</w:t>
+            </w:r>
+          </w:p>
+        </w:tc>
+      </w:tr>
+      <w:tr>
+        <w:tc>
+          <w:tcPr/>
+          <w:p>
+            <w:pPr>
+              <w:pStyle w:val="Compact"/>
+              <w:jc w:val="left"/>
+            </w:pPr>
+            <w:r>
+              <w:t xml:space="preserve">Tabela 3 — Características das coortes de sobrevida</w:t>
+            </w:r>
+          </w:p>
+        </w:tc>
+        <w:tc>
+          <w:tcPr/>
+          <w:p>
+            <w:pPr>
+              <w:pStyle w:val="Compact"/>
+              <w:jc w:val="right"/>
+            </w:pPr>
+            <w:r>
+              <w:t xml:space="preserve">39</w:t>
+            </w:r>
+          </w:p>
+        </w:tc>
+      </w:tr>
+      <w:tr>
+        <w:tc>
+          <w:tcPr/>
+          <w:p>
+            <w:pPr>
+              <w:pStyle w:val="Compact"/>
+              <w:jc w:val="left"/>
+            </w:pPr>
+            <w:r>
+              <w:t xml:space="preserve">Tabela 4 — Características das coortes neoadjuvantes (pCR)</w:t>
+            </w:r>
+          </w:p>
+        </w:tc>
+        <w:tc>
+          <w:tcPr/>
+          <w:p>
+            <w:pPr>
+              <w:pStyle w:val="Compact"/>
+              <w:jc w:val="right"/>
+            </w:pPr>
+            <w:r>
+              <w:t xml:space="preserve">41</w:t>
+            </w:r>
+          </w:p>
+        </w:tc>
+      </w:tr>
+      <w:tr>
+        <w:tc>
+          <w:tcPr/>
+          <w:p>
+            <w:pPr>
+              <w:pStyle w:val="Compact"/>
+              <w:jc w:val="left"/>
+            </w:pPr>
+            <w:r>
+              <w:t xml:space="preserve">Tabela 5 — Parâmetros analíticos congelados antes da análise</w:t>
+            </w:r>
+          </w:p>
+        </w:tc>
+        <w:tc>
+          <w:tcPr/>
+          <w:p>
+            <w:pPr>
+              <w:pStyle w:val="Compact"/>
+              <w:jc w:val="right"/>
+            </w:pPr>
+            <w:r>
+              <w:t xml:space="preserve">42</w:t>
+            </w:r>
+          </w:p>
+        </w:tc>
+      </w:tr>
+      <w:tr>
+        <w:tc>
+          <w:tcPr/>
+          <w:p>
+            <w:pPr>
+              <w:pStyle w:val="Compact"/>
+              <w:jc w:val="left"/>
+            </w:pPr>
+            <w:r>
+              <w:t xml:space="preserve">Tabela 6 — Cobertura de genes CorePAM por coorte de validação</w:t>
+            </w:r>
+          </w:p>
+        </w:tc>
+        <w:tc>
+          <w:tcPr/>
+          <w:p>
+            <w:pPr>
+              <w:pStyle w:val="Compact"/>
+              <w:jc w:val="right"/>
+            </w:pPr>
+            <w:r>
+              <w:t xml:space="preserve">44</w:t>
+            </w:r>
+          </w:p>
+        </w:tc>
+      </w:tr>
+      <w:tr>
+        <w:tc>
+          <w:tcPr/>
+          <w:p>
+            <w:pPr>
+              <w:pStyle w:val="Compact"/>
+              <w:jc w:val="left"/>
+            </w:pPr>
+            <w:r>
+              <w:t xml:space="preserve">Tabela 7 — Lista completa dos 24 genes CorePAM com pesos elastic-net</w:t>
+            </w:r>
+          </w:p>
+        </w:tc>
+        <w:tc>
+          <w:tcPr/>
+          <w:p>
+            <w:pPr>
+              <w:pStyle w:val="Compact"/>
+              <w:jc w:val="right"/>
+            </w:pPr>
+            <w:r>
+              <w:t xml:space="preserve">56</w:t>
+            </w:r>
+          </w:p>
+        </w:tc>
+      </w:tr>
+      <w:tr>
+        <w:tc>
+          <w:tcPr/>
+          <w:p>
+            <w:pPr>
+              <w:pStyle w:val="Compact"/>
+              <w:jc w:val="left"/>
+            </w:pPr>
+            <w:r>
+              <w:t xml:space="preserve">Tabela 8 — Desempenho prognóstico do CorePAM por coorte</w:t>
+            </w:r>
+          </w:p>
+        </w:tc>
+        <w:tc>
+          <w:tcPr/>
+          <w:p>
+            <w:pPr>
+              <w:pStyle w:val="Compact"/>
+              <w:jc w:val="right"/>
+            </w:pPr>
+            <w:r>
+              <w:t xml:space="preserve">64</w:t>
+            </w:r>
+          </w:p>
+        </w:tc>
+      </w:tr>
+      <w:tr>
+        <w:tc>
+          <w:tcPr/>
+          <w:p>
+            <w:pPr>
+              <w:pStyle w:val="Compact"/>
+              <w:jc w:val="left"/>
+            </w:pPr>
+            <w:r>
+              <w:t xml:space="preserve">Tabela 9 — Meta-análise de efeitos aleatórios — sobrevida (K = 4)</w:t>
+            </w:r>
+          </w:p>
+        </w:tc>
+        <w:tc>
+          <w:tcPr/>
+          <w:p>
+            <w:pPr>
+              <w:pStyle w:val="Compact"/>
+              <w:jc w:val="right"/>
+            </w:pPr>
+            <w:r>
+              <w:t xml:space="preserve">72</w:t>
+            </w:r>
+          </w:p>
+        </w:tc>
+      </w:tr>
+      <w:tr>
+        <w:tc>
+          <w:tcPr/>
+          <w:p>
+            <w:pPr>
+              <w:pStyle w:val="Compact"/>
+              <w:jc w:val="left"/>
+            </w:pPr>
+            <w:r>
+              <w:t xml:space="preserve">Tabela 10 — C-index incremental do CorePAM sobre o modelo CORE-A</w:t>
+            </w:r>
+          </w:p>
+        </w:tc>
+        <w:tc>
+          <w:tcPr/>
+          <w:p>
+            <w:pPr>
+              <w:pStyle w:val="Compact"/>
+              <w:jc w:val="right"/>
+            </w:pPr>
+            <w:r>
+              <w:t xml:space="preserve">74</w:t>
+            </w:r>
+          </w:p>
+        </w:tc>
+      </w:tr>
+      <w:tr>
+        <w:tc>
+          <w:tcPr/>
+          <w:p>
+            <w:pPr>
+              <w:pStyle w:val="Compact"/>
+              <w:jc w:val="left"/>
+            </w:pPr>
+            <w:r>
+              <w:t xml:space="preserve">Tabela 11 — Modelo clínico expandido com estadiamento anatômico</w:t>
+            </w:r>
+          </w:p>
+        </w:tc>
+        <w:tc>
+          <w:tcPr/>
+          <w:p>
+            <w:pPr>
+              <w:pStyle w:val="Compact"/>
+              <w:jc w:val="right"/>
+            </w:pPr>
+            <w:r>
+              <w:t xml:space="preserve">78</w:t>
+            </w:r>
+          </w:p>
+        </w:tc>
+      </w:tr>
+      <w:tr>
+        <w:tc>
+          <w:tcPr/>
+          <w:p>
+            <w:pPr>
+              <w:pStyle w:val="Compact"/>
+              <w:jc w:val="left"/>
+            </w:pPr>
+            <w:r>
+              <w:t xml:space="preserve">Tabela 12 — Modelo clínico completo (6 variáveis) com e sem CorePAM</w:t>
+            </w:r>
+          </w:p>
+        </w:tc>
+        <w:tc>
+          <w:tcPr/>
+          <w:p>
+            <w:pPr>
+              <w:pStyle w:val="Compact"/>
+              <w:jc w:val="right"/>
+            </w:pPr>
+            <w:r>
+              <w:t xml:space="preserve">78</w:t>
+            </w:r>
+          </w:p>
+        </w:tc>
+      </w:tr>
+      <w:tr>
+        <w:tc>
+          <w:tcPr/>
+          <w:p>
+            <w:pPr>
+              <w:pStyle w:val="Compact"/>
+              <w:jc w:val="left"/>
+            </w:pPr>
+            <w:r>
+              <w:t xml:space="preserve">Tabela 13 — Análise de sensibilidade do z-score congelado</w:t>
+            </w:r>
+          </w:p>
+        </w:tc>
+        <w:tc>
+          <w:tcPr/>
+          <w:p>
+            <w:pPr>
+              <w:pStyle w:val="Compact"/>
+              <w:jc w:val="right"/>
+            </w:pPr>
+            <w:r>
+              <w:t xml:space="preserve">78</w:t>
+            </w:r>
+          </w:p>
+        </w:tc>
+      </w:tr>
+      <w:tr>
+        <w:tc>
+          <w:tcPr/>
+          <w:p>
+            <w:pPr>
+              <w:pStyle w:val="Compact"/>
+              <w:jc w:val="left"/>
+            </w:pPr>
+            <w:r>
+              <w:t xml:space="preserve">Tabela 14 — Estatística C de Uno e AUC tempo-dependente</w:t>
+            </w:r>
+          </w:p>
+        </w:tc>
+        <w:tc>
+          <w:tcPr/>
+          <w:p>
+            <w:pPr>
+              <w:pStyle w:val="Compact"/>
+              <w:jc w:val="right"/>
+            </w:pPr>
+            <w:r>
+              <w:t xml:space="preserve">81</w:t>
+            </w:r>
+          </w:p>
+        </w:tc>
+      </w:tr>
+      <w:tr>
+        <w:tc>
+          <w:tcPr/>
+          <w:p>
+            <w:pPr>
+              <w:pStyle w:val="Compact"/>
+              <w:jc w:val="left"/>
+            </w:pPr>
+            <w:r>
+              <w:t xml:space="preserve">Tabela 15 — Calibração formal por coorte</w:t>
+            </w:r>
+          </w:p>
+        </w:tc>
+        <w:tc>
+          <w:tcPr/>
+          <w:p>
+            <w:pPr>
+              <w:pStyle w:val="Compact"/>
+              <w:jc w:val="right"/>
+            </w:pPr>
+            <w:r>
+              <w:t xml:space="preserve">81</w:t>
+            </w:r>
+          </w:p>
+        </w:tc>
+      </w:tr>
+      <w:tr>
+        <w:tc>
+          <w:tcPr/>
+          <w:p>
+            <w:pPr>
+              <w:pStyle w:val="Compact"/>
+              <w:jc w:val="left"/>
+            </w:pPr>
+            <w:r>
+              <w:t xml:space="preserve">Tabela 16 — Análise de subgrupo por status de RE em SCAN-B (N = 2 870; OS) e METABRIC (N…</w:t>
+            </w:r>
+          </w:p>
+        </w:tc>
+        <w:tc>
+          <w:tcPr/>
+          <w:p>
+            <w:pPr>
+              <w:pStyle w:val="Compact"/>
+              <w:jc w:val="right"/>
+            </w:pPr>
+            <w:r>
+              <w:t xml:space="preserve">85</w:t>
+            </w:r>
+          </w:p>
+        </w:tc>
+      </w:tr>
+      <w:tr>
+        <w:tc>
+          <w:tcPr/>
+          <w:p>
+            <w:pPr>
+              <w:pStyle w:val="Compact"/>
+              <w:jc w:val="left"/>
+            </w:pPr>
+            <w:r>
+              <w:t xml:space="preserve">Tabela 17 — Predição de pCR por coorte neoadjuvante</w:t>
+            </w:r>
+          </w:p>
+        </w:tc>
+        <w:tc>
+          <w:tcPr/>
+          <w:p>
+            <w:pPr>
+              <w:pStyle w:val="Compact"/>
+              <w:jc w:val="right"/>
+            </w:pPr>
+            <w:r>
+              <w:t xml:space="preserve">87</w:t>
+            </w:r>
+          </w:p>
+        </w:tc>
+      </w:tr>
+      <w:tr>
+        <w:tc>
+          <w:tcPr/>
+          <w:p>
+            <w:pPr>
+              <w:pStyle w:val="Compact"/>
+              <w:jc w:val="left"/>
+            </w:pPr>
+            <w:r>
+              <w:t xml:space="preserve">Tabela 18 — Comparação head-to-head: CorePAM (24 genes) vs comparador PAM50-full…</w:t>
+            </w:r>
+          </w:p>
+        </w:tc>
+        <w:tc>
+          <w:tcPr/>
+          <w:p>
+            <w:pPr>
+              <w:pStyle w:val="Compact"/>
+              <w:jc w:val="right"/>
+            </w:pPr>
+            <w:r>
+              <w:t xml:space="preserve">94</w:t>
+            </w:r>
+          </w:p>
+        </w:tc>
+      </w:tr>
+      <w:tr>
+        <w:tc>
+          <w:tcPr/>
+          <w:p>
+            <w:pPr>
+              <w:pStyle w:val="Compact"/>
+              <w:jc w:val="left"/>
+            </w:pPr>
+            <w:r>
+              <w:t xml:space="preserve">Tabela 19 — Comparação com ROR-S e OncotypeDX-RS (implementações genefu)</w:t>
+            </w:r>
+          </w:p>
+        </w:tc>
+        <w:tc>
+          <w:tcPr/>
+          <w:p>
+            <w:pPr>
+              <w:pStyle w:val="Compact"/>
+              <w:jc w:val="right"/>
+            </w:pPr>
+            <w:r>
+              <w:t xml:space="preserve">96</w:t>
+            </w:r>
+          </w:p>
+        </w:tc>
+      </w:tr>
+      <w:tr>
+        <w:tc>
+          <w:tcPr/>
+          <w:p>
+            <w:pPr>
+              <w:pStyle w:val="Compact"/>
+              <w:jc w:val="left"/>
+            </w:pPr>
+            <w:r>
+              <w:t xml:space="preserve">Tabela 20 — Organização do pipeline computacional por blocos</w:t>
+            </w:r>
+          </w:p>
+        </w:tc>
+        <w:tc>
+          <w:tcPr/>
+          <w:p>
+            <w:pPr>
+              <w:pStyle w:val="Compact"/>
+              <w:jc w:val="right"/>
+            </w:pPr>
+            <w:r>
+              <w:t xml:space="preserve">120</w:t>
+            </w:r>
+          </w:p>
+        </w:tc>
+      </w:tr>
+      <w:tr>
+        <w:tc>
+          <w:tcPr/>
+          <w:p>
+            <w:pPr>
+              <w:pStyle w:val="Compact"/>
+              <w:jc w:val="left"/>
+            </w:pPr>
+            <w:r>
+              <w:t xml:space="preserve">Tabela 21 — Lista completa dos scripts do pipeline</w:t>
+            </w:r>
+          </w:p>
+        </w:tc>
+        <w:tc>
+          <w:tcPr/>
+          <w:p>
+            <w:pPr>
+              <w:pStyle w:val="Compact"/>
+              <w:jc w:val="right"/>
+            </w:pPr>
+            <w:r>
+              <w:t xml:space="preserve">120</w:t>
+            </w:r>
+          </w:p>
+        </w:tc>
+      </w:tr>
+    </w:tbl>
     <w:p>
       <w:r>
         <w:br w:type="page"/>
@@ -3052,14 +4418,2011 @@
         <w:t xml:space="preserve">SUMÁRIO</w:t>
       </w:r>
     </w:p>
-    <w:p>
-      <w:pPr>
-        <w:pStyle w:val="FirstParagraph"/>
-      </w:pPr>
-      <w:r>
-        <w:t xml:space="preserve">Placeholder técnico: gerar o sumário após a paginação final.</w:t>
-      </w:r>
-    </w:p>
+    <w:tbl>
+      <w:tblPr>
+        <w:tblStyle w:val="Table"/>
+        <w:tblW w:type="pct" w:w="5000"/>
+        <w:tblLayout w:type="fixed"/>
+        <w:tblLook w:firstRow="1" w:lastRow="0" w:firstColumn="0" w:lastColumn="0" w:noHBand="0" w:noVBand="0" w:val="0020"/>
+      </w:tblPr>
+      <w:tblGrid>
+        <w:gridCol w:w="3960"/>
+        <w:gridCol w:w="3960"/>
+      </w:tblGrid>
+      <w:tr>
+        <w:trPr>
+          <w:tblHeader w:val="on"/>
+        </w:trPr>
+        <w:tc>
+          <w:tcPr/>
+          <w:p>
+            <w:pPr>
+              <w:pStyle w:val="Compact"/>
+              <w:jc w:val="left"/>
+            </w:pPr>
+            <w:r>
+              <w:t xml:space="preserve">Seção</w:t>
+            </w:r>
+          </w:p>
+        </w:tc>
+        <w:tc>
+          <w:tcPr/>
+          <w:p>
+            <w:pPr>
+              <w:pStyle w:val="Compact"/>
+              <w:jc w:val="right"/>
+            </w:pPr>
+            <w:r>
+              <w:t xml:space="preserve">Página</w:t>
+            </w:r>
+          </w:p>
+        </w:tc>
+      </w:tr>
+      <w:tr>
+        <w:tc>
+          <w:tcPr/>
+          <w:p>
+            <w:pPr>
+              <w:pStyle w:val="Compact"/>
+              <w:jc w:val="left"/>
+            </w:pPr>
+            <w:r>
+              <w:rPr>
+                <w:b/>
+                <w:bCs/>
+              </w:rPr>
+              <w:t xml:space="preserve">1 INTRODUÇÃO</w:t>
+            </w:r>
+          </w:p>
+        </w:tc>
+        <w:tc>
+          <w:tcPr/>
+          <w:p>
+            <w:pPr>
+              <w:pStyle w:val="Compact"/>
+              <w:jc w:val="right"/>
+            </w:pPr>
+            <w:r>
+              <w:t xml:space="preserve">20</w:t>
+            </w:r>
+          </w:p>
+        </w:tc>
+      </w:tr>
+      <w:tr>
+        <w:tc>
+          <w:tcPr/>
+          <w:p>
+            <w:pPr>
+              <w:pStyle w:val="Compact"/>
+              <w:jc w:val="left"/>
+            </w:pPr>
+            <w:r>
+              <w:t xml:space="preserve">1.1 Epidemiologia e carga global da doença</w:t>
+            </w:r>
+          </w:p>
+        </w:tc>
+        <w:tc>
+          <w:tcPr/>
+          <w:p>
+            <w:pPr>
+              <w:pStyle w:val="Compact"/>
+              <w:jc w:val="right"/>
+            </w:pPr>
+            <w:r>
+              <w:t xml:space="preserve">20</w:t>
+            </w:r>
+          </w:p>
+        </w:tc>
+      </w:tr>
+      <w:tr>
+        <w:tc>
+          <w:tcPr/>
+          <w:p>
+            <w:pPr>
+              <w:pStyle w:val="Compact"/>
+              <w:jc w:val="left"/>
+            </w:pPr>
+            <w:r>
+              <w:t xml:space="preserve">1.2 Heterogeneidade tumoral e justificativa da estratificação molecular</w:t>
+            </w:r>
+          </w:p>
+        </w:tc>
+        <w:tc>
+          <w:tcPr/>
+          <w:p>
+            <w:pPr>
+              <w:pStyle w:val="Compact"/>
+              <w:jc w:val="right"/>
+            </w:pPr>
+            <w:r>
+              <w:t xml:space="preserve">21</w:t>
+            </w:r>
+          </w:p>
+        </w:tc>
+      </w:tr>
+      <w:tr>
+        <w:tc>
+          <w:tcPr/>
+          <w:p>
+            <w:pPr>
+              <w:pStyle w:val="Compact"/>
+              <w:jc w:val="left"/>
+            </w:pPr>
+            <w:r>
+              <w:t xml:space="preserve">1.3 Subtipos moleculares intrínsecos e o PAM50</w:t>
+            </w:r>
+          </w:p>
+        </w:tc>
+        <w:tc>
+          <w:tcPr/>
+          <w:p>
+            <w:pPr>
+              <w:pStyle w:val="Compact"/>
+              <w:jc w:val="right"/>
+            </w:pPr>
+            <w:r>
+              <w:t xml:space="preserve">21</w:t>
+            </w:r>
+          </w:p>
+        </w:tc>
+      </w:tr>
+      <w:tr>
+        <w:tc>
+          <w:tcPr/>
+          <w:p>
+            <w:pPr>
+              <w:pStyle w:val="Compact"/>
+              <w:jc w:val="left"/>
+            </w:pPr>
+            <w:r>
+              <w:t xml:space="preserve">1.4 Assinaturas gênicas: panorama atual e evidência clínica</w:t>
+            </w:r>
+          </w:p>
+        </w:tc>
+        <w:tc>
+          <w:tcPr/>
+          <w:p>
+            <w:pPr>
+              <w:pStyle w:val="Compact"/>
+              <w:jc w:val="right"/>
+            </w:pPr>
+            <w:r>
+              <w:t xml:space="preserve">25</w:t>
+            </w:r>
+          </w:p>
+        </w:tc>
+      </w:tr>
+      <w:tr>
+        <w:tc>
+          <w:tcPr/>
+          <w:p>
+            <w:pPr>
+              <w:pStyle w:val="Compact"/>
+              <w:jc w:val="left"/>
+            </w:pPr>
+            <w:r>
+              <w:t xml:space="preserve">1.5 Assinaturas gênicas, plataformas e transportabilidade</w:t>
+            </w:r>
+          </w:p>
+        </w:tc>
+        <w:tc>
+          <w:tcPr/>
+          <w:p>
+            <w:pPr>
+              <w:pStyle w:val="Compact"/>
+              <w:jc w:val="right"/>
+            </w:pPr>
+            <w:r>
+              <w:t xml:space="preserve">26</w:t>
+            </w:r>
+          </w:p>
+        </w:tc>
+      </w:tr>
+      <w:tr>
+        <w:tc>
+          <w:tcPr/>
+          <w:p>
+            <w:pPr>
+              <w:pStyle w:val="Compact"/>
+              <w:jc w:val="left"/>
+            </w:pPr>
+            <w:r>
+              <w:t xml:space="preserve">1.6 Coortes públicas de câncer de mama</w:t>
+            </w:r>
+          </w:p>
+        </w:tc>
+        <w:tc>
+          <w:tcPr/>
+          <w:p>
+            <w:pPr>
+              <w:pStyle w:val="Compact"/>
+              <w:jc w:val="right"/>
+            </w:pPr>
+            <w:r>
+              <w:t xml:space="preserve">29</w:t>
+            </w:r>
+          </w:p>
+        </w:tc>
+      </w:tr>
+      <w:tr>
+        <w:tc>
+          <w:tcPr/>
+          <w:p>
+            <w:pPr>
+              <w:pStyle w:val="Compact"/>
+              <w:jc w:val="left"/>
+            </w:pPr>
+            <w:r>
+              <w:t xml:space="preserve">1.7 A pergunta central</w:t>
+            </w:r>
+          </w:p>
+        </w:tc>
+        <w:tc>
+          <w:tcPr/>
+          <w:p>
+            <w:pPr>
+              <w:pStyle w:val="Compact"/>
+              <w:jc w:val="right"/>
+            </w:pPr>
+            <w:r>
+              <w:t xml:space="preserve">31</w:t>
+            </w:r>
+          </w:p>
+        </w:tc>
+      </w:tr>
+      <w:tr>
+        <w:tc>
+          <w:tcPr/>
+          <w:p>
+            <w:pPr>
+              <w:pStyle w:val="Compact"/>
+              <w:jc w:val="left"/>
+            </w:pPr>
+            <w:r>
+              <w:rPr>
+                <w:b/>
+                <w:bCs/>
+              </w:rPr>
+              <w:t xml:space="preserve">2 OBJETIVOS</w:t>
+            </w:r>
+          </w:p>
+        </w:tc>
+        <w:tc>
+          <w:tcPr/>
+          <w:p>
+            <w:pPr>
+              <w:pStyle w:val="Compact"/>
+              <w:jc w:val="right"/>
+            </w:pPr>
+            <w:r>
+              <w:t xml:space="preserve">33</w:t>
+            </w:r>
+          </w:p>
+        </w:tc>
+      </w:tr>
+      <w:tr>
+        <w:tc>
+          <w:tcPr/>
+          <w:p>
+            <w:pPr>
+              <w:pStyle w:val="Compact"/>
+              <w:jc w:val="left"/>
+            </w:pPr>
+            <w:r>
+              <w:t xml:space="preserve">2.1 Objetivo geral</w:t>
+            </w:r>
+          </w:p>
+        </w:tc>
+        <w:tc>
+          <w:tcPr/>
+          <w:p>
+            <w:pPr>
+              <w:pStyle w:val="Compact"/>
+              <w:jc w:val="right"/>
+            </w:pPr>
+            <w:r>
+              <w:t xml:space="preserve">33</w:t>
+            </w:r>
+          </w:p>
+        </w:tc>
+      </w:tr>
+      <w:tr>
+        <w:tc>
+          <w:tcPr/>
+          <w:p>
+            <w:pPr>
+              <w:pStyle w:val="Compact"/>
+              <w:jc w:val="left"/>
+            </w:pPr>
+            <w:r>
+              <w:t xml:space="preserve">2.2 Objetivos específicos</w:t>
+            </w:r>
+          </w:p>
+        </w:tc>
+        <w:tc>
+          <w:tcPr/>
+          <w:p>
+            <w:pPr>
+              <w:pStyle w:val="Compact"/>
+              <w:jc w:val="right"/>
+            </w:pPr>
+            <w:r>
+              <w:t xml:space="preserve">33</w:t>
+            </w:r>
+          </w:p>
+        </w:tc>
+      </w:tr>
+      <w:tr>
+        <w:tc>
+          <w:tcPr/>
+          <w:p>
+            <w:pPr>
+              <w:pStyle w:val="Compact"/>
+              <w:jc w:val="left"/>
+            </w:pPr>
+            <w:r>
+              <w:rPr>
+                <w:b/>
+                <w:bCs/>
+              </w:rPr>
+              <w:t xml:space="preserve">3 MÉTODO</w:t>
+            </w:r>
+          </w:p>
+        </w:tc>
+        <w:tc>
+          <w:tcPr/>
+          <w:p>
+            <w:pPr>
+              <w:pStyle w:val="Compact"/>
+              <w:jc w:val="right"/>
+            </w:pPr>
+            <w:r>
+              <w:t xml:space="preserve">34</w:t>
+            </w:r>
+          </w:p>
+        </w:tc>
+      </w:tr>
+      <w:tr>
+        <w:tc>
+          <w:tcPr/>
+          <w:p>
+            <w:pPr>
+              <w:pStyle w:val="Compact"/>
+              <w:jc w:val="left"/>
+            </w:pPr>
+            <w:r>
+              <w:t xml:space="preserve">3.1 Delineamento do estudo e aspectos éticos</w:t>
+            </w:r>
+          </w:p>
+        </w:tc>
+        <w:tc>
+          <w:tcPr/>
+          <w:p>
+            <w:pPr>
+              <w:pStyle w:val="Compact"/>
+              <w:jc w:val="right"/>
+            </w:pPr>
+            <w:r>
+              <w:t xml:space="preserve">34</w:t>
+            </w:r>
+          </w:p>
+        </w:tc>
+      </w:tr>
+      <w:tr>
+        <w:tc>
+          <w:tcPr/>
+          <w:p>
+            <w:pPr>
+              <w:pStyle w:val="Compact"/>
+              <w:jc w:val="left"/>
+            </w:pPr>
+            <w:r>
+              <w:t xml:space="preserve">3.1.1 Tipo de estudo</w:t>
+            </w:r>
+          </w:p>
+        </w:tc>
+        <w:tc>
+          <w:tcPr/>
+          <w:p>
+            <w:pPr>
+              <w:pStyle w:val="Compact"/>
+              <w:jc w:val="right"/>
+            </w:pPr>
+            <w:r>
+              <w:t xml:space="preserve">34</w:t>
+            </w:r>
+          </w:p>
+        </w:tc>
+      </w:tr>
+      <w:tr>
+        <w:tc>
+          <w:tcPr/>
+          <w:p>
+            <w:pPr>
+              <w:pStyle w:val="Compact"/>
+              <w:jc w:val="left"/>
+            </w:pPr>
+            <w:r>
+              <w:t xml:space="preserve">3.1.2 Aspectos éticos</w:t>
+            </w:r>
+          </w:p>
+        </w:tc>
+        <w:tc>
+          <w:tcPr/>
+          <w:p>
+            <w:pPr>
+              <w:pStyle w:val="Compact"/>
+              <w:jc w:val="right"/>
+            </w:pPr>
+            <w:r>
+              <w:t xml:space="preserve">37</w:t>
+            </w:r>
+          </w:p>
+        </w:tc>
+      </w:tr>
+      <w:tr>
+        <w:tc>
+          <w:tcPr/>
+          <w:p>
+            <w:pPr>
+              <w:pStyle w:val="Compact"/>
+              <w:jc w:val="left"/>
+            </w:pPr>
+            <w:r>
+              <w:t xml:space="preserve">3.1.3 Princípios de validação externa</w:t>
+            </w:r>
+          </w:p>
+        </w:tc>
+        <w:tc>
+          <w:tcPr/>
+          <w:p>
+            <w:pPr>
+              <w:pStyle w:val="Compact"/>
+              <w:jc w:val="right"/>
+            </w:pPr>
+            <w:r>
+              <w:t xml:space="preserve">37</w:t>
+            </w:r>
+          </w:p>
+        </w:tc>
+      </w:tr>
+      <w:tr>
+        <w:tc>
+          <w:tcPr/>
+          <w:p>
+            <w:pPr>
+              <w:pStyle w:val="Compact"/>
+              <w:jc w:val="left"/>
+            </w:pPr>
+            <w:r>
+              <w:t xml:space="preserve">3.1.4 Disponibilidade de dados e código</w:t>
+            </w:r>
+          </w:p>
+        </w:tc>
+        <w:tc>
+          <w:tcPr/>
+          <w:p>
+            <w:pPr>
+              <w:pStyle w:val="Compact"/>
+              <w:jc w:val="right"/>
+            </w:pPr>
+            <w:r>
+              <w:t xml:space="preserve">38</w:t>
+            </w:r>
+          </w:p>
+        </w:tc>
+      </w:tr>
+      <w:tr>
+        <w:tc>
+          <w:tcPr/>
+          <w:p>
+            <w:pPr>
+              <w:pStyle w:val="Compact"/>
+              <w:jc w:val="left"/>
+            </w:pPr>
+            <w:r>
+              <w:t xml:space="preserve">3.1.5 Uso de modelos de linguagem de grande escala</w:t>
+            </w:r>
+          </w:p>
+        </w:tc>
+        <w:tc>
+          <w:tcPr/>
+          <w:p>
+            <w:pPr>
+              <w:pStyle w:val="Compact"/>
+              <w:jc w:val="right"/>
+            </w:pPr>
+            <w:r>
+              <w:t xml:space="preserve">38</w:t>
+            </w:r>
+          </w:p>
+        </w:tc>
+      </w:tr>
+      <w:tr>
+        <w:tc>
+          <w:tcPr/>
+          <w:p>
+            <w:pPr>
+              <w:pStyle w:val="Compact"/>
+              <w:jc w:val="left"/>
+            </w:pPr>
+            <w:r>
+              <w:t xml:space="preserve">3.2 Coortes do estudo</w:t>
+            </w:r>
+          </w:p>
+        </w:tc>
+        <w:tc>
+          <w:tcPr/>
+          <w:p>
+            <w:pPr>
+              <w:pStyle w:val="Compact"/>
+              <w:jc w:val="right"/>
+            </w:pPr>
+            <w:r>
+              <w:t xml:space="preserve">38</w:t>
+            </w:r>
+          </w:p>
+        </w:tc>
+      </w:tr>
+      <w:tr>
+        <w:tc>
+          <w:tcPr/>
+          <w:p>
+            <w:pPr>
+              <w:pStyle w:val="Compact"/>
+              <w:jc w:val="left"/>
+            </w:pPr>
+            <w:r>
+              <w:t xml:space="preserve">3.3 Congelamento analítico (analytical freeze)</w:t>
+            </w:r>
+          </w:p>
+        </w:tc>
+        <w:tc>
+          <w:tcPr/>
+          <w:p>
+            <w:pPr>
+              <w:pStyle w:val="Compact"/>
+              <w:jc w:val="right"/>
+            </w:pPr>
+            <w:r>
+              <w:t xml:space="preserve">42</w:t>
+            </w:r>
+          </w:p>
+        </w:tc>
+      </w:tr>
+      <w:tr>
+        <w:tc>
+          <w:tcPr/>
+          <w:p>
+            <w:pPr>
+              <w:pStyle w:val="Compact"/>
+              <w:jc w:val="left"/>
+            </w:pPr>
+            <w:r>
+              <w:t xml:space="preserve">3.3.1 Margem de não inferioridade (Delta-C-index = 0,010)</w:t>
+            </w:r>
+          </w:p>
+        </w:tc>
+        <w:tc>
+          <w:tcPr/>
+          <w:p>
+            <w:pPr>
+              <w:pStyle w:val="Compact"/>
+              <w:jc w:val="right"/>
+            </w:pPr>
+            <w:r>
+              <w:t xml:space="preserve">43</w:t>
+            </w:r>
+          </w:p>
+        </w:tc>
+      </w:tr>
+      <w:tr>
+        <w:tc>
+          <w:tcPr/>
+          <w:p>
+            <w:pPr>
+              <w:pStyle w:val="Compact"/>
+              <w:jc w:val="left"/>
+            </w:pPr>
+            <w:r>
+              <w:t xml:space="preserve">3.3.2 Atribuição determinística de folds (SHA-256)</w:t>
+            </w:r>
+          </w:p>
+        </w:tc>
+        <w:tc>
+          <w:tcPr/>
+          <w:p>
+            <w:pPr>
+              <w:pStyle w:val="Compact"/>
+              <w:jc w:val="right"/>
+            </w:pPr>
+            <w:r>
+              <w:t xml:space="preserve">43</w:t>
+            </w:r>
+          </w:p>
+        </w:tc>
+      </w:tr>
+      <w:tr>
+        <w:tc>
+          <w:tcPr/>
+          <w:p>
+            <w:pPr>
+              <w:pStyle w:val="Compact"/>
+              <w:jc w:val="left"/>
+            </w:pPr>
+            <w:r>
+              <w:t xml:space="preserve">3.3.3 Estratificação por evento</w:t>
+            </w:r>
+          </w:p>
+        </w:tc>
+        <w:tc>
+          <w:tcPr/>
+          <w:p>
+            <w:pPr>
+              <w:pStyle w:val="Compact"/>
+              <w:jc w:val="right"/>
+            </w:pPr>
+            <w:r>
+              <w:t xml:space="preserve">43</w:t>
+            </w:r>
+          </w:p>
+        </w:tc>
+      </w:tr>
+      <w:tr>
+        <w:tc>
+          <w:tcPr/>
+          <w:p>
+            <w:pPr>
+              <w:pStyle w:val="Compact"/>
+              <w:jc w:val="left"/>
+            </w:pPr>
+            <w:r>
+              <w:t xml:space="preserve">3.4 Pré-processamento de expressão gênica</w:t>
+            </w:r>
+          </w:p>
+        </w:tc>
+        <w:tc>
+          <w:tcPr/>
+          <w:p>
+            <w:pPr>
+              <w:pStyle w:val="Compact"/>
+              <w:jc w:val="right"/>
+            </w:pPr>
+            <w:r>
+              <w:t xml:space="preserve">44</w:t>
+            </w:r>
+          </w:p>
+        </w:tc>
+      </w:tr>
+      <w:tr>
+        <w:tc>
+          <w:tcPr/>
+          <w:p>
+            <w:pPr>
+              <w:pStyle w:val="Compact"/>
+              <w:jc w:val="left"/>
+            </w:pPr>
+            <w:r>
+              <w:t xml:space="preserve">3.4.1 Coortes RNA-seq (SCAN-B, TCGA-BRCA)</w:t>
+            </w:r>
+          </w:p>
+        </w:tc>
+        <w:tc>
+          <w:tcPr/>
+          <w:p>
+            <w:pPr>
+              <w:pStyle w:val="Compact"/>
+              <w:jc w:val="right"/>
+            </w:pPr>
+            <w:r>
+              <w:t xml:space="preserve">44</w:t>
+            </w:r>
+          </w:p>
+        </w:tc>
+      </w:tr>
+      <w:tr>
+        <w:tc>
+          <w:tcPr/>
+          <w:p>
+            <w:pPr>
+              <w:pStyle w:val="Compact"/>
+              <w:jc w:val="left"/>
+            </w:pPr>
+            <w:r>
+              <w:t xml:space="preserve">3.4.2 Coortes microarray (METABRIC, GSE20685, GSE1456, GSE25066, GSE20194,</w:t>
+            </w:r>
+          </w:p>
+        </w:tc>
+        <w:tc>
+          <w:tcPr/>
+          <w:p>
+            <w:pPr>
+              <w:pStyle w:val="Compact"/>
+              <w:jc w:val="right"/>
+            </w:pPr>
+            <w:r>
+              <w:t xml:space="preserve">44</w:t>
+            </w:r>
+          </w:p>
+        </w:tc>
+      </w:tr>
+      <w:tr>
+        <w:tc>
+          <w:tcPr/>
+          <w:p>
+            <w:pPr>
+              <w:pStyle w:val="Compact"/>
+              <w:jc w:val="left"/>
+            </w:pPr>
+            <w:r>
+              <w:t xml:space="preserve">3.5 Derivação do CorePAM</w:t>
+            </w:r>
+          </w:p>
+        </w:tc>
+        <w:tc>
+          <w:tcPr/>
+          <w:p>
+            <w:pPr>
+              <w:pStyle w:val="Compact"/>
+              <w:jc w:val="right"/>
+            </w:pPr>
+            <w:r>
+              <w:t xml:space="preserve">46</w:t>
+            </w:r>
+          </w:p>
+        </w:tc>
+      </w:tr>
+      <w:tr>
+        <w:tc>
+          <w:tcPr/>
+          <w:p>
+            <w:pPr>
+              <w:pStyle w:val="Compact"/>
+              <w:jc w:val="left"/>
+            </w:pPr>
+            <w:r>
+              <w:t xml:space="preserve">3.5.1 Regressão de Cox elastic-net: justificativa e parâmetros</w:t>
+            </w:r>
+          </w:p>
+        </w:tc>
+        <w:tc>
+          <w:tcPr/>
+          <w:p>
+            <w:pPr>
+              <w:pStyle w:val="Compact"/>
+              <w:jc w:val="right"/>
+            </w:pPr>
+            <w:r>
+              <w:t xml:space="preserve">47</w:t>
+            </w:r>
+          </w:p>
+        </w:tc>
+      </w:tr>
+      <w:tr>
+        <w:tc>
+          <w:tcPr/>
+          <w:p>
+            <w:pPr>
+              <w:pStyle w:val="Compact"/>
+              <w:jc w:val="left"/>
+            </w:pPr>
+            <w:r>
+              <w:t xml:space="preserve">3.5.2 Validação cruzada out-of-fold</w:t>
+            </w:r>
+          </w:p>
+        </w:tc>
+        <w:tc>
+          <w:tcPr/>
+          <w:p>
+            <w:pPr>
+              <w:pStyle w:val="Compact"/>
+              <w:jc w:val="right"/>
+            </w:pPr>
+            <w:r>
+              <w:t xml:space="preserve">47</w:t>
+            </w:r>
+          </w:p>
+        </w:tc>
+      </w:tr>
+      <w:tr>
+        <w:tc>
+          <w:tcPr/>
+          <w:p>
+            <w:pPr>
+              <w:pStyle w:val="Compact"/>
+              <w:jc w:val="left"/>
+            </w:pPr>
+            <w:r>
+              <w:t xml:space="preserve">3.5.3 Critério de seleção: não inferioridade e fronteira de Pareto</w:t>
+            </w:r>
+          </w:p>
+        </w:tc>
+        <w:tc>
+          <w:tcPr/>
+          <w:p>
+            <w:pPr>
+              <w:pStyle w:val="Compact"/>
+              <w:jc w:val="right"/>
+            </w:pPr>
+            <w:r>
+              <w:t xml:space="preserve">48</w:t>
+            </w:r>
+          </w:p>
+        </w:tc>
+      </w:tr>
+      <w:tr>
+        <w:tc>
+          <w:tcPr/>
+          <w:p>
+            <w:pPr>
+              <w:pStyle w:val="Compact"/>
+              <w:jc w:val="left"/>
+            </w:pPr>
+            <w:r>
+              <w:t xml:space="preserve">3.5.4 Análises de estabilidade da seleção</w:t>
+            </w:r>
+          </w:p>
+        </w:tc>
+        <w:tc>
+          <w:tcPr/>
+          <w:p>
+            <w:pPr>
+              <w:pStyle w:val="Compact"/>
+              <w:jc w:val="right"/>
+            </w:pPr>
+            <w:r>
+              <w:t xml:space="preserve">48</w:t>
+            </w:r>
+          </w:p>
+        </w:tc>
+      </w:tr>
+      <w:tr>
+        <w:tc>
+          <w:tcPr/>
+          <w:p>
+            <w:pPr>
+              <w:pStyle w:val="Compact"/>
+              <w:jc w:val="left"/>
+            </w:pPr>
+            <w:r>
+              <w:t xml:space="preserve">3.6 Cálculo do escore</w:t>
+            </w:r>
+          </w:p>
+        </w:tc>
+        <w:tc>
+          <w:tcPr/>
+          <w:p>
+            <w:pPr>
+              <w:pStyle w:val="Compact"/>
+              <w:jc w:val="right"/>
+            </w:pPr>
+            <w:r>
+              <w:t xml:space="preserve">48</w:t>
+            </w:r>
+          </w:p>
+        </w:tc>
+      </w:tr>
+      <w:tr>
+        <w:tc>
+          <w:tcPr/>
+          <w:p>
+            <w:pPr>
+              <w:pStyle w:val="Compact"/>
+              <w:jc w:val="left"/>
+            </w:pPr>
+            <w:r>
+              <w:t xml:space="preserve">3.6.1 Pontuação congelada (single-sample scoring)</w:t>
+            </w:r>
+          </w:p>
+        </w:tc>
+        <w:tc>
+          <w:tcPr/>
+          <w:p>
+            <w:pPr>
+              <w:pStyle w:val="Compact"/>
+              <w:jc w:val="right"/>
+            </w:pPr>
+            <w:r>
+              <w:t xml:space="preserve">49</w:t>
+            </w:r>
+          </w:p>
+        </w:tc>
+      </w:tr>
+      <w:tr>
+        <w:tc>
+          <w:tcPr/>
+          <w:p>
+            <w:pPr>
+              <w:pStyle w:val="Compact"/>
+              <w:jc w:val="left"/>
+            </w:pPr>
+            <w:r>
+              <w:t xml:space="preserve">3.7 Análise de sobrevida</w:t>
+            </w:r>
+          </w:p>
+        </w:tc>
+        <w:tc>
+          <w:tcPr/>
+          <w:p>
+            <w:pPr>
+              <w:pStyle w:val="Compact"/>
+              <w:jc w:val="right"/>
+            </w:pPr>
+            <w:r>
+              <w:t xml:space="preserve">49</w:t>
+            </w:r>
+          </w:p>
+        </w:tc>
+      </w:tr>
+      <w:tr>
+        <w:tc>
+          <w:tcPr/>
+          <w:p>
+            <w:pPr>
+              <w:pStyle w:val="Compact"/>
+              <w:jc w:val="left"/>
+            </w:pPr>
+            <w:r>
+              <w:t xml:space="preserve">3.7.1 Modelos de Cox</w:t>
+            </w:r>
+          </w:p>
+        </w:tc>
+        <w:tc>
+          <w:tcPr/>
+          <w:p>
+            <w:pPr>
+              <w:pStyle w:val="Compact"/>
+              <w:jc w:val="right"/>
+            </w:pPr>
+            <w:r>
+              <w:t xml:space="preserve">49</w:t>
+            </w:r>
+          </w:p>
+        </w:tc>
+      </w:tr>
+      <w:tr>
+        <w:tc>
+          <w:tcPr/>
+          <w:p>
+            <w:pPr>
+              <w:pStyle w:val="Compact"/>
+              <w:jc w:val="left"/>
+            </w:pPr>
+            <w:r>
+              <w:t xml:space="preserve">3.7.2 Métricas de discriminação</w:t>
+            </w:r>
+          </w:p>
+        </w:tc>
+        <w:tc>
+          <w:tcPr/>
+          <w:p>
+            <w:pPr>
+              <w:pStyle w:val="Compact"/>
+              <w:jc w:val="right"/>
+            </w:pPr>
+            <w:r>
+              <w:t xml:space="preserve">50</w:t>
+            </w:r>
+          </w:p>
+        </w:tc>
+      </w:tr>
+      <w:tr>
+        <w:tc>
+          <w:tcPr/>
+          <w:p>
+            <w:pPr>
+              <w:pStyle w:val="Compact"/>
+              <w:jc w:val="left"/>
+            </w:pPr>
+            <w:r>
+              <w:t xml:space="preserve">3.7.3 Curvas de Kaplan-Meier</w:t>
+            </w:r>
+          </w:p>
+        </w:tc>
+        <w:tc>
+          <w:tcPr/>
+          <w:p>
+            <w:pPr>
+              <w:pStyle w:val="Compact"/>
+              <w:jc w:val="right"/>
+            </w:pPr>
+            <w:r>
+              <w:t xml:space="preserve">50</w:t>
+            </w:r>
+          </w:p>
+        </w:tc>
+      </w:tr>
+      <w:tr>
+        <w:tc>
+          <w:tcPr/>
+          <w:p>
+            <w:pPr>
+              <w:pStyle w:val="Compact"/>
+              <w:jc w:val="left"/>
+            </w:pPr>
+            <w:r>
+              <w:t xml:space="preserve">3.7.4 Valor incremental: Delta-C-index</w:t>
+            </w:r>
+          </w:p>
+        </w:tc>
+        <w:tc>
+          <w:tcPr/>
+          <w:p>
+            <w:pPr>
+              <w:pStyle w:val="Compact"/>
+              <w:jc w:val="right"/>
+            </w:pPr>
+            <w:r>
+              <w:t xml:space="preserve">50</w:t>
+            </w:r>
+          </w:p>
+        </w:tc>
+      </w:tr>
+      <w:tr>
+        <w:tc>
+          <w:tcPr/>
+          <w:p>
+            <w:pPr>
+              <w:pStyle w:val="Compact"/>
+              <w:jc w:val="left"/>
+            </w:pPr>
+            <w:r>
+              <w:t xml:space="preserve">3.7.5 Calibração</w:t>
+            </w:r>
+          </w:p>
+        </w:tc>
+        <w:tc>
+          <w:tcPr/>
+          <w:p>
+            <w:pPr>
+              <w:pStyle w:val="Compact"/>
+              <w:jc w:val="right"/>
+            </w:pPr>
+            <w:r>
+              <w:t xml:space="preserve">51</w:t>
+            </w:r>
+          </w:p>
+        </w:tc>
+      </w:tr>
+      <w:tr>
+        <w:tc>
+          <w:tcPr/>
+          <w:p>
+            <w:pPr>
+              <w:pStyle w:val="Compact"/>
+              <w:jc w:val="left"/>
+            </w:pPr>
+            <w:r>
+              <w:t xml:space="preserve">3.7.6 Análise de curva de decisão (DCA)</w:t>
+            </w:r>
+          </w:p>
+        </w:tc>
+        <w:tc>
+          <w:tcPr/>
+          <w:p>
+            <w:pPr>
+              <w:pStyle w:val="Compact"/>
+              <w:jc w:val="right"/>
+            </w:pPr>
+            <w:r>
+              <w:t xml:space="preserve">51</w:t>
+            </w:r>
+          </w:p>
+        </w:tc>
+      </w:tr>
+      <w:tr>
+        <w:tc>
+          <w:tcPr/>
+          <w:p>
+            <w:pPr>
+              <w:pStyle w:val="Compact"/>
+              <w:jc w:val="left"/>
+            </w:pPr>
+            <w:r>
+              <w:t xml:space="preserve">3.7.7 Modelos expandidos com estadiamento</w:t>
+            </w:r>
+          </w:p>
+        </w:tc>
+        <w:tc>
+          <w:tcPr/>
+          <w:p>
+            <w:pPr>
+              <w:pStyle w:val="Compact"/>
+              <w:jc w:val="right"/>
+            </w:pPr>
+            <w:r>
+              <w:t xml:space="preserve">52</w:t>
+            </w:r>
+          </w:p>
+        </w:tc>
+      </w:tr>
+      <w:tr>
+        <w:tc>
+          <w:tcPr/>
+          <w:p>
+            <w:pPr>
+              <w:pStyle w:val="Compact"/>
+              <w:jc w:val="left"/>
+            </w:pPr>
+            <w:r>
+              <w:t xml:space="preserve">3.8 Meta-análise</w:t>
+            </w:r>
+          </w:p>
+        </w:tc>
+        <w:tc>
+          <w:tcPr/>
+          <w:p>
+            <w:pPr>
+              <w:pStyle w:val="Compact"/>
+              <w:jc w:val="right"/>
+            </w:pPr>
+            <w:r>
+              <w:t xml:space="preserve">52</w:t>
+            </w:r>
+          </w:p>
+        </w:tc>
+      </w:tr>
+      <w:tr>
+        <w:tc>
+          <w:tcPr/>
+          <w:p>
+            <w:pPr>
+              <w:pStyle w:val="Compact"/>
+              <w:jc w:val="left"/>
+            </w:pPr>
+            <w:r>
+              <w:t xml:space="preserve">3.9 Comparações head-to-head</w:t>
+            </w:r>
+          </w:p>
+        </w:tc>
+        <w:tc>
+          <w:tcPr/>
+          <w:p>
+            <w:pPr>
+              <w:pStyle w:val="Compact"/>
+              <w:jc w:val="right"/>
+            </w:pPr>
+            <w:r>
+              <w:t xml:space="preserve">52</w:t>
+            </w:r>
+          </w:p>
+        </w:tc>
+      </w:tr>
+      <w:tr>
+        <w:tc>
+          <w:tcPr/>
+          <w:p>
+            <w:pPr>
+              <w:pStyle w:val="Compact"/>
+              <w:jc w:val="left"/>
+            </w:pPr>
+            <w:r>
+              <w:rPr>
+                <w:b/>
+                <w:bCs/>
+              </w:rPr>
+              <w:t xml:space="preserve">4 RESULTADOS</w:t>
+            </w:r>
+          </w:p>
+        </w:tc>
+        <w:tc>
+          <w:tcPr/>
+          <w:p>
+            <w:pPr>
+              <w:pStyle w:val="Compact"/>
+              <w:jc w:val="right"/>
+            </w:pPr>
+            <w:r>
+              <w:t xml:space="preserve">54</w:t>
+            </w:r>
+          </w:p>
+        </w:tc>
+      </w:tr>
+      <w:tr>
+        <w:tc>
+          <w:tcPr/>
+          <w:p>
+            <w:pPr>
+              <w:pStyle w:val="Compact"/>
+              <w:jc w:val="left"/>
+            </w:pPr>
+            <w:r>
+              <w:t xml:space="preserve">4.1 Derivação do CorePAM: os 24 genes</w:t>
+            </w:r>
+          </w:p>
+        </w:tc>
+        <w:tc>
+          <w:tcPr/>
+          <w:p>
+            <w:pPr>
+              <w:pStyle w:val="Compact"/>
+              <w:jc w:val="right"/>
+            </w:pPr>
+            <w:r>
+              <w:t xml:space="preserve">54</w:t>
+            </w:r>
+          </w:p>
+        </w:tc>
+      </w:tr>
+      <w:tr>
+        <w:tc>
+          <w:tcPr/>
+          <w:p>
+            <w:pPr>
+              <w:pStyle w:val="Compact"/>
+              <w:jc w:val="left"/>
+            </w:pPr>
+            <w:r>
+              <w:t xml:space="preserve">4.2 Validação prognóstica externa</w:t>
+            </w:r>
+          </w:p>
+        </w:tc>
+        <w:tc>
+          <w:tcPr/>
+          <w:p>
+            <w:pPr>
+              <w:pStyle w:val="Compact"/>
+              <w:jc w:val="right"/>
+            </w:pPr>
+            <w:r>
+              <w:t xml:space="preserve">64</w:t>
+            </w:r>
+          </w:p>
+        </w:tc>
+      </w:tr>
+      <w:tr>
+        <w:tc>
+          <w:tcPr/>
+          <w:p>
+            <w:pPr>
+              <w:pStyle w:val="Compact"/>
+              <w:jc w:val="left"/>
+            </w:pPr>
+            <w:r>
+              <w:t xml:space="preserve">4.3 Meta-análise de sobrevida</w:t>
+            </w:r>
+          </w:p>
+        </w:tc>
+        <w:tc>
+          <w:tcPr/>
+          <w:p>
+            <w:pPr>
+              <w:pStyle w:val="Compact"/>
+              <w:jc w:val="right"/>
+            </w:pPr>
+            <w:r>
+              <w:t xml:space="preserve">72</w:t>
+            </w:r>
+          </w:p>
+        </w:tc>
+      </w:tr>
+      <w:tr>
+        <w:tc>
+          <w:tcPr/>
+          <w:p>
+            <w:pPr>
+              <w:pStyle w:val="Compact"/>
+              <w:jc w:val="left"/>
+            </w:pPr>
+            <w:r>
+              <w:t xml:space="preserve">4.4 Valor incremental sobre preditores clínicos</w:t>
+            </w:r>
+          </w:p>
+        </w:tc>
+        <w:tc>
+          <w:tcPr/>
+          <w:p>
+            <w:pPr>
+              <w:pStyle w:val="Compact"/>
+              <w:jc w:val="right"/>
+            </w:pPr>
+            <w:r>
+              <w:t xml:space="preserve">74</w:t>
+            </w:r>
+          </w:p>
+        </w:tc>
+      </w:tr>
+      <w:tr>
+        <w:tc>
+          <w:tcPr/>
+          <w:p>
+            <w:pPr>
+              <w:pStyle w:val="Compact"/>
+              <w:jc w:val="left"/>
+            </w:pPr>
+            <w:r>
+              <w:t xml:space="preserve">4.5 Independência do estadiamento clínico-patológico</w:t>
+            </w:r>
+          </w:p>
+        </w:tc>
+        <w:tc>
+          <w:tcPr/>
+          <w:p>
+            <w:pPr>
+              <w:pStyle w:val="Compact"/>
+              <w:jc w:val="right"/>
+            </w:pPr>
+            <w:r>
+              <w:t xml:space="preserve">78</w:t>
+            </w:r>
+          </w:p>
+        </w:tc>
+      </w:tr>
+      <w:tr>
+        <w:tc>
+          <w:tcPr/>
+          <w:p>
+            <w:pPr>
+              <w:pStyle w:val="Compact"/>
+              <w:jc w:val="left"/>
+            </w:pPr>
+            <w:r>
+              <w:t xml:space="preserve">4.6 Análises de sensibilidade</w:t>
+            </w:r>
+          </w:p>
+        </w:tc>
+        <w:tc>
+          <w:tcPr/>
+          <w:p>
+            <w:pPr>
+              <w:pStyle w:val="Compact"/>
+              <w:jc w:val="right"/>
+            </w:pPr>
+            <w:r>
+              <w:t xml:space="preserve">78</w:t>
+            </w:r>
+          </w:p>
+        </w:tc>
+      </w:tr>
+      <w:tr>
+        <w:tc>
+          <w:tcPr/>
+          <w:p>
+            <w:pPr>
+              <w:pStyle w:val="Compact"/>
+              <w:jc w:val="left"/>
+            </w:pPr>
+            <w:r>
+              <w:t xml:space="preserve">4.7 Análise de subgrupo por status de RE</w:t>
+            </w:r>
+          </w:p>
+        </w:tc>
+        <w:tc>
+          <w:tcPr/>
+          <w:p>
+            <w:pPr>
+              <w:pStyle w:val="Compact"/>
+              <w:jc w:val="right"/>
+            </w:pPr>
+            <w:r>
+              <w:t xml:space="preserve">85</w:t>
+            </w:r>
+          </w:p>
+        </w:tc>
+      </w:tr>
+      <w:tr>
+        <w:tc>
+          <w:tcPr/>
+          <w:p>
+            <w:pPr>
+              <w:pStyle w:val="Compact"/>
+              <w:jc w:val="left"/>
+            </w:pPr>
+            <w:r>
+              <w:t xml:space="preserve">4.8 Resposta patológica completa (pCR)</w:t>
+            </w:r>
+          </w:p>
+        </w:tc>
+        <w:tc>
+          <w:tcPr/>
+          <w:p>
+            <w:pPr>
+              <w:pStyle w:val="Compact"/>
+              <w:jc w:val="right"/>
+            </w:pPr>
+            <w:r>
+              <w:t xml:space="preserve">87</w:t>
+            </w:r>
+          </w:p>
+        </w:tc>
+      </w:tr>
+      <w:tr>
+        <w:tc>
+          <w:tcPr/>
+          <w:p>
+            <w:pPr>
+              <w:pStyle w:val="Compact"/>
+              <w:jc w:val="left"/>
+            </w:pPr>
+            <w:r>
+              <w:t xml:space="preserve">4.9 Comparação head-to-head com PAM50-full</w:t>
+            </w:r>
+          </w:p>
+        </w:tc>
+        <w:tc>
+          <w:tcPr/>
+          <w:p>
+            <w:pPr>
+              <w:pStyle w:val="Compact"/>
+              <w:jc w:val="right"/>
+            </w:pPr>
+            <w:r>
+              <w:t xml:space="preserve">94</w:t>
+            </w:r>
+          </w:p>
+        </w:tc>
+      </w:tr>
+      <w:tr>
+        <w:tc>
+          <w:tcPr/>
+          <w:p>
+            <w:pPr>
+              <w:pStyle w:val="Compact"/>
+              <w:jc w:val="left"/>
+            </w:pPr>
+            <w:r>
+              <w:t xml:space="preserve">4.10 Comparação com assinaturas estabelecidas</w:t>
+            </w:r>
+          </w:p>
+        </w:tc>
+        <w:tc>
+          <w:tcPr/>
+          <w:p>
+            <w:pPr>
+              <w:pStyle w:val="Compact"/>
+              <w:jc w:val="right"/>
+            </w:pPr>
+            <w:r>
+              <w:t xml:space="preserve">96</w:t>
+            </w:r>
+          </w:p>
+        </w:tc>
+      </w:tr>
+      <w:tr>
+        <w:tc>
+          <w:tcPr/>
+          <w:p>
+            <w:pPr>
+              <w:pStyle w:val="Compact"/>
+              <w:jc w:val="left"/>
+            </w:pPr>
+            <w:r>
+              <w:rPr>
+                <w:b/>
+                <w:bCs/>
+              </w:rPr>
+              <w:t xml:space="preserve">5 DISCUSSÃO</w:t>
+            </w:r>
+          </w:p>
+        </w:tc>
+        <w:tc>
+          <w:tcPr/>
+          <w:p>
+            <w:pPr>
+              <w:pStyle w:val="Compact"/>
+              <w:jc w:val="right"/>
+            </w:pPr>
+            <w:r>
+              <w:t xml:space="preserve">98</w:t>
+            </w:r>
+          </w:p>
+        </w:tc>
+      </w:tr>
+      <w:tr>
+        <w:tc>
+          <w:tcPr/>
+          <w:p>
+            <w:pPr>
+              <w:pStyle w:val="Compact"/>
+              <w:jc w:val="left"/>
+            </w:pPr>
+            <w:r>
+              <w:t xml:space="preserve">5.1 O CorePAM no contexto da medicina de precisão em oncologia</w:t>
+            </w:r>
+          </w:p>
+        </w:tc>
+        <w:tc>
+          <w:tcPr/>
+          <w:p>
+            <w:pPr>
+              <w:pStyle w:val="Compact"/>
+              <w:jc w:val="right"/>
+            </w:pPr>
+            <w:r>
+              <w:t xml:space="preserve">98</w:t>
+            </w:r>
+          </w:p>
+        </w:tc>
+      </w:tr>
+      <w:tr>
+        <w:tc>
+          <w:tcPr/>
+          <w:p>
+            <w:pPr>
+              <w:pStyle w:val="Compact"/>
+              <w:jc w:val="left"/>
+            </w:pPr>
+            <w:r>
+              <w:t xml:space="preserve">5.2 Derivação reprodutível: inovação metodológica</w:t>
+            </w:r>
+          </w:p>
+        </w:tc>
+        <w:tc>
+          <w:tcPr/>
+          <w:p>
+            <w:pPr>
+              <w:pStyle w:val="Compact"/>
+              <w:jc w:val="right"/>
+            </w:pPr>
+            <w:r>
+              <w:t xml:space="preserve">99</w:t>
+            </w:r>
+          </w:p>
+        </w:tc>
+      </w:tr>
+      <w:tr>
+        <w:tc>
+          <w:tcPr/>
+          <w:p>
+            <w:pPr>
+              <w:pStyle w:val="Compact"/>
+              <w:jc w:val="left"/>
+            </w:pPr>
+            <w:r>
+              <w:t xml:space="preserve">5.3 Coerência biológica: por que esses 24 genes?</w:t>
+            </w:r>
+          </w:p>
+        </w:tc>
+        <w:tc>
+          <w:tcPr/>
+          <w:p>
+            <w:pPr>
+              <w:pStyle w:val="Compact"/>
+              <w:jc w:val="right"/>
+            </w:pPr>
+            <w:r>
+              <w:t xml:space="preserve">100</w:t>
+            </w:r>
+          </w:p>
+        </w:tc>
+      </w:tr>
+      <w:tr>
+        <w:tc>
+          <w:tcPr/>
+          <w:p>
+            <w:pPr>
+              <w:pStyle w:val="Compact"/>
+              <w:jc w:val="left"/>
+            </w:pPr>
+            <w:r>
+              <w:t xml:space="preserve">5.4 Transportabilidade cross-plataforma</w:t>
+            </w:r>
+          </w:p>
+        </w:tc>
+        <w:tc>
+          <w:tcPr/>
+          <w:p>
+            <w:pPr>
+              <w:pStyle w:val="Compact"/>
+              <w:jc w:val="right"/>
+            </w:pPr>
+            <w:r>
+              <w:t xml:space="preserve">101</w:t>
+            </w:r>
+          </w:p>
+        </w:tc>
+      </w:tr>
+      <w:tr>
+        <w:tc>
+          <w:tcPr/>
+          <w:p>
+            <w:pPr>
+              <w:pStyle w:val="Compact"/>
+              <w:jc w:val="left"/>
+            </w:pPr>
+            <w:r>
+              <w:t xml:space="preserve">5.5 O paradoxo de menos genes, mais informação</w:t>
+            </w:r>
+          </w:p>
+        </w:tc>
+        <w:tc>
+          <w:tcPr/>
+          <w:p>
+            <w:pPr>
+              <w:pStyle w:val="Compact"/>
+              <w:jc w:val="right"/>
+            </w:pPr>
+            <w:r>
+              <w:t xml:space="preserve">102</w:t>
+            </w:r>
+          </w:p>
+        </w:tc>
+      </w:tr>
+      <w:tr>
+        <w:tc>
+          <w:tcPr/>
+          <w:p>
+            <w:pPr>
+              <w:pStyle w:val="Compact"/>
+              <w:jc w:val="left"/>
+            </w:pPr>
+            <w:r>
+              <w:t xml:space="preserve">5.6 A questão do z-score: coorte vs amostra única</w:t>
+            </w:r>
+          </w:p>
+        </w:tc>
+        <w:tc>
+          <w:tcPr/>
+          <w:p>
+            <w:pPr>
+              <w:pStyle w:val="Compact"/>
+              <w:jc w:val="right"/>
+            </w:pPr>
+            <w:r>
+              <w:t xml:space="preserve">103</w:t>
+            </w:r>
+          </w:p>
+        </w:tc>
+      </w:tr>
+      <w:tr>
+        <w:tc>
+          <w:tcPr/>
+          <w:p>
+            <w:pPr>
+              <w:pStyle w:val="Compact"/>
+              <w:jc w:val="left"/>
+            </w:pPr>
+            <w:r>
+              <w:t xml:space="preserve">5.7 O sinal em doença ER-positiva</w:t>
+            </w:r>
+          </w:p>
+        </w:tc>
+        <w:tc>
+          <w:tcPr/>
+          <w:p>
+            <w:pPr>
+              <w:pStyle w:val="Compact"/>
+              <w:jc w:val="right"/>
+            </w:pPr>
+            <w:r>
+              <w:t xml:space="preserve">103</w:t>
+            </w:r>
+          </w:p>
+        </w:tc>
+      </w:tr>
+      <w:tr>
+        <w:tc>
+          <w:tcPr/>
+          <w:p>
+            <w:pPr>
+              <w:pStyle w:val="Compact"/>
+              <w:jc w:val="left"/>
+            </w:pPr>
+            <w:r>
+              <w:t xml:space="preserve">5.8 A ponte entre prognóstico e predição de pCR</w:t>
+            </w:r>
+          </w:p>
+        </w:tc>
+        <w:tc>
+          <w:tcPr/>
+          <w:p>
+            <w:pPr>
+              <w:pStyle w:val="Compact"/>
+              <w:jc w:val="right"/>
+            </w:pPr>
+            <w:r>
+              <w:t xml:space="preserve">104</w:t>
+            </w:r>
+          </w:p>
+        </w:tc>
+      </w:tr>
+      <w:tr>
+        <w:tc>
+          <w:tcPr/>
+          <w:p>
+            <w:pPr>
+              <w:pStyle w:val="Compact"/>
+              <w:jc w:val="left"/>
+            </w:pPr>
+            <w:r>
+              <w:t xml:space="preserve">5.9 Calibração: boa discriminação não garante probabilidades corretas</w:t>
+            </w:r>
+          </w:p>
+        </w:tc>
+        <w:tc>
+          <w:tcPr/>
+          <w:p>
+            <w:pPr>
+              <w:pStyle w:val="Compact"/>
+              <w:jc w:val="right"/>
+            </w:pPr>
+            <w:r>
+              <w:t xml:space="preserve">105</w:t>
+            </w:r>
+          </w:p>
+        </w:tc>
+      </w:tr>
+      <w:tr>
+        <w:tc>
+          <w:tcPr/>
+          <w:p>
+            <w:pPr>
+              <w:pStyle w:val="Compact"/>
+              <w:jc w:val="left"/>
+            </w:pPr>
+            <w:r>
+              <w:t xml:space="preserve">5.10 Reflexões metodológicas para estudos prognósticos futuros</w:t>
+            </w:r>
+          </w:p>
+        </w:tc>
+        <w:tc>
+          <w:tcPr/>
+          <w:p>
+            <w:pPr>
+              <w:pStyle w:val="Compact"/>
+              <w:jc w:val="right"/>
+            </w:pPr>
+            <w:r>
+              <w:t xml:space="preserve">105</w:t>
+            </w:r>
+          </w:p>
+        </w:tc>
+      </w:tr>
+      <w:tr>
+        <w:tc>
+          <w:tcPr/>
+          <w:p>
+            <w:pPr>
+              <w:pStyle w:val="Compact"/>
+              <w:jc w:val="left"/>
+            </w:pPr>
+            <w:r>
+              <w:t xml:space="preserve">5.11 O caminho até a clínica: o que falta?</w:t>
+            </w:r>
+          </w:p>
+        </w:tc>
+        <w:tc>
+          <w:tcPr/>
+          <w:p>
+            <w:pPr>
+              <w:pStyle w:val="Compact"/>
+              <w:jc w:val="right"/>
+            </w:pPr>
+            <w:r>
+              <w:t xml:space="preserve">106</w:t>
+            </w:r>
+          </w:p>
+        </w:tc>
+      </w:tr>
+      <w:tr>
+        <w:tc>
+          <w:tcPr/>
+          <w:p>
+            <w:pPr>
+              <w:pStyle w:val="Compact"/>
+              <w:jc w:val="left"/>
+            </w:pPr>
+            <w:r>
+              <w:t xml:space="preserve">5.12 Relevância para o contexto brasileiro e o SUS</w:t>
+            </w:r>
+          </w:p>
+        </w:tc>
+        <w:tc>
+          <w:tcPr/>
+          <w:p>
+            <w:pPr>
+              <w:pStyle w:val="Compact"/>
+              <w:jc w:val="right"/>
+            </w:pPr>
+            <w:r>
+              <w:t xml:space="preserve">106</w:t>
+            </w:r>
+          </w:p>
+        </w:tc>
+      </w:tr>
+      <w:tr>
+        <w:tc>
+          <w:tcPr/>
+          <w:p>
+            <w:pPr>
+              <w:pStyle w:val="Compact"/>
+              <w:jc w:val="left"/>
+            </w:pPr>
+            <w:r>
+              <w:t xml:space="preserve">5.13 Limitações</w:t>
+            </w:r>
+          </w:p>
+        </w:tc>
+        <w:tc>
+          <w:tcPr/>
+          <w:p>
+            <w:pPr>
+              <w:pStyle w:val="Compact"/>
+              <w:jc w:val="right"/>
+            </w:pPr>
+            <w:r>
+              <w:t xml:space="preserve">107</w:t>
+            </w:r>
+          </w:p>
+        </w:tc>
+      </w:tr>
+      <w:tr>
+        <w:tc>
+          <w:tcPr/>
+          <w:p>
+            <w:pPr>
+              <w:pStyle w:val="Compact"/>
+              <w:jc w:val="left"/>
+            </w:pPr>
+            <w:r>
+              <w:t xml:space="preserve">5.14 Perspectivas e estudos futuros</w:t>
+            </w:r>
+          </w:p>
+        </w:tc>
+        <w:tc>
+          <w:tcPr/>
+          <w:p>
+            <w:pPr>
+              <w:pStyle w:val="Compact"/>
+              <w:jc w:val="right"/>
+            </w:pPr>
+            <w:r>
+              <w:t xml:space="preserve">108</w:t>
+            </w:r>
+          </w:p>
+        </w:tc>
+      </w:tr>
+      <w:tr>
+        <w:tc>
+          <w:tcPr/>
+          <w:p>
+            <w:pPr>
+              <w:pStyle w:val="Compact"/>
+              <w:jc w:val="left"/>
+            </w:pPr>
+            <w:r>
+              <w:rPr>
+                <w:b/>
+                <w:bCs/>
+              </w:rPr>
+              <w:t xml:space="preserve">6 CONCLUSÃO</w:t>
+            </w:r>
+          </w:p>
+        </w:tc>
+        <w:tc>
+          <w:tcPr/>
+          <w:p>
+            <w:pPr>
+              <w:pStyle w:val="Compact"/>
+              <w:jc w:val="right"/>
+            </w:pPr>
+            <w:r>
+              <w:t xml:space="preserve">109</w:t>
+            </w:r>
+          </w:p>
+        </w:tc>
+      </w:tr>
+      <w:tr>
+        <w:tc>
+          <w:tcPr/>
+          <w:p>
+            <w:pPr>
+              <w:pStyle w:val="Compact"/>
+              <w:jc w:val="left"/>
+            </w:pPr>
+            <w:r>
+              <w:rPr>
+                <w:b/>
+                <w:bCs/>
+              </w:rPr>
+              <w:t xml:space="preserve">APÊNDICE A — Pipeline</w:t>
+            </w:r>
+          </w:p>
+        </w:tc>
+        <w:tc>
+          <w:tcPr/>
+          <w:p>
+            <w:pPr>
+              <w:pStyle w:val="Compact"/>
+              <w:jc w:val="right"/>
+            </w:pPr>
+            <w:r>
+              <w:t xml:space="preserve">20</w:t>
+            </w:r>
+          </w:p>
+        </w:tc>
+      </w:tr>
+      <w:tr>
+        <w:tc>
+          <w:tcPr/>
+          <w:p>
+            <w:pPr>
+              <w:pStyle w:val="Compact"/>
+              <w:jc w:val="left"/>
+            </w:pPr>
+            <w:r>
+              <w:rPr>
+                <w:b/>
+                <w:bCs/>
+              </w:rPr>
+              <w:t xml:space="preserve">REFERÊNCIAS BIBLIOGRÁFICAS</w:t>
+            </w:r>
+          </w:p>
+        </w:tc>
+        <w:tc>
+          <w:tcPr/>
+          <w:p>
+            <w:pPr>
+              <w:pStyle w:val="Compact"/>
+              <w:jc w:val="right"/>
+            </w:pPr>
+            <w:r>
+              <w:t xml:space="preserve">110</w:t>
+            </w:r>
+          </w:p>
+        </w:tc>
+      </w:tr>
+      <w:tr>
+        <w:tc>
+          <w:tcPr/>
+          <w:p>
+            <w:pPr>
+              <w:pStyle w:val="Compact"/>
+              <w:jc w:val="left"/>
+            </w:pPr>
+            <w:r>
+              <w:rPr>
+                <w:b/>
+                <w:bCs/>
+              </w:rPr>
+              <w:t xml:space="preserve">APÊNDICE A — Pipeline computacional</w:t>
+            </w:r>
+          </w:p>
+        </w:tc>
+        <w:tc>
+          <w:tcPr/>
+          <w:p>
+            <w:pPr>
+              <w:pStyle w:val="Compact"/>
+              <w:jc w:val="right"/>
+            </w:pPr>
+            <w:r>
+              <w:t xml:space="preserve">119</w:t>
+            </w:r>
+          </w:p>
+        </w:tc>
+      </w:tr>
+      <w:tr>
+        <w:tc>
+          <w:tcPr/>
+          <w:p>
+            <w:pPr>
+              <w:pStyle w:val="Compact"/>
+              <w:jc w:val="left"/>
+            </w:pPr>
+            <w:r>
+              <w:rPr>
+                <w:b/>
+                <w:bCs/>
+              </w:rPr>
+              <w:t xml:space="preserve">APÊNDICE B — Artigo publicado no Breast Cancer Research</w:t>
+            </w:r>
+          </w:p>
+        </w:tc>
+        <w:tc>
+          <w:tcPr/>
+          <w:p>
+            <w:pPr>
+              <w:pStyle w:val="Compact"/>
+              <w:jc w:val="right"/>
+            </w:pPr>
+            <w:r>
+              <w:t xml:space="preserve">130</w:t>
+            </w:r>
+          </w:p>
+        </w:tc>
+      </w:tr>
+    </w:tbl>
     <w:bookmarkEnd w:id="29"/>
     <w:bookmarkStart w:id="51" w:name="introdução"/>
     <w:p>
@@ -3641,14 +7004,10 @@
       <w:r>
         <w:t xml:space="preserve"> </w:t>
       </w:r>
-      <w:hyperlink w:anchor="fig-centroides-corepam">
-        <w:r>
-          <w:rPr>
-            <w:rStyle w:val="Hyperlink"/>
-          </w:rPr>
-          <w:t xml:space="preserve">Figura 1</w:t>
-        </w:r>
-      </w:hyperlink>
+      <w:r>
+        <w:rPr/>
+        <w:t xml:space="preserve">Figura 1</w:t>
+      </w:r>
       <w:r>
         <w:t xml:space="preserve">, o primeiro quadro mostra a amostra tumoral como um vetor de expressão: cada gene contribui uma pequena parte da identidade molecular. O segundo quadro mostra a comparação com centroides. O tumor ilustrativo se aproxima mais do centroide</w:t>
       </w:r>
@@ -3726,14 +7085,10 @@
       <w:r>
         <w:t xml:space="preserve"> </w:t>
       </w:r>
-      <w:hyperlink w:anchor="fig-subtipos">
-        <w:r>
-          <w:rPr>
-            <w:rStyle w:val="Hyperlink"/>
-          </w:rPr>
-          <w:t xml:space="preserve">Figura 2</w:t>
-        </w:r>
-      </w:hyperlink>
+      <w:r>
+        <w:rPr/>
+        <w:t xml:space="preserve">Figura 2</w:t>
+      </w:r>
       <w:r>
         <w:t xml:space="preserve"> </w:t>
       </w:r>
@@ -3846,14 +7201,10 @@
       <w:r>
         <w:t xml:space="preserve"> </w:t>
       </w:r>
-      <w:hyperlink w:anchor="fig-subtipos">
-        <w:r>
-          <w:rPr>
-            <w:rStyle w:val="Hyperlink"/>
-          </w:rPr>
-          <w:t xml:space="preserve">Figura 2</w:t>
-        </w:r>
-      </w:hyperlink>
+      <w:r>
+        <w:rPr/>
+        <w:t xml:space="preserve">Figura 2</w:t>
+      </w:r>
       <w:r>
         <w:t xml:space="preserve">, cada quadro deve ser lido em duas camadas. A camada molecular é o nome do subtipo intrínseco, definido pelo PAM50 a partir de centroides de expressão. A camada clínica é o conjunto de marcadores de imuno-histoquímica mostrado abaixo, que funciona como aproximação prática. No quadro</w:t>
       </w:r>
@@ -4331,14 +7682,10 @@
       <w:r>
         <w:t xml:space="preserve"> </w:t>
       </w:r>
-      <w:hyperlink w:anchor="fig-timeline">
-        <w:r>
-          <w:rPr>
-            <w:rStyle w:val="Hyperlink"/>
-          </w:rPr>
-          <w:t xml:space="preserve">Figura 3</w:t>
-        </w:r>
-      </w:hyperlink>
+      <w:r>
+        <w:rPr/>
+        <w:t xml:space="preserve">Figura 3</w:t>
+      </w:r>
       <w:r>
         <w:t xml:space="preserve">, o eixo horizontal conta a história de uma mudança de paradigma. À esquerda estão as primeiras assinaturas desenvolvidas em</w:t>
       </w:r>
@@ -6889,14 +10236,10 @@
       <w:r>
         <w:t xml:space="preserve"> </w:t>
       </w:r>
-      <w:hyperlink w:anchor="fig-study-design">
-        <w:r>
-          <w:rPr>
-            <w:rStyle w:val="Hyperlink"/>
-          </w:rPr>
-          <w:t xml:space="preserve">Figura 4</w:t>
-        </w:r>
-      </w:hyperlink>
+      <w:r>
+        <w:rPr/>
+        <w:t xml:space="preserve">Figura 4</w:t>
+      </w:r>
       <w:r>
         <w:t xml:space="preserve"> </w:t>
       </w:r>
@@ -6993,14 +10336,10 @@
       <w:r>
         <w:t xml:space="preserve"> </w:t>
       </w:r>
-      <w:hyperlink w:anchor="fig-study-design">
-        <w:r>
-          <w:rPr>
-            <w:rStyle w:val="Hyperlink"/>
-          </w:rPr>
-          <w:t xml:space="preserve">Figura 4</w:t>
-        </w:r>
-      </w:hyperlink>
+      <w:r>
+        <w:rPr/>
+        <w:t xml:space="preserve">Figura 4</w:t>
+      </w:r>
       <w:r>
         <w:t xml:space="preserve">, a leitura começa pelo primeiro quadro: a coorte SCAN-B entra como coorte de derivação. Ela é grande, moderna e medida por</w:t>
       </w:r>
@@ -8246,14 +11585,10 @@
       <w:r>
         <w:t xml:space="preserve"> </w:t>
       </w:r>
-      <w:hyperlink w:anchor="tbl-cohorts-survival">
-        <w:r>
-          <w:rPr>
-            <w:rStyle w:val="Hyperlink"/>
-          </w:rPr>
-          <w:t xml:space="preserve">Tabela 3</w:t>
-        </w:r>
-      </w:hyperlink>
+      <w:r>
+        <w:rPr/>
+        <w:t xml:space="preserve">Tabela 3</w:t>
+      </w:r>
       <w:r>
         <w:t xml:space="preserve"> </w:t>
       </w:r>
@@ -8263,14 +11598,10 @@
       <w:r>
         <w:t xml:space="preserve"> </w:t>
       </w:r>
-      <w:hyperlink w:anchor="tbl-cohorts-pcr">
-        <w:r>
-          <w:rPr>
-            <w:rStyle w:val="Hyperlink"/>
-          </w:rPr>
-          <w:t xml:space="preserve">Tabela 4</w:t>
-        </w:r>
-      </w:hyperlink>
+      <w:r>
+        <w:rPr/>
+        <w:t xml:space="preserve">Tabela 4</w:t>
+      </w:r>
       <w:r>
         <w:t xml:space="preserve"> </w:t>
       </w:r>
@@ -8280,14 +11611,10 @@
       <w:r>
         <w:t xml:space="preserve"> </w:t>
       </w:r>
-      <w:hyperlink w:anchor="tbl-cohorts-survival">
-        <w:r>
-          <w:rPr>
-            <w:rStyle w:val="Hyperlink"/>
-          </w:rPr>
-          <w:t xml:space="preserve">Tabela 3</w:t>
-        </w:r>
-      </w:hyperlink>
+      <w:r>
+        <w:rPr/>
+        <w:t xml:space="preserve">Tabela 3</w:t>
+      </w:r>
       <w:r>
         <w:t xml:space="preserve">,</w:t>
       </w:r>
@@ -9368,14 +12695,10 @@
       <w:r>
         <w:t xml:space="preserve"> </w:t>
       </w:r>
-      <w:hyperlink w:anchor="fig-fluxograma-coortes">
-        <w:r>
-          <w:rPr>
-            <w:rStyle w:val="Hyperlink"/>
-          </w:rPr>
-          <w:t xml:space="preserve">Figura 5</w:t>
-        </w:r>
-      </w:hyperlink>
+      <w:r>
+        <w:rPr/>
+        <w:t xml:space="preserve">Figura 5</w:t>
+      </w:r>
       <w:r>
         <w:t xml:space="preserve">, o leitor deve observar primeiro a separação entre os dois blocos clínicos. O bloco de sobrevida responde à pergunta prognóstica: quem tem maior risco de evento ao longo do tempo? O bloco de pCR responde a uma pergunta preditiva: quem tem maior chance de desaparecer patologicamente com quimioterapia neoadjuvante? Dentro do bloco de sobrevida, SCAN-B aparece com papel diferente das demais: é derivação, não validação. TCGA-BRCA testa outro</w:t>
       </w:r>
@@ -9465,14 +12788,10 @@
       <w:r>
         <w:t xml:space="preserve"> </w:t>
       </w:r>
-      <w:hyperlink w:anchor="tbl-freeze">
-        <w:r>
-          <w:rPr>
-            <w:rStyle w:val="Hyperlink"/>
-          </w:rPr>
-          <w:t xml:space="preserve">Tabela 5</w:t>
-        </w:r>
-      </w:hyperlink>
+      <w:r>
+        <w:rPr/>
+        <w:t xml:space="preserve">Tabela 5</w:t>
+      </w:r>
       <w:r>
         <w:t xml:space="preserve"> </w:t>
       </w:r>
@@ -11029,14 +14348,10 @@
       <w:r>
         <w:t xml:space="preserve"> </w:t>
       </w:r>
-      <w:hyperlink w:anchor="tbl-gene-coverage">
-        <w:r>
-          <w:rPr>
-            <w:rStyle w:val="Hyperlink"/>
-          </w:rPr>
-          <w:t xml:space="preserve">Tabela 6</w:t>
-        </w:r>
-      </w:hyperlink>
+      <w:r>
+        <w:rPr/>
+        <w:t xml:space="preserve">Tabela 6</w:t>
+      </w:r>
       <w:r>
         <w:t xml:space="preserve"> </w:t>
       </w:r>
@@ -11189,14 +14504,10 @@
       <w:r>
         <w:t xml:space="preserve"> </w:t>
       </w:r>
-      <w:hyperlink w:anchor="fig-derivacao">
-        <w:r>
-          <w:rPr>
-            <w:rStyle w:val="Hyperlink"/>
-          </w:rPr>
-          <w:t xml:space="preserve">Figura 6</w:t>
-        </w:r>
-      </w:hyperlink>
+      <w:r>
+        <w:rPr/>
+        <w:t xml:space="preserve">Figura 6</w:t>
+      </w:r>
       <w:r>
         <w:t xml:space="preserve">, o fluxo deve ser lido de cima para baixo. No topo entram os 50 genes do PAM50 candidatos no SCAN-B. Em seguida, a regressão de Cox</w:t>
       </w:r>
@@ -12918,14 +16229,10 @@
       <w:r>
         <w:t xml:space="preserve"> </w:t>
       </w:r>
-      <w:hyperlink w:anchor="fig-pareto">
-        <w:r>
-          <w:rPr>
-            <w:rStyle w:val="Hyperlink"/>
-          </w:rPr>
-          <w:t xml:space="preserve">Figura 7</w:t>
-        </w:r>
-      </w:hyperlink>
+      <w:r>
+        <w:rPr/>
+        <w:t xml:space="preserve">Figura 7</w:t>
+      </w:r>
       <w:r>
         <w:t xml:space="preserve"> </w:t>
       </w:r>
@@ -13074,14 +16381,10 @@
       <w:r>
         <w:t xml:space="preserve"> </w:t>
       </w:r>
-      <w:hyperlink w:anchor="fig-pareto">
-        <w:r>
-          <w:rPr>
-            <w:rStyle w:val="Hyperlink"/>
-          </w:rPr>
-          <w:t xml:space="preserve">Figura 7</w:t>
-        </w:r>
-      </w:hyperlink>
+      <w:r>
+        <w:rPr/>
+        <w:t xml:space="preserve">Figura 7</w:t>
+      </w:r>
       <w:r>
         <w:t xml:space="preserve"> </w:t>
       </w:r>
@@ -14817,14 +18120,10 @@
       <w:r>
         <w:t xml:space="preserve"> </w:t>
       </w:r>
-      <w:hyperlink w:anchor="fig-weights">
-        <w:r>
-          <w:rPr>
-            <w:rStyle w:val="Hyperlink"/>
-          </w:rPr>
-          <w:t xml:space="preserve">Figura 8</w:t>
-        </w:r>
-      </w:hyperlink>
+      <w:r>
+        <w:rPr/>
+        <w:t xml:space="preserve">Figura 8</w:t>
+      </w:r>
       <w:r>
         <w:t xml:space="preserve">, a direção das barras é tão importante quanto o tamanho. Barras à direita indicam genes cujo aumento empurra o escore para maior risco; barras à esquerda indicam genes associados a comportamento mais favorável. EXO1 e PTTG1 aparecem como sinais de proliferação e instabilidade genômica, coerentes com maior risco. NAT1, BLVRA, BCL2, MLPH e PGR pertencem ao eixo de diferenciação luminal, que em geral acompanha tumores mais dependentes de hormônio e de melhor comportamento clínico. A figura também mostra que o CorePAM não é uma lista aleatória de marcadores: ele reúne eixos biológicos conhecidos do câncer de mama. Alguns sinais podem parecer contraintuitivos quando vistos gene a gene, como ESR1 com peso positivo ou ERBB2 com peso negativo. Isso ocorre porque o peso de cada gene é estimado dentro de um conjunto correlacionado; ele representa contribuição residual depois que os demais genes já estão no modelo, não uma leitura isolada como uma lâmina de imuno-histoquímica.</w:t>
       </w:r>
@@ -14929,14 +18228,10 @@
       <w:r>
         <w:t xml:space="preserve">(B = 200): 15 dos 24 genes foram selecionados em ≥ 70% das reamostras (</w:t>
       </w:r>
-      <w:hyperlink w:anchor="fig-bootstrap">
-        <w:r>
-          <w:rPr>
-            <w:rStyle w:val="Hyperlink"/>
-          </w:rPr>
-          <w:t xml:space="preserve">Figura 9</w:t>
-        </w:r>
-      </w:hyperlink>
+      <w:r>
+        <w:rPr/>
+        <w:t xml:space="preserve">Figura 9</w:t>
+      </w:r>
       <w:r>
         <w:t xml:space="preserve">). A análise</w:t>
       </w:r>
@@ -14956,14 +18251,10 @@
       <w:r>
         <w:t xml:space="preserve">confirmou resiliência estrutural (</w:t>
       </w:r>
-      <w:hyperlink w:anchor="fig-dropgene">
-        <w:r>
-          <w:rPr>
-            <w:rStyle w:val="Hyperlink"/>
-          </w:rPr>
-          <w:t xml:space="preserve">Figura 10</w:t>
-        </w:r>
-      </w:hyperlink>
+      <w:r>
+        <w:rPr/>
+        <w:t xml:space="preserve">Figura 10</w:t>
+      </w:r>
       <w:r>
         <w:t xml:space="preserve">): nenhum gene individual carrega o desempenho do modelo, com perda máxima de apenas 0,044 pontos de</w:t>
       </w:r>
@@ -15073,14 +18364,10 @@
       <w:r>
         <w:t xml:space="preserve"> </w:t>
       </w:r>
-      <w:hyperlink w:anchor="fig-bootstrap">
-        <w:r>
-          <w:rPr>
-            <w:rStyle w:val="Hyperlink"/>
-          </w:rPr>
-          <w:t xml:space="preserve">Figura 9</w:t>
-        </w:r>
-      </w:hyperlink>
+      <w:r>
+        <w:rPr/>
+        <w:t xml:space="preserve">Figura 9</w:t>
+      </w:r>
       <w:r>
         <w:t xml:space="preserve">, a pergunta é estabilidade. Cada barra mostra quantas vezes o gene reaparece quando a coorte SCAN-B é reamostrada repetidamente. Uma analogia clínica útil é a reprodutibilidade de um achado em consultas diferentes: se um sinal aparece apenas uma vez, talvez seja acaso; se aparece repetidamente, merece confiança maior. ACTR3B e NAT1 surgem em 100% das reamostras, indicando seleção extremamente estável. Genes com frequência intermediária não são necessariamente irrelevantes; eles podem representar programas biológicos parcialmente redundantes, em que genes vizinhos competem entre si. O ponto principal é que a maioria dos genes do CorePAM reaparece com frequência alta, sustentando que o painel de 24 genes não depende de uma partição fortuita da coorte.</w:t>
       </w:r>
@@ -15179,14 +18466,10 @@
       <w:r>
         <w:t xml:space="preserve"> </w:t>
       </w:r>
-      <w:hyperlink w:anchor="fig-dropgene">
-        <w:r>
-          <w:rPr>
-            <w:rStyle w:val="Hyperlink"/>
-          </w:rPr>
-          <w:t xml:space="preserve">Figura 10</w:t>
-        </w:r>
-      </w:hyperlink>
+      <w:r>
+        <w:rPr/>
+        <w:t xml:space="preserve">Figura 10</w:t>
+      </w:r>
       <w:r>
         <w:t xml:space="preserve">, a pergunta é dependência excessiva. Cada barra mostra o que acontece com o</w:t>
       </w:r>
@@ -15229,14 +18512,10 @@
       <w:r>
         <w:t xml:space="preserve">O escore CorePAM foi associado a pior sobrevida em todas as coortes externas de validação (</w:t>
       </w:r>
-      <w:hyperlink w:anchor="tbl-survival-performance">
-        <w:r>
-          <w:rPr>
-            <w:rStyle w:val="Hyperlink"/>
-          </w:rPr>
-          <w:t xml:space="preserve">Tabela 8</w:t>
-        </w:r>
-      </w:hyperlink>
+      <w:r>
+        <w:rPr/>
+        <w:t xml:space="preserve">Tabela 8</w:t>
+      </w:r>
       <w:r>
         <w:t xml:space="preserve">). A leitura da tabela deve ser feita em três camadas. Primeiro, o</w:t>
       </w:r>
@@ -15755,14 +19034,10 @@
       <w:r>
         <w:t xml:space="preserve"> </w:t>
       </w:r>
-      <w:hyperlink w:anchor="tbl-survival-performance">
-        <w:r>
-          <w:rPr>
-            <w:rStyle w:val="Hyperlink"/>
-          </w:rPr>
-          <w:t xml:space="preserve">Tabela 8</w:t>
-        </w:r>
-      </w:hyperlink>
+      <w:r>
+        <w:rPr/>
+        <w:t xml:space="preserve">Tabela 8</w:t>
+      </w:r>
       <w:r>
         <w:t xml:space="preserve"> </w:t>
       </w:r>
@@ -15777,14 +19052,10 @@
       <w:r>
         <w:t xml:space="preserve">As curvas de Kaplan-Meier (</w:t>
       </w:r>
-      <w:hyperlink w:anchor="fig-km-multipanel">
-        <w:r>
-          <w:rPr>
-            <w:rStyle w:val="Hyperlink"/>
-          </w:rPr>
-          <w:t xml:space="preserve">Figura 11</w:t>
-        </w:r>
-      </w:hyperlink>
+      <w:r>
+        <w:rPr/>
+        <w:t xml:space="preserve">Figura 11</w:t>
+      </w:r>
       <w:r>
         <w:t xml:space="preserve">) mostraram separação visual clara entre os grupos de alto e baixo risco em todas as cinco coortes. Cada painel representa uma coorte independente. O eixo horizontal mostra o tempo em meses, e o eixo vertical mostra a fração de pacientes ainda sem o evento de interesse. A curva vermelha corresponde ao grupo de</w:t>
       </w:r>
@@ -15910,14 +19181,10 @@
       <w:r>
         <w:t xml:space="preserve"> </w:t>
       </w:r>
-      <w:hyperlink w:anchor="fig-km-multipanel">
-        <w:r>
-          <w:rPr>
-            <w:rStyle w:val="Hyperlink"/>
-          </w:rPr>
-          <w:t xml:space="preserve">Figura 11</w:t>
-        </w:r>
-      </w:hyperlink>
+      <w:r>
+        <w:rPr/>
+        <w:t xml:space="preserve">Figura 11</w:t>
+      </w:r>
       <w:r>
         <w:t xml:space="preserve">, cada painel conta a mesma história em uma coorte diferente: o SCAN-B mostra a separação mais limpa, por ser a maior e a coorte de derivação; a TCGA-BRCA, mais discreta, por ter seguimento mais curto e menos eventos; a METABRIC mantém a separação por muitos anos, adequada à doença de história natural longa; e GSE20685 e GSE1456, menores, têm intervalos mais largos, mas preservam a direção do efeito. A figura funciona como a</w:t>
       </w:r>
@@ -16028,14 +19295,10 @@
       <w:r>
         <w:t xml:space="preserve"> </w:t>
       </w:r>
-      <w:hyperlink w:anchor="fig-km-scanb">
-        <w:r>
-          <w:rPr>
-            <w:rStyle w:val="Hyperlink"/>
-          </w:rPr>
-          <w:t xml:space="preserve">Figura 12</w:t>
-        </w:r>
-      </w:hyperlink>
+      <w:r>
+        <w:rPr/>
+        <w:t xml:space="preserve">Figura 12</w:t>
+      </w:r>
       <w:r>
         <w:t xml:space="preserve">, a separação é a mais ampla porque o SCAN-B é a coorte de derivação e a maior coorte individual do estudo: o HR dicotomizado de 2,83 indica risco de morte quase três vezes maior acima da mediana do CorePAM. As curvas se separam cedo e permanecem afastadas, sugerindo uma diferença biológica presente desde o início da história da doença. Como a mesma coorte foi usada para derivar o modelo, porém, este resultado deve ser lido como demonstração interna de coerência — não como validação externa nem prova de generalização.</w:t>
       </w:r>
@@ -16134,14 +19397,10 @@
       <w:r>
         <w:t xml:space="preserve"> </w:t>
       </w:r>
-      <w:hyperlink w:anchor="fig-km-tcga">
-        <w:r>
-          <w:rPr>
-            <w:rStyle w:val="Hyperlink"/>
-          </w:rPr>
-          <w:t xml:space="preserve">Figura 13</w:t>
-        </w:r>
-      </w:hyperlink>
+      <w:r>
+        <w:rPr/>
+        <w:t xml:space="preserve">Figura 13</w:t>
+      </w:r>
       <w:r>
         <w:t xml:space="preserve">, a separação é mais discreta — esperado, não contraditório. A TCGA-BRCA tem seguimento mediano curto, menos eventos e composição clínica menos voltada ao seguimento longitudinal; é como uma consulta com pouco tempo de observação, em que a ausência de grande diferença visual reflete menor oportunidade de observar eventos, não ausência de biologia. Ainda assim, a direção do efeito permanece correta e significativa na análise contínua, mostrando que o escore calculado em outro</w:t>
       </w:r>
@@ -16272,14 +19531,10 @@
       <w:r>
         <w:t xml:space="preserve"> </w:t>
       </w:r>
-      <w:hyperlink w:anchor="fig-km-metabric">
-        <w:r>
-          <w:rPr>
-            <w:rStyle w:val="Hyperlink"/>
-          </w:rPr>
-          <w:t xml:space="preserve">Figura 14</w:t>
-        </w:r>
-      </w:hyperlink>
+      <w:r>
+        <w:rPr/>
+        <w:t xml:space="preserve">Figura 14</w:t>
+      </w:r>
       <w:r>
         <w:t xml:space="preserve">, a separação se mantém por mais de 200 meses — leitura particularmente relevante para a doença RE-positiva, em que eventos tardios são frequentes e decisões como a extensão da hormonioterapia dependem de risco prolongado. A METABRIC usa sobrevida doença-específica, o que reduz o ruído de mortes por outras causas (por isso a meta-análise incluiu análise de sensibilidade harmonizada). A persistência da separação por mais de uma década indica que o CorePAM não captura apenas agressividade inicial, mas uma dimensão sustentada da história natural da doença.</w:t>
       </w:r>
@@ -16378,14 +19633,10 @@
       <w:r>
         <w:t xml:space="preserve"> </w:t>
       </w:r>
-      <w:hyperlink w:anchor="fig-km-gse20685">
-        <w:r>
-          <w:rPr>
-            <w:rStyle w:val="Hyperlink"/>
-          </w:rPr>
-          <w:t xml:space="preserve">Figura 15</w:t>
-        </w:r>
-      </w:hyperlink>
+      <w:r>
+        <w:rPr/>
+        <w:t xml:space="preserve">Figura 15</w:t>
+      </w:r>
       <w:r>
         <w:t xml:space="preserve">, o achado é relevante justamente por ser um teste de adversidade metodológica: coorte menor, asiática e medida por</w:t>
       </w:r>
@@ -16437,28 +19688,20 @@
       <w:r>
         <w:t xml:space="preserve">Para combinar formalmente a evidência das quatro coortes de validação em uma única estimativa agrupada, foi realizada meta-análise de efeitos aleatórios por REML (</w:t>
       </w:r>
-      <w:hyperlink w:anchor="tbl-meta-survival">
-        <w:r>
-          <w:rPr>
-            <w:rStyle w:val="Hyperlink"/>
-          </w:rPr>
-          <w:t xml:space="preserve">Tabela 9</w:t>
-        </w:r>
-      </w:hyperlink>
+      <w:r>
+        <w:rPr/>
+        <w:t xml:space="preserve">Tabela 9</w:t>
+      </w:r>
       <w:r>
         <w:t xml:space="preserve">,</w:t>
       </w:r>
       <w:r>
         <w:t xml:space="preserve"> </w:t>
       </w:r>
-      <w:hyperlink w:anchor="fig-forest-survival">
-        <w:r>
-          <w:rPr>
-            <w:rStyle w:val="Hyperlink"/>
-          </w:rPr>
-          <w:t xml:space="preserve">Figura 16</w:t>
-        </w:r>
-      </w:hyperlink>
+      <w:r>
+        <w:rPr/>
+        <w:t xml:space="preserve">Figura 16</w:t>
+      </w:r>
       <w:r>
         <w:t xml:space="preserve">). Cada quadrado no</w:t>
       </w:r>
@@ -16915,14 +20158,10 @@
       <w:r>
         <w:t xml:space="preserve"> </w:t>
       </w:r>
-      <w:hyperlink w:anchor="fig-forest-survival">
-        <w:r>
-          <w:rPr>
-            <w:rStyle w:val="Hyperlink"/>
-          </w:rPr>
-          <w:t xml:space="preserve">Figura 16</w:t>
-        </w:r>
-      </w:hyperlink>
+      <w:r>
+        <w:rPr/>
+        <w:t xml:space="preserve">Figura 16</w:t>
+      </w:r>
       <w:r>
         <w:t xml:space="preserve">, todos os quadrados — e o diamante agrupado no rodapé — ficam à direita dela, indicando maior risco com maior escore. A leitura é análoga à de subgrupos de um ensaio clínico: as coortes têm pesos diferentes, mas o que importa é a consistência de direção.</w:t>
       </w:r>
@@ -16952,14 +20191,10 @@
       <w:r>
         <w:t xml:space="preserve"> </w:t>
       </w:r>
-      <w:hyperlink w:anchor="tbl-incremental">
-        <w:r>
-          <w:rPr>
-            <w:rStyle w:val="Hyperlink"/>
-          </w:rPr>
-          <w:t xml:space="preserve">Tabela 10</w:t>
-        </w:r>
-      </w:hyperlink>
+      <w:r>
+        <w:rPr/>
+        <w:t xml:space="preserve">Tabela 10</w:t>
+      </w:r>
       <w:r>
         <w:t xml:space="preserve"> </w:t>
       </w:r>
@@ -16969,14 +20204,10 @@
       <w:r>
         <w:t xml:space="preserve"> </w:t>
       </w:r>
-      <w:hyperlink w:anchor="fig-delta-c">
-        <w:r>
-          <w:rPr>
-            <w:rStyle w:val="Hyperlink"/>
-          </w:rPr>
-          <w:t xml:space="preserve">Figura 17</w:t>
-        </w:r>
-      </w:hyperlink>
+      <w:r>
+        <w:rPr/>
+        <w:t xml:space="preserve">Figura 17</w:t>
+      </w:r>
       <w:r>
         <w:t xml:space="preserve"> </w:t>
       </w:r>
@@ -17516,14 +20747,10 @@
       <w:r>
         <w:t xml:space="preserve"> </w:t>
       </w:r>
-      <w:hyperlink w:anchor="fig-delta-c">
-        <w:r>
-          <w:rPr>
-            <w:rStyle w:val="Hyperlink"/>
-          </w:rPr>
-          <w:t xml:space="preserve">Figura 17</w:t>
-        </w:r>
-      </w:hyperlink>
+      <w:r>
+        <w:rPr/>
+        <w:t xml:space="preserve">Figura 17</w:t>
+      </w:r>
       <w:r>
         <w:t xml:space="preserve">, cada barra responde à pergunta: quanto melhora a ordenação de risco quando o CorePAM é adicionado ao modelo clínico basal? O zero é a linha de nenhuma melhora. Todas as barras estão acima de zero e seus intervalos de confiança não cruzam zero, o que indica ganho estatisticamente consistente. A leitura clínica é direta: idade e RE ajudam, mas não esgotam a biologia tumoral. Em GSE20685, o ganho é maior porque o modelo clínico basal é mais fraco; é justamente nesse tipo de cenário que uma assinatura molecular pode ter maior utilidade incremental, como um exame adicional que esclarece uma decisão quando a avaliação inicial é insuficiente.</w:t>
       </w:r>
@@ -17543,14 +20770,10 @@
       <w:r>
         <w:t xml:space="preserve"> </w:t>
       </w:r>
-      <w:hyperlink w:anchor="fig-calibration">
-        <w:r>
-          <w:rPr>
-            <w:rStyle w:val="Hyperlink"/>
-          </w:rPr>
-          <w:t xml:space="preserve">Figura 18</w:t>
-        </w:r>
-      </w:hyperlink>
+      <w:r>
+        <w:rPr/>
+        <w:t xml:space="preserve">Figura 18</w:t>
+      </w:r>
       <w:r>
         <w:t xml:space="preserve"> </w:t>
       </w:r>
@@ -17581,14 +20804,10 @@
       <w:r>
         <w:t xml:space="preserve"> </w:t>
       </w:r>
-      <w:hyperlink w:anchor="fig-calibration">
-        <w:r>
-          <w:rPr>
-            <w:rStyle w:val="Hyperlink"/>
-          </w:rPr>
-          <w:t xml:space="preserve">Figura 18</w:t>
-        </w:r>
-      </w:hyperlink>
+      <w:r>
+        <w:rPr/>
+        <w:t xml:space="preserve">Figura 18</w:t>
+      </w:r>
       <w:r>
         <w:t xml:space="preserve">, o eixo horizontal mostra a probabilidade prevista de estar sem evento no horizonte analisado, e o eixo vertical mostra a probabilidade observada. A linha diagonal representa calibração perfeita. Pontos próximos da diagonal significam que previsão e realidade estão próximas. Curvas acima ou abaixo da diagonal indicam que o modelo precisa de recalibração local antes de produzir probabilidades absolutas para decisão individual.</w:t>
       </w:r>
@@ -17762,14 +20981,10 @@
       <w:r>
         <w:t xml:space="preserve"> </w:t>
       </w:r>
-      <w:hyperlink w:anchor="fig-calibration">
-        <w:r>
-          <w:rPr>
-            <w:rStyle w:val="Hyperlink"/>
-          </w:rPr>
-          <w:t xml:space="preserve">Figura 18</w:t>
-        </w:r>
-      </w:hyperlink>
+      <w:r>
+        <w:rPr/>
+        <w:t xml:space="preserve">Figura 18</w:t>
+      </w:r>
       <w:r>
         <w:t xml:space="preserve">, o comportamento das coortes externas é o de um termômetro calibrado para outra escala: ainda distingue quente de frio (ordena as pacientes), mas não fornece a temperatura exata sem ajuste local. A conclusão prática é que o CorePAM, nesta forma, é mais maduro como ferramenta de estratificação de risco relativo do que como calculadora individual definitiva de risco absoluto.</w:t>
       </w:r>
@@ -19369,14 +22584,10 @@
       <w:r>
         <w:t xml:space="preserve"> </w:t>
       </w:r>
-      <w:hyperlink w:anchor="tbl-frozen-zscore">
-        <w:r>
-          <w:rPr>
-            <w:rStyle w:val="Hyperlink"/>
-          </w:rPr>
-          <w:t xml:space="preserve">Tabela 13</w:t>
-        </w:r>
-      </w:hyperlink>
+      <w:r>
+        <w:rPr/>
+        <w:t xml:space="preserve">Tabela 13</w:t>
+      </w:r>
       <w:r>
         <w:t xml:space="preserve"> </w:t>
       </w:r>
@@ -19386,14 +22597,10 @@
       <w:r>
         <w:t xml:space="preserve"> </w:t>
       </w:r>
-      <w:hyperlink w:anchor="fig-correlation">
-        <w:r>
-          <w:rPr>
-            <w:rStyle w:val="Hyperlink"/>
-          </w:rPr>
-          <w:t xml:space="preserve">Figura 19</w:t>
-        </w:r>
-      </w:hyperlink>
+      <w:r>
+        <w:rPr/>
+        <w:t xml:space="preserve">Figura 19</w:t>
+      </w:r>
       <w:r>
         <w:t xml:space="preserve"> </w:t>
       </w:r>
@@ -19645,14 +22852,10 @@
       <w:r>
         <w:t xml:space="preserve"> </w:t>
       </w:r>
-      <w:hyperlink w:anchor="fig-correlation">
-        <w:r>
-          <w:rPr>
-            <w:rStyle w:val="Hyperlink"/>
-          </w:rPr>
-          <w:t xml:space="preserve">Figura 19</w:t>
-        </w:r>
-      </w:hyperlink>
+      <w:r>
+        <w:rPr/>
+        <w:t xml:space="preserve">Figura 19</w:t>
+      </w:r>
       <w:r>
         <w:t xml:space="preserve">, cada ponto é uma paciente pontuada de duas maneiras — com normalização local e com parâmetros congelados do SCAN-B — e a diagonal representa concordância perfeita. A ponte clínica é o ponto central: no laudo de uma paciente isolada não haverá uma coorte local para normalizar, e a figura mostra que a estratégia de parâmetros congelados é plausível, ao mesmo tempo em que aponta — nas plataformas</w:t>
       </w:r>
@@ -20599,14 +23802,10 @@
       <w:r>
         <w:t xml:space="preserve"> </w:t>
       </w:r>
-      <w:hyperlink w:anchor="tbl-uno-tdauc">
-        <w:r>
-          <w:rPr>
-            <w:rStyle w:val="Hyperlink"/>
-          </w:rPr>
-          <w:t xml:space="preserve">Tabela 14</w:t>
-        </w:r>
-      </w:hyperlink>
+      <w:r>
+        <w:rPr/>
+        <w:t xml:space="preserve">Tabela 14</w:t>
+      </w:r>
       <w:r>
         <w:t xml:space="preserve"> </w:t>
       </w:r>
@@ -20648,14 +23847,10 @@
       <w:r>
         <w:t xml:space="preserve"> </w:t>
       </w:r>
-      <w:hyperlink w:anchor="tbl-calibration-formal">
-        <w:r>
-          <w:rPr>
-            <w:rStyle w:val="Hyperlink"/>
-          </w:rPr>
-          <w:t xml:space="preserve">Tabela 15</w:t>
-        </w:r>
-      </w:hyperlink>
+      <w:r>
+        <w:rPr/>
+        <w:t xml:space="preserve">Tabela 15</w:t>
+      </w:r>
       <w:r>
         <w:t xml:space="preserve"> </w:t>
       </w:r>
@@ -20718,14 +23913,10 @@
       <w:r>
         <w:t xml:space="preserve"> </w:t>
       </w:r>
-      <w:hyperlink w:anchor="fig-dca">
-        <w:r>
-          <w:rPr>
-            <w:rStyle w:val="Hyperlink"/>
-          </w:rPr>
-          <w:t xml:space="preserve">Figura 20</w:t>
-        </w:r>
-      </w:hyperlink>
+      <w:r>
+        <w:rPr/>
+        <w:t xml:space="preserve">Figura 20</w:t>
+      </w:r>
       <w:r>
         <w:t xml:space="preserve"> </w:t>
       </w:r>
@@ -20856,14 +24047,10 @@
       <w:r>
         <w:t xml:space="preserve"> </w:t>
       </w:r>
-      <w:hyperlink w:anchor="fig-dca">
-        <w:r>
-          <w:rPr>
-            <w:rStyle w:val="Hyperlink"/>
-          </w:rPr>
-          <w:t xml:space="preserve">Figura 20</w:t>
-        </w:r>
-      </w:hyperlink>
+      <w:r>
+        <w:rPr/>
+        <w:t xml:space="preserve">Figura 20</w:t>
+      </w:r>
       <w:r>
         <w:t xml:space="preserve">, o CorePAM isolado mantém benefício líquido acima das estratégias de referência em uma faixa ampla de limiares, sobretudo entre aproximadamente 5% e 30%. Isso significa que, no ambiente de treinamento, o escore consegue separar risco de modo clinicamente útil: melhor do que tratar todas as pacientes e melhor do que não selecionar ninguém. A curva</w:t>
       </w:r>
@@ -20919,14 +24106,10 @@
       <w:r>
         <w:t xml:space="preserve"> </w:t>
       </w:r>
-      <w:hyperlink w:anchor="fig-dca">
-        <w:r>
-          <w:rPr>
-            <w:rStyle w:val="Hyperlink"/>
-          </w:rPr>
-          <w:t xml:space="preserve">Figura 20</w:t>
-        </w:r>
-      </w:hyperlink>
+      <w:r>
+        <w:rPr/>
+        <w:t xml:space="preserve">Figura 20</w:t>
+      </w:r>
       <w:r>
         <w:t xml:space="preserve"> </w:t>
       </w:r>
@@ -21028,14 +24211,10 @@
       <w:r>
         <w:t xml:space="preserve"> </w:t>
       </w:r>
-      <w:hyperlink w:anchor="fig-pca-metabric">
-        <w:r>
-          <w:rPr>
-            <w:rStyle w:val="Hyperlink"/>
-          </w:rPr>
-          <w:t xml:space="preserve">Figura 21</w:t>
-        </w:r>
-      </w:hyperlink>
+      <w:r>
+        <w:rPr/>
+        <w:t xml:space="preserve">Figura 21</w:t>
+      </w:r>
       <w:r>
         <w:t xml:space="preserve"> </w:t>
       </w:r>
@@ -21089,14 +24268,10 @@
       <w:r>
         <w:t xml:space="preserve"> </w:t>
       </w:r>
-      <w:hyperlink w:anchor="tbl-er-subgroup">
-        <w:r>
-          <w:rPr>
-            <w:rStyle w:val="Hyperlink"/>
-          </w:rPr>
-          <w:t xml:space="preserve">Tabela 16</w:t>
-        </w:r>
-      </w:hyperlink>
+      <w:r>
+        <w:rPr/>
+        <w:t xml:space="preserve">Tabela 16</w:t>
+      </w:r>
       <w:r>
         <w:t xml:space="preserve"> </w:t>
       </w:r>
@@ -21106,14 +24281,10 @@
       <w:r>
         <w:t xml:space="preserve"> </w:t>
       </w:r>
-      <w:hyperlink w:anchor="fig-er-forest">
-        <w:r>
-          <w:rPr>
-            <w:rStyle w:val="Hyperlink"/>
-          </w:rPr>
-          <w:t xml:space="preserve">Figura 22</w:t>
-        </w:r>
-      </w:hyperlink>
+      <w:r>
+        <w:rPr/>
+        <w:t xml:space="preserve">Figura 22</w:t>
+      </w:r>
       <w:r>
         <w:t xml:space="preserve"> </w:t>
       </w:r>
@@ -21890,14 +25061,10 @@
       <w:r>
         <w:t xml:space="preserve"> </w:t>
       </w:r>
-      <w:hyperlink w:anchor="fig-er-forest">
-        <w:r>
-          <w:rPr>
-            <w:rStyle w:val="Hyperlink"/>
-          </w:rPr>
-          <w:t xml:space="preserve">Figura 22</w:t>
-        </w:r>
-      </w:hyperlink>
+      <w:r>
+        <w:rPr/>
+        <w:t xml:space="preserve">Figura 22</w:t>
+      </w:r>
       <w:r>
         <w:t xml:space="preserve">, a linha vertical em HR = 1 marca ausência de associação e pontos à direita indicam que maior CorePAM se associa a maior risco. Em SCAN-B, RE+ e RE- ficam ambos à direita (embora o subgrupo RE- seja pequeno e mais incerto); em METABRIC, o ponto de RE+ está nitidamente à direita, enquanto o de RE- fica próximo de 1 — a tradução visual da interação significativa.</w:t>
       </w:r>
@@ -21935,14 +25102,10 @@
       <w:r>
         <w:t xml:space="preserve"> </w:t>
       </w:r>
-      <w:hyperlink w:anchor="tbl-pcr">
-        <w:r>
-          <w:rPr>
-            <w:rStyle w:val="Hyperlink"/>
-          </w:rPr>
-          <w:t xml:space="preserve">Tabela 17</w:t>
-        </w:r>
-      </w:hyperlink>
+      <w:r>
+        <w:rPr/>
+        <w:t xml:space="preserve">Tabela 17</w:t>
+      </w:r>
       <w:r>
         <w:t xml:space="preserve"> </w:t>
       </w:r>
@@ -21952,14 +25115,10 @@
       <w:r>
         <w:t xml:space="preserve"> </w:t>
       </w:r>
-      <w:hyperlink w:anchor="fig-pcr-forest">
-        <w:r>
-          <w:rPr>
-            <w:rStyle w:val="Hyperlink"/>
-          </w:rPr>
-          <w:t xml:space="preserve">Figura 23</w:t>
-        </w:r>
-      </w:hyperlink>
+      <w:r>
+        <w:rPr/>
+        <w:t xml:space="preserve">Figura 23</w:t>
+      </w:r>
       <w:r>
         <w:t xml:space="preserve"> </w:t>
       </w:r>
@@ -22062,28 +25221,20 @@
       <w:r>
         <w:t xml:space="preserve"> </w:t>
       </w:r>
-      <w:hyperlink w:anchor="fig-pcr-roc">
-        <w:r>
-          <w:rPr>
-            <w:rStyle w:val="Hyperlink"/>
-          </w:rPr>
-          <w:t xml:space="preserve">Figura 24</w:t>
-        </w:r>
-      </w:hyperlink>
+      <w:r>
+        <w:rPr/>
+        <w:t xml:space="preserve">Figura 24</w:t>
+      </w:r>
       <w:r>
         <w:t xml:space="preserve">, a</w:t>
       </w:r>
       <w:r>
         <w:t xml:space="preserve"> </w:t>
       </w:r>
-      <w:hyperlink w:anchor="fig-pcr-dist">
-        <w:r>
-          <w:rPr>
-            <w:rStyle w:val="Hyperlink"/>
-          </w:rPr>
-          <w:t xml:space="preserve">Figura 25</w:t>
-        </w:r>
-      </w:hyperlink>
+      <w:r>
+        <w:rPr/>
+        <w:t xml:space="preserve">Figura 25</w:t>
+      </w:r>
       <w:r>
         <w:t xml:space="preserve"> </w:t>
       </w:r>
@@ -22093,14 +25244,10 @@
       <w:r>
         <w:t xml:space="preserve"> </w:t>
       </w:r>
-      <w:hyperlink w:anchor="fig-pcr-quartile">
-        <w:r>
-          <w:rPr>
-            <w:rStyle w:val="Hyperlink"/>
-          </w:rPr>
-          <w:t xml:space="preserve">Figura 26</w:t>
-        </w:r>
-      </w:hyperlink>
+      <w:r>
+        <w:rPr/>
+        <w:t xml:space="preserve">Figura 26</w:t>
+      </w:r>
       <w:r>
         <w:t xml:space="preserve"> </w:t>
       </w:r>
@@ -22724,14 +25871,10 @@
       <w:r>
         <w:t xml:space="preserve"> </w:t>
       </w:r>
-      <w:hyperlink w:anchor="fig-pcr-forest">
-        <w:r>
-          <w:rPr>
-            <w:rStyle w:val="Hyperlink"/>
-          </w:rPr>
-          <w:t xml:space="preserve">Figura 23</w:t>
-        </w:r>
-      </w:hyperlink>
+      <w:r>
+        <w:rPr/>
+        <w:t xml:space="preserve">Figura 23</w:t>
+      </w:r>
       <w:r>
         <w:t xml:space="preserve">, cada linha é uma coorte neoadjuvante e o ponto mostra o aumento da chance de pCR por 1 desvio-padrão do escore; a linha vertical em OR = 1 marca ausência de associação. Todas as estimativas ficam à direita de 1, e o diamante agrupado resume OR = 1,69 com I-quadrado = 0% — consistência notável entre fenótipos e plataformas neoadjuvantes diferentes.</w:t>
       </w:r>
@@ -22830,14 +25973,10 @@
       <w:r>
         <w:t xml:space="preserve"> </w:t>
       </w:r>
-      <w:hyperlink w:anchor="fig-pcr-roc">
-        <w:r>
-          <w:rPr>
-            <w:rStyle w:val="Hyperlink"/>
-          </w:rPr>
-          <w:t xml:space="preserve">Figura 24</w:t>
-        </w:r>
-      </w:hyperlink>
+      <w:r>
+        <w:rPr/>
+        <w:t xml:space="preserve">Figura 24</w:t>
+      </w:r>
       <w:r>
         <w:t xml:space="preserve">, cada curva mostra a capacidade do escore de separar pacientes que atingiram pCR daquelas que não atingiram. A diagonal de referência representa desempenho ao acaso; curvas acima dela indicam discriminação. As AUCs entre 0,58 e 0,72 são moderadas, não definitivas, mas relevantes porque o CorePAM não foi criado para pCR. Em termos clínicos, isso significa que o escore sozinho não deve decidir neoadjuvância, mas carrega informação compatível com quimiossensibilidade. Essa leitura é parecida com a de Ki67: útil para compor o quadro, insuficiente como juiz único.</w:t>
       </w:r>
@@ -22936,14 +26075,10 @@
       <w:r>
         <w:t xml:space="preserve"> </w:t>
       </w:r>
-      <w:hyperlink w:anchor="fig-pcr-dist">
-        <w:r>
-          <w:rPr>
-            <w:rStyle w:val="Hyperlink"/>
-          </w:rPr>
-          <w:t xml:space="preserve">Figura 25</w:t>
-        </w:r>
-      </w:hyperlink>
+      <w:r>
+        <w:rPr/>
+        <w:t xml:space="preserve">Figura 25</w:t>
+      </w:r>
       <w:r>
         <w:t xml:space="preserve">, o eixo horizontal é o escore CorePAM e as distribuições comparam pacientes com e sem pCR. O deslocamento das pacientes com pCR para escores mais altos mostra que o achado não depende apenas de um ponto de corte arbitrário; há mudança global da distribuição. Quando as curvas se sobrepõem, isso indica incerteza individual: muitas pacientes sem pCR também têm escore alto, e algumas com pCR têm escore baixo. Essa sobreposição é esperada em oncologia, porque resposta à quimioterapia depende de múltiplas dimensões além de proliferação, como subtipo, imunidade tumoral, reparo de DNA, esquema terapêutico e resistência farmacológica.</w:t>
       </w:r>
@@ -23042,14 +26177,10 @@
       <w:r>
         <w:t xml:space="preserve"> </w:t>
       </w:r>
-      <w:hyperlink w:anchor="fig-pcr-quartile">
-        <w:r>
-          <w:rPr>
-            <w:rStyle w:val="Hyperlink"/>
-          </w:rPr>
-          <w:t xml:space="preserve">Figura 26</w:t>
-        </w:r>
-      </w:hyperlink>
+      <w:r>
+        <w:rPr/>
+        <w:t xml:space="preserve">Figura 26</w:t>
+      </w:r>
       <w:r>
         <w:t xml:space="preserve">, o escore é dividido em quatro grupos ordenados. A pergunta é se existe gradiente dose-resposta: quanto maior o CorePAM, maior a taxa de pCR? Esse tipo de leitura é familiar na clínica, como comparar resposta por quartis de Ki67 ou por categorias de carga tumoral. O padrão ascendente reforça coerência biológica, porque uma associação verdadeira tende a aparecer como gradiente, não apenas como diferença entre dois grupos escolhidos depois. Ainda assim, quartis são ferramenta de visualização; a análise principal permanece contínua, usando o escore completo.</w:t>
       </w:r>
@@ -23064,14 +26195,10 @@
       <w:r>
         <w:t xml:space="preserve"> </w:t>
       </w:r>
-      <w:hyperlink w:anchor="fig-dca-pcr">
-        <w:r>
-          <w:rPr>
-            <w:rStyle w:val="Hyperlink"/>
-          </w:rPr>
-          <w:t xml:space="preserve">Figura 27</w:t>
-        </w:r>
-      </w:hyperlink>
+      <w:r>
+        <w:rPr/>
+        <w:t xml:space="preserve">Figura 27</w:t>
+      </w:r>
       <w:r>
         <w:t xml:space="preserve"> </w:t>
       </w:r>
@@ -23192,14 +26319,10 @@
       <w:r>
         <w:t xml:space="preserve"> </w:t>
       </w:r>
-      <w:hyperlink w:anchor="fig-dca-pcr">
-        <w:r>
-          <w:rPr>
-            <w:rStyle w:val="Hyperlink"/>
-          </w:rPr>
-          <w:t xml:space="preserve">Figura 27</w:t>
-        </w:r>
-      </w:hyperlink>
+      <w:r>
+        <w:rPr/>
+        <w:t xml:space="preserve">Figura 27</w:t>
+      </w:r>
       <w:r>
         <w:t xml:space="preserve">, o painel GSE25066 mostra benefício líquido modesto em limiares baixos a intermediários, com perda de utilidade quando o limiar ultrapassa a faixa em que o escore separa respondedoras de não respondedoras. Em GSE20194, o benefício se estende por faixa um pouco maior, compatível com a AUC mais alta dessa coorte. Em GSE32646 e I-SPY1, a curva permanece acima de</w:t>
       </w:r>
@@ -23277,14 +26400,10 @@
       <w:r>
         <w:t xml:space="preserve"> </w:t>
       </w:r>
-      <w:hyperlink w:anchor="tbl-head-to-head">
-        <w:r>
-          <w:rPr>
-            <w:rStyle w:val="Hyperlink"/>
-          </w:rPr>
-          <w:t xml:space="preserve">Tabela 18</w:t>
-        </w:r>
-      </w:hyperlink>
+      <w:r>
+        <w:rPr/>
+        <w:t xml:space="preserve">Tabela 18</w:t>
+      </w:r>
       <w:r>
         <w:t xml:space="preserve"> </w:t>
       </w:r>
@@ -23294,14 +26413,10 @@
       <w:r>
         <w:t xml:space="preserve"> </w:t>
       </w:r>
-      <w:hyperlink w:anchor="fig-headtohead">
-        <w:r>
-          <w:rPr>
-            <w:rStyle w:val="Hyperlink"/>
-          </w:rPr>
-          <w:t xml:space="preserve">Figura 28</w:t>
-        </w:r>
-      </w:hyperlink>
+      <w:r>
+        <w:rPr/>
+        <w:t xml:space="preserve">Figura 28</w:t>
+      </w:r>
       <w:r>
         <w:t xml:space="preserve"> </w:t>
       </w:r>
@@ -24565,14 +27680,10 @@
       <w:r>
         <w:t xml:space="preserve"> </w:t>
       </w:r>
-      <w:hyperlink w:anchor="fig-headtohead">
-        <w:r>
-          <w:rPr>
-            <w:rStyle w:val="Hyperlink"/>
-          </w:rPr>
-          <w:t xml:space="preserve">Figura 28</w:t>
-        </w:r>
-      </w:hyperlink>
+      <w:r>
+        <w:rPr/>
+        <w:t xml:space="preserve">Figura 28</w:t>
+      </w:r>
       <w:r>
         <w:t xml:space="preserve">, a ponte com a prática clínica é direta: um exame maior nem sempre é melhor se parte da informação adicional é instável entre laboratórios. Onde o Delta-C é positivo (as três coortes</w:t>
       </w:r>
@@ -24615,14 +27726,10 @@
       <w:r>
         <w:t xml:space="preserve"> </w:t>
       </w:r>
-      <w:hyperlink w:anchor="tbl-comparison">
-        <w:r>
-          <w:rPr>
-            <w:rStyle w:val="Hyperlink"/>
-          </w:rPr>
-          <w:t xml:space="preserve">Tabela 19</w:t>
-        </w:r>
-      </w:hyperlink>
+      <w:r>
+        <w:rPr/>
+        <w:t xml:space="preserve">Tabela 19</w:t>
+      </w:r>
       <w:r>
         <w:t xml:space="preserve"> </w:t>
       </w:r>
@@ -24632,14 +27739,10 @@
       <w:r>
         <w:t xml:space="preserve"> </w:t>
       </w:r>
-      <w:hyperlink w:anchor="fig-cindex-comparison">
-        <w:r>
-          <w:rPr>
-            <w:rStyle w:val="Hyperlink"/>
-          </w:rPr>
-          <w:t xml:space="preserve">Figura 29</w:t>
-        </w:r>
-      </w:hyperlink>
+      <w:r>
+        <w:rPr/>
+        <w:t xml:space="preserve">Figura 29</w:t>
+      </w:r>
       <w:r>
         <w:t xml:space="preserve"> </w:t>
       </w:r>
@@ -25598,14 +28701,10 @@
       <w:r>
         <w:t xml:space="preserve"> </w:t>
       </w:r>
-      <w:hyperlink w:anchor="fig-cindex-comparison">
-        <w:r>
-          <w:rPr>
-            <w:rStyle w:val="Hyperlink"/>
-          </w:rPr>
-          <w:t xml:space="preserve">Figura 29</w:t>
-        </w:r>
-      </w:hyperlink>
+      <w:r>
+        <w:rPr/>
+        <w:t xml:space="preserve">Figura 29</w:t>
+      </w:r>
       <w:r>
         <w:t xml:space="preserve">, a mensagem importante não é declarar um vencedor universal — a alternância de desempenho por plataforma é própria da literatura de assinaturas gênicas, em que testes diferentes captam dimensões parcialmente sobrepostas. Para a prática clínica: o CorePAM é competitivo como prova de conceito, mas ainda não substitui ensaios comerciais validados prospectivamente — aponta, sim, um caminho de ensaio mais simples e potencialmente mais acessível.</w:t>
       </w:r>
@@ -28889,9 +31988,7 @@
       </w:r>
       <w:hyperlink r:id="rId235">
         <w:r>
-          <w:rPr>
-            <w:rStyle w:val="Hyperlink"/>
-          </w:rPr>
+          <w:rPr/>
           <w:t xml:space="preserve">https://doi.org/10.3322/caac.21660</w:t>
         </w:r>
       </w:hyperlink>
@@ -28931,9 +32028,7 @@
       </w:r>
       <w:hyperlink r:id="rId237">
         <w:r>
-          <w:rPr>
-            <w:rStyle w:val="Hyperlink"/>
-          </w:rPr>
+          <w:rPr/>
           <w:t xml:space="preserve">https://doi.org/10.3322/caac.21834</w:t>
         </w:r>
       </w:hyperlink>
@@ -28961,9 +32056,7 @@
       </w:r>
       <w:hyperlink r:id="rId239">
         <w:r>
-          <w:rPr>
-            <w:rStyle w:val="Hyperlink"/>
-          </w:rPr>
+          <w:rPr/>
           <w:t xml:space="preserve">https://doi.org/10.1016/S0140-6736(11)61625-5</w:t>
         </w:r>
       </w:hyperlink>
@@ -28991,9 +32084,7 @@
       </w:r>
       <w:hyperlink r:id="rId241">
         <w:r>
-          <w:rPr>
-            <w:rStyle w:val="Hyperlink"/>
-          </w:rPr>
+          <w:rPr/>
           <w:t xml:space="preserve">https://doi.org/10.1016/S0140-6736(11)60993-8</w:t>
         </w:r>
       </w:hyperlink>
@@ -29058,9 +32149,7 @@
       </w:r>
       <w:hyperlink r:id="rId244">
         <w:r>
-          <w:rPr>
-            <w:rStyle w:val="Hyperlink"/>
-          </w:rPr>
+          <w:rPr/>
           <w:t xml:space="preserve">https://doi.org/10.1590/0102-311X00074817</w:t>
         </w:r>
       </w:hyperlink>
@@ -29088,9 +32177,7 @@
       </w:r>
       <w:hyperlink r:id="rId246">
         <w:r>
-          <w:rPr>
-            <w:rStyle w:val="Hyperlink"/>
-          </w:rPr>
+          <w:rPr/>
           <w:t xml:space="preserve">https://doi.org/10.1038/s41572-019-0111-2</w:t>
         </w:r>
       </w:hyperlink>
@@ -29118,9 +32205,7 @@
       </w:r>
       <w:hyperlink r:id="rId248">
         <w:r>
-          <w:rPr>
-            <w:rStyle w:val="Hyperlink"/>
-          </w:rPr>
+          <w:rPr/>
           <w:t xml:space="preserve">https://doi.org/10.1038/35021093</w:t>
         </w:r>
       </w:hyperlink>
@@ -29148,9 +32233,7 @@
       </w:r>
       <w:hyperlink r:id="rId250">
         <w:r>
-          <w:rPr>
-            <w:rStyle w:val="Hyperlink"/>
-          </w:rPr>
+          <w:rPr/>
           <w:t xml:space="preserve">https://doi.org/10.1073/pnas.191367098</w:t>
         </w:r>
       </w:hyperlink>
@@ -29178,9 +32261,7 @@
       </w:r>
       <w:hyperlink r:id="rId252">
         <w:r>
-          <w:rPr>
-            <w:rStyle w:val="Hyperlink"/>
-          </w:rPr>
+          <w:rPr/>
           <w:t xml:space="preserve">https://doi.org/10.1016/j.molonc.2010.11.003</w:t>
         </w:r>
       </w:hyperlink>
@@ -29208,9 +32289,7 @@
       </w:r>
       <w:hyperlink r:id="rId254">
         <w:r>
-          <w:rPr>
-            <w:rStyle w:val="Hyperlink"/>
-          </w:rPr>
+          <w:rPr/>
           <w:t xml:space="preserve">https://doi.org/10.1038/nature10983</w:t>
         </w:r>
       </w:hyperlink>
@@ -29238,9 +32317,7 @@
       </w:r>
       <w:hyperlink r:id="rId256">
         <w:r>
-          <w:rPr>
-            <w:rStyle w:val="Hyperlink"/>
-          </w:rPr>
+          <w:rPr/>
           <w:t xml:space="preserve">https://doi.org/10.1038/ncomms11479</w:t>
         </w:r>
       </w:hyperlink>
@@ -29268,9 +32345,7 @@
       </w:r>
       <w:hyperlink r:id="rId258">
         <w:r>
-          <w:rPr>
-            <w:rStyle w:val="Hyperlink"/>
-          </w:rPr>
+          <w:rPr/>
           <w:t xml:space="preserve">https://doi.org/10.1200/JCO.2008.18.1370</w:t>
         </w:r>
       </w:hyperlink>
@@ -29310,9 +32385,7 @@
       </w:r>
       <w:hyperlink r:id="rId260">
         <w:r>
-          <w:rPr>
-            <w:rStyle w:val="Hyperlink"/>
-          </w:rPr>
+          <w:rPr/>
           <w:t xml:space="preserve">https://doi.org/10.1158/1078-0432.CCR-10-1282</w:t>
         </w:r>
       </w:hyperlink>
@@ -29340,9 +32413,7 @@
       </w:r>
       <w:hyperlink r:id="rId262">
         <w:r>
-          <w:rPr>
-            <w:rStyle w:val="Hyperlink"/>
-          </w:rPr>
+          <w:rPr/>
           <w:t xml:space="preserve">https://doi.org/10.1158/1078-0432.CCR-12-0286</w:t>
         </w:r>
       </w:hyperlink>
@@ -29388,9 +32459,7 @@
       </w:r>
       <w:hyperlink r:id="rId264">
         <w:r>
-          <w:rPr>
-            <w:rStyle w:val="Hyperlink"/>
-          </w:rPr>
+          <w:rPr/>
           <w:t xml:space="preserve">https://doi.org/10.1186/s12920-015-0129-6</w:t>
         </w:r>
       </w:hyperlink>
@@ -29430,9 +32499,7 @@
       </w:r>
       <w:hyperlink r:id="rId266">
         <w:r>
-          <w:rPr>
-            <w:rStyle w:val="Hyperlink"/>
-          </w:rPr>
+          <w:rPr/>
           <w:t xml:space="preserve">https://doi.org/10.1200/JCO.2009.24.4798</w:t>
         </w:r>
       </w:hyperlink>
@@ -29484,9 +32551,7 @@
       </w:r>
       <w:hyperlink r:id="rId268">
         <w:r>
-          <w:rPr>
-            <w:rStyle w:val="Hyperlink"/>
-          </w:rPr>
+          <w:rPr/>
           <w:t xml:space="preserve">https://doi.org/10.1093/annonc/mdt494</w:t>
         </w:r>
       </w:hyperlink>
@@ -29604,9 +32669,7 @@
       </w:r>
       <w:hyperlink r:id="rId270">
         <w:r>
-          <w:rPr>
-            <w:rStyle w:val="Hyperlink"/>
-          </w:rPr>
+          <w:rPr/>
           <w:t xml:space="preserve">https://doi.org/10.1093/annonc/mdv221</w:t>
         </w:r>
       </w:hyperlink>
@@ -29679,9 +32742,7 @@
       </w:r>
       <w:hyperlink r:id="rId272">
         <w:r>
-          <w:rPr>
-            <w:rStyle w:val="Hyperlink"/>
-          </w:rPr>
+          <w:rPr/>
           <w:t xml:space="preserve">https://doi.org/10.1093/annonc/mdz235</w:t>
         </w:r>
       </w:hyperlink>
@@ -29721,9 +32782,7 @@
       </w:r>
       <w:hyperlink r:id="rId274">
         <w:r>
-          <w:rPr>
-            <w:rStyle w:val="Hyperlink"/>
-          </w:rPr>
+          <w:rPr/>
           <w:t xml:space="preserve">https://doi.org/10.1200/JCO.22.00069</w:t>
         </w:r>
       </w:hyperlink>
@@ -29751,9 +32810,7 @@
       </w:r>
       <w:hyperlink r:id="rId276">
         <w:r>
-          <w:rPr>
-            <w:rStyle w:val="Hyperlink"/>
-          </w:rPr>
+          <w:rPr/>
           <w:t xml:space="preserve">https://doi.org/10.1056/NEJMoa041588</w:t>
         </w:r>
       </w:hyperlink>
@@ -29781,9 +32838,7 @@
       </w:r>
       <w:hyperlink r:id="rId278">
         <w:r>
-          <w:rPr>
-            <w:rStyle w:val="Hyperlink"/>
-          </w:rPr>
+          <w:rPr/>
           <w:t xml:space="preserve">https://doi.org/10.1056/NEJMoa1804710</w:t>
         </w:r>
       </w:hyperlink>
@@ -29811,9 +32866,7 @@
       </w:r>
       <w:hyperlink r:id="rId280">
         <w:r>
-          <w:rPr>
-            <w:rStyle w:val="Hyperlink"/>
-          </w:rPr>
+          <w:rPr/>
           <w:t xml:space="preserve">https://doi.org/10.1056/NEJMoa1904819</w:t>
         </w:r>
       </w:hyperlink>
@@ -29841,9 +32894,7 @@
       </w:r>
       <w:hyperlink r:id="rId282">
         <w:r>
-          <w:rPr>
-            <w:rStyle w:val="Hyperlink"/>
-          </w:rPr>
+          <w:rPr/>
           <w:t xml:space="preserve">https://doi.org/10.1056/NEJMoa2108873</w:t>
         </w:r>
       </w:hyperlink>
@@ -29871,9 +32922,7 @@
       </w:r>
       <w:hyperlink r:id="rId284">
         <w:r>
-          <w:rPr>
-            <w:rStyle w:val="Hyperlink"/>
-          </w:rPr>
+          <w:rPr/>
           <w:t xml:space="preserve">https://doi.org/10.1038/415530a</w:t>
         </w:r>
       </w:hyperlink>
@@ -29901,9 +32950,7 @@
       </w:r>
       <w:hyperlink r:id="rId286">
         <w:r>
-          <w:rPr>
-            <w:rStyle w:val="Hyperlink"/>
-          </w:rPr>
+          <w:rPr/>
           <w:t xml:space="preserve">https://doi.org/10.1056/NEJMoa1602253</w:t>
         </w:r>
       </w:hyperlink>
@@ -29943,9 +32990,7 @@
       </w:r>
       <w:hyperlink r:id="rId288">
         <w:r>
-          <w:rPr>
-            <w:rStyle w:val="Hyperlink"/>
-          </w:rPr>
+          <w:rPr/>
           <w:t xml:space="preserve">https://doi.org/10.1016/S1470-2045(21)00007-3</w:t>
         </w:r>
       </w:hyperlink>
@@ -29991,9 +33036,7 @@
       </w:r>
       <w:hyperlink r:id="rId290">
         <w:r>
-          <w:rPr>
-            <w:rStyle w:val="Hyperlink"/>
-          </w:rPr>
+          <w:rPr/>
           <w:t xml:space="preserve">https://doi.org/10.1158/1078-0432.CCR-11-0926</w:t>
         </w:r>
       </w:hyperlink>
@@ -30039,9 +33082,7 @@
       </w:r>
       <w:hyperlink r:id="rId292">
         <w:r>
-          <w:rPr>
-            <w:rStyle w:val="Hyperlink"/>
-          </w:rPr>
+          <w:rPr/>
           <w:t xml:space="preserve">https://doi.org/10.1158/1078-0432.CCR-13-0804</w:t>
         </w:r>
       </w:hyperlink>
@@ -30069,9 +33110,7 @@
       </w:r>
       <w:hyperlink r:id="rId294">
         <w:r>
-          <w:rPr>
-            <w:rStyle w:val="Hyperlink"/>
-          </w:rPr>
+          <w:rPr/>
           <w:t xml:space="preserve">https://doi.org/10.1001/jamaoncol.2017.5524</w:t>
         </w:r>
       </w:hyperlink>
@@ -30117,9 +33156,7 @@
       </w:r>
       <w:hyperlink r:id="rId296">
         <w:r>
-          <w:rPr>
-            <w:rStyle w:val="Hyperlink"/>
-          </w:rPr>
+          <w:rPr/>
           <w:t xml:space="preserve">https://doi.org/10.1186/s13059-014-0550-8</w:t>
         </w:r>
       </w:hyperlink>
@@ -30168,9 +33205,7 @@
       </w:r>
       <w:hyperlink r:id="rId298">
         <w:r>
-          <w:rPr>
-            <w:rStyle w:val="Hyperlink"/>
-          </w:rPr>
+          <w:rPr/>
           <w:t xml:space="preserve">https://doi.org/10.1093/nar/gkv007</w:t>
         </w:r>
       </w:hyperlink>
@@ -30246,9 +33281,7 @@
       </w:r>
       <w:hyperlink r:id="rId300">
         <w:r>
-          <w:rPr>
-            <w:rStyle w:val="Hyperlink"/>
-          </w:rPr>
+          <w:rPr/>
           <w:t xml:space="preserve">https://doi.org/10.1038/nbt.1665</w:t>
         </w:r>
       </w:hyperlink>
@@ -30285,9 +33318,7 @@
       </w:r>
       <w:hyperlink r:id="rId302">
         <w:r>
-          <w:rPr>
-            <w:rStyle w:val="Hyperlink"/>
-          </w:rPr>
+          <w:rPr/>
           <w:t xml:space="preserve">https://doi.org/10.1093/biostatistics/kxj037</w:t>
         </w:r>
       </w:hyperlink>
@@ -30315,9 +33346,7 @@
       </w:r>
       <w:hyperlink r:id="rId304">
         <w:r>
-          <w:rPr>
-            <w:rStyle w:val="Hyperlink"/>
-          </w:rPr>
+          <w:rPr/>
           <w:t xml:space="preserve">https://doi.org/10.1038/nrg2825</w:t>
         </w:r>
       </w:hyperlink>
@@ -30402,9 +33431,7 @@
       </w:r>
       <w:hyperlink r:id="rId306">
         <w:r>
-          <w:rPr>
-            <w:rStyle w:val="Hyperlink"/>
-          </w:rPr>
+          <w:rPr/>
           <w:t xml:space="preserve">https://doi.org/10.1186/s13073-015-0131-9</w:t>
         </w:r>
       </w:hyperlink>
@@ -30444,9 +33471,7 @@
       </w:r>
       <w:hyperlink r:id="rId308">
         <w:r>
-          <w:rPr>
-            <w:rStyle w:val="Hyperlink"/>
-          </w:rPr>
+          <w:rPr/>
           <w:t xml:space="preserve">https://doi.org/10.1200/PO.17.00135</w:t>
         </w:r>
       </w:hyperlink>
@@ -30474,9 +33499,7 @@
       </w:r>
       <w:hyperlink r:id="rId310">
         <w:r>
-          <w:rPr>
-            <w:rStyle w:val="Hyperlink"/>
-          </w:rPr>
+          <w:rPr/>
           <w:t xml:space="preserve">https://doi.org/10.1038/nature11412</w:t>
         </w:r>
       </w:hyperlink>
@@ -30504,9 +33527,7 @@
       </w:r>
       <w:hyperlink r:id="rId312">
         <w:r>
-          <w:rPr>
-            <w:rStyle w:val="Hyperlink"/>
-          </w:rPr>
+          <w:rPr/>
           <w:t xml:space="preserve">https://doi.org/10.1186/1471-2407-11-143</w:t>
         </w:r>
       </w:hyperlink>
@@ -30534,9 +33555,7 @@
       </w:r>
       <w:hyperlink r:id="rId314">
         <w:r>
-          <w:rPr>
-            <w:rStyle w:val="Hyperlink"/>
-          </w:rPr>
+          <w:rPr/>
           <w:t xml:space="preserve">https://doi.org/10.1186/bcr1325</w:t>
         </w:r>
       </w:hyperlink>
@@ -30564,9 +33583,7 @@
       </w:r>
       <w:hyperlink r:id="rId316">
         <w:r>
-          <w:rPr>
-            <w:rStyle w:val="Hyperlink"/>
-          </w:rPr>
+          <w:rPr/>
           <w:t xml:space="preserve">https://doi.org/10.1001/jama.2011.593</w:t>
         </w:r>
       </w:hyperlink>
@@ -30615,9 +33632,7 @@
       </w:r>
       <w:hyperlink r:id="rId318">
         <w:r>
-          <w:rPr>
-            <w:rStyle w:val="Hyperlink"/>
-          </w:rPr>
+          <w:rPr/>
           <w:t xml:space="preserve">https://doi.org/10.1111/j.1349-7006.2012.02241.x</w:t>
         </w:r>
       </w:hyperlink>
@@ -30690,9 +33705,7 @@
       </w:r>
       <w:hyperlink r:id="rId320">
         <w:r>
-          <w:rPr>
-            <w:rStyle w:val="Hyperlink"/>
-          </w:rPr>
+          <w:rPr/>
           <w:t xml:space="preserve">https://doi.org/10.1007/s10549-011-1895-2</w:t>
         </w:r>
       </w:hyperlink>
@@ -30720,9 +33733,7 @@
       </w:r>
       <w:hyperlink r:id="rId322">
         <w:r>
-          <w:rPr>
-            <w:rStyle w:val="Hyperlink"/>
-          </w:rPr>
+          <w:rPr/>
           <w:t xml:space="preserve">https://doi.org/10.1016/j.ccell.2022.05.005</w:t>
         </w:r>
       </w:hyperlink>
@@ -30756,9 +33767,7 @@
       </w:r>
       <w:hyperlink r:id="rId324">
         <w:r>
-          <w:rPr>
-            <w:rStyle w:val="Hyperlink"/>
-          </w:rPr>
+          <w:rPr/>
           <w:t xml:space="preserve">https://doi.org/10.7326/M14-0698</w:t>
         </w:r>
       </w:hyperlink>
@@ -30804,9 +33813,7 @@
       </w:r>
       <w:hyperlink r:id="rId326">
         <w:r>
-          <w:rPr>
-            <w:rStyle w:val="Hyperlink"/>
-          </w:rPr>
+          <w:rPr/>
           <w:t xml:space="preserve">https://doi.org/10.1136/bmj.g7594</w:t>
         </w:r>
       </w:hyperlink>
@@ -30843,9 +33850,7 @@
       </w:r>
       <w:hyperlink r:id="rId328">
         <w:r>
-          <w:rPr>
-            <w:rStyle w:val="Hyperlink"/>
-          </w:rPr>
+          <w:rPr/>
           <w:t xml:space="preserve">https://doi.org/10.1186/1471-2288-13-33</w:t>
         </w:r>
       </w:hyperlink>
@@ -30873,9 +33878,7 @@
       </w:r>
       <w:hyperlink r:id="rId330">
         <w:r>
-          <w:rPr>
-            <w:rStyle w:val="Hyperlink"/>
-          </w:rPr>
+          <w:rPr/>
           <w:t xml:space="preserve">https://doi.org/10.1016/j.jclinepi.2015.04.005</w:t>
         </w:r>
       </w:hyperlink>
@@ -30918,9 +33921,7 @@
       </w:r>
       <w:hyperlink r:id="rId332">
         <w:r>
-          <w:rPr>
-            <w:rStyle w:val="Hyperlink"/>
-          </w:rPr>
+          <w:rPr/>
           <w:t xml:space="preserve">https://doi.org/10.1093/bioinformatics/btp616</w:t>
         </w:r>
       </w:hyperlink>
@@ -30957,9 +33958,7 @@
       </w:r>
       <w:hyperlink r:id="rId334">
         <w:r>
-          <w:rPr>
-            <w:rStyle w:val="Hyperlink"/>
-          </w:rPr>
+          <w:rPr/>
           <w:t xml:space="preserve">https://doi.org/10.1186/gb-2010-11-3-r25</w:t>
         </w:r>
       </w:hyperlink>
@@ -30987,9 +33986,7 @@
       </w:r>
       <w:hyperlink r:id="rId336">
         <w:r>
-          <w:rPr>
-            <w:rStyle w:val="Hyperlink"/>
-          </w:rPr>
+          <w:rPr/>
           <w:t xml:space="preserve">https://doi.org/10.1111/j.1467-9868.2005.00503.x</w:t>
         </w:r>
       </w:hyperlink>
@@ -31017,9 +34014,7 @@
       </w:r>
       <w:hyperlink r:id="rId338">
         <w:r>
-          <w:rPr>
-            <w:rStyle w:val="Hyperlink"/>
-          </w:rPr>
+          <w:rPr/>
           <w:t xml:space="preserve">https://doi.org/10.1111/j.2517-6161.1996.tb02080.x</w:t>
         </w:r>
       </w:hyperlink>
@@ -31056,9 +34051,7 @@
       </w:r>
       <w:hyperlink r:id="rId340">
         <w:r>
-          <w:rPr>
-            <w:rStyle w:val="Hyperlink"/>
-          </w:rPr>
+          <w:rPr/>
           <w:t xml:space="preserve">https://doi.org/10.1002/(SICI)1097-0258(19970228)16:4&lt;385::AID-SIM380&gt;3.0.CO;2-3</w:t>
         </w:r>
       </w:hyperlink>
@@ -31086,9 +34079,7 @@
       </w:r>
       <w:hyperlink r:id="rId342">
         <w:r>
-          <w:rPr>
-            <w:rStyle w:val="Hyperlink"/>
-          </w:rPr>
+          <w:rPr/>
           <w:t xml:space="preserve">https://doi.org/10.18637/jss.v033.i01</w:t>
         </w:r>
       </w:hyperlink>
@@ -31125,9 +34116,7 @@
       </w:r>
       <w:hyperlink r:id="rId344">
         <w:r>
-          <w:rPr>
-            <w:rStyle w:val="Hyperlink"/>
-          </w:rPr>
+          <w:rPr/>
           <w:t xml:space="preserve">https://doi.org/10.18637/jss.v039.i05</w:t>
         </w:r>
       </w:hyperlink>
@@ -31155,9 +34144,7 @@
       </w:r>
       <w:hyperlink r:id="rId346">
         <w:r>
-          <w:rPr>
-            <w:rStyle w:val="Hyperlink"/>
-          </w:rPr>
+          <w:rPr/>
           <w:t xml:space="preserve">https://doi.org/10.1093/biomet/81.3.515</w:t>
         </w:r>
       </w:hyperlink>
@@ -31194,9 +34181,7 @@
       </w:r>
       <w:hyperlink r:id="rId348">
         <w:r>
-          <w:rPr>
-            <w:rStyle w:val="Hyperlink"/>
-          </w:rPr>
+          <w:rPr/>
           <w:t xml:space="preserve">https://doi.org/10.1007/978-1-4757-3294-8</w:t>
         </w:r>
       </w:hyperlink>
@@ -31224,9 +34209,7 @@
       </w:r>
       <w:hyperlink r:id="rId350">
         <w:r>
-          <w:rPr>
-            <w:rStyle w:val="Hyperlink"/>
-          </w:rPr>
+          <w:rPr/>
           <w:t xml:space="preserve">https://doi.org/10.1001/jama.1982.03320430047030</w:t>
         </w:r>
       </w:hyperlink>
@@ -31254,9 +34237,7 @@
       </w:r>
       <w:hyperlink r:id="rId352">
         <w:r>
-          <w:rPr>
-            <w:rStyle w:val="Hyperlink"/>
-          </w:rPr>
+          <w:rPr/>
           <w:t xml:space="preserve">https://doi.org/10.1214/aos/1176344552</w:t>
         </w:r>
       </w:hyperlink>
@@ -31293,9 +34274,7 @@
       </w:r>
       <w:hyperlink r:id="rId354">
         <w:r>
-          <w:rPr>
-            <w:rStyle w:val="Hyperlink"/>
-          </w:rPr>
+          <w:rPr/>
           <w:t xml:space="preserve">https://doi.org/10.1002/sim.4154</w:t>
         </w:r>
       </w:hyperlink>
@@ -31323,9 +34302,7 @@
       </w:r>
       <w:hyperlink r:id="rId356">
         <w:r>
-          <w:rPr>
-            <w:rStyle w:val="Hyperlink"/>
-          </w:rPr>
+          <w:rPr/>
           <w:t xml:space="preserve">https://doi.org/10.1002/sim.5958</w:t>
         </w:r>
       </w:hyperlink>
@@ -31353,9 +34330,7 @@
       </w:r>
       <w:hyperlink r:id="rId358">
         <w:r>
-          <w:rPr>
-            <w:rStyle w:val="Hyperlink"/>
-          </w:rPr>
+          <w:rPr/>
           <w:t xml:space="preserve">https://doi.org/10.1080/01621459.1999.10474144</w:t>
         </w:r>
       </w:hyperlink>
@@ -31383,9 +34358,7 @@
       </w:r>
       <w:hyperlink r:id="rId360">
         <w:r>
-          <w:rPr>
-            <w:rStyle w:val="Hyperlink"/>
-          </w:rPr>
+          <w:rPr/>
           <w:t xml:space="preserve">https://doi.org/10.1016/j.jclinepi.2015.12.005</w:t>
         </w:r>
       </w:hyperlink>
@@ -31422,9 +34395,7 @@
       </w:r>
       <w:hyperlink r:id="rId362">
         <w:r>
-          <w:rPr>
-            <w:rStyle w:val="Hyperlink"/>
-          </w:rPr>
+          <w:rPr/>
           <w:t xml:space="preserve">https://doi.org/10.1186/s12916-019-1466-7</w:t>
         </w:r>
       </w:hyperlink>
@@ -31452,9 +34423,7 @@
       </w:r>
       <w:hyperlink r:id="rId364">
         <w:r>
-          <w:rPr>
-            <w:rStyle w:val="Hyperlink"/>
-          </w:rPr>
+          <w:rPr/>
           <w:t xml:space="preserve">https://doi.org/10.1177/0272989X06295361</w:t>
         </w:r>
       </w:hyperlink>
@@ -31494,9 +34463,7 @@
       </w:r>
       <w:hyperlink r:id="rId366">
         <w:r>
-          <w:rPr>
-            <w:rStyle w:val="Hyperlink"/>
-          </w:rPr>
+          <w:rPr/>
           <w:t xml:space="preserve">https://doi.org/10.18637/jss.v036.i03</w:t>
         </w:r>
       </w:hyperlink>
@@ -31524,9 +34491,7 @@
       </w:r>
       <w:hyperlink r:id="rId368">
         <w:r>
-          <w:rPr>
-            <w:rStyle w:val="Hyperlink"/>
-          </w:rPr>
+          <w:rPr/>
           <w:t xml:space="preserve">https://doi.org/10.1136/bmj.327.7414.557</w:t>
         </w:r>
       </w:hyperlink>
@@ -31554,9 +34519,7 @@
       </w:r>
       <w:hyperlink r:id="rId370">
         <w:r>
-          <w:rPr>
-            <w:rStyle w:val="Hyperlink"/>
-          </w:rPr>
+          <w:rPr/>
           <w:t xml:space="preserve">https://doi.org/10.1002/sim.1009</w:t>
         </w:r>
       </w:hyperlink>
@@ -31584,9 +34547,7 @@
       </w:r>
       <w:hyperlink r:id="rId372">
         <w:r>
-          <w:rPr>
-            <w:rStyle w:val="Hyperlink"/>
-          </w:rPr>
+          <w:rPr/>
           <w:t xml:space="preserve">https://doi.org/10.1016/0197-2456(86)90046-2</w:t>
         </w:r>
       </w:hyperlink>
@@ -31629,9 +34590,7 @@
       </w:r>
       <w:hyperlink r:id="rId374">
         <w:r>
-          <w:rPr>
-            <w:rStyle w:val="Hyperlink"/>
-          </w:rPr>
+          <w:rPr/>
           <w:t xml:space="preserve">https://doi.org/10.1093/bioinformatics/btv693</w:t>
         </w:r>
       </w:hyperlink>
@@ -31695,9 +34654,7 @@
       </w:r>
       <w:hyperlink r:id="rId376">
         <w:r>
-          <w:rPr>
-            <w:rStyle w:val="Hyperlink"/>
-          </w:rPr>
+          <w:rPr/>
           <w:t xml:space="preserve">https://doi.org/10.1093/jnci/djp082</w:t>
         </w:r>
       </w:hyperlink>
@@ -31725,9 +34682,7 @@
       </w:r>
       <w:hyperlink r:id="rId378">
         <w:r>
-          <w:rPr>
-            <w:rStyle w:val="Hyperlink"/>
-          </w:rPr>
+          <w:rPr/>
           <w:t xml:space="preserve">https://doi.org/10.1016/S1470-2045(17)30904-X</w:t>
         </w:r>
       </w:hyperlink>
@@ -31767,9 +34722,7 @@
       </w:r>
       <w:hyperlink r:id="rId380">
         <w:r>
-          <w:rPr>
-            <w:rStyle w:val="Hyperlink"/>
-          </w:rPr>
+          <w:rPr/>
           <w:t xml:space="preserve">https://doi.org/10.1016/S0140-6736(13)62422-8</w:t>
         </w:r>
       </w:hyperlink>
@@ -31797,9 +34750,7 @@
       </w:r>
       <w:hyperlink r:id="rId382">
         <w:r>
-          <w:rPr>
-            <w:rStyle w:val="Hyperlink"/>
-          </w:rPr>
+          <w:rPr/>
           <w:t xml:space="preserve">https://doi.org/10.1186/s12916-015-0540-z</w:t>
         </w:r>
       </w:hyperlink>
@@ -31845,9 +34796,7 @@
       </w:r>
       <w:hyperlink r:id="rId384">
         <w:r>
-          <w:rPr>
-            <w:rStyle w:val="Hyperlink"/>
-          </w:rPr>
+          <w:rPr/>
           <w:t xml:space="preserve">https://doi.org/10.1186/s13058-026-02298-5</w:t>
         </w:r>
       </w:hyperlink>
@@ -31910,28 +34859,20 @@
       <w:r>
         <w:t xml:space="preserve"> </w:t>
       </w:r>
-      <w:hyperlink w:anchor="tbl-pipeline-org">
-        <w:r>
-          <w:rPr>
-            <w:rStyle w:val="Hyperlink"/>
-          </w:rPr>
-          <w:t xml:space="preserve">Tabela 20</w:t>
-        </w:r>
-      </w:hyperlink>
+      <w:r>
+        <w:rPr/>
+        <w:t xml:space="preserve">Tabela 20</w:t>
+      </w:r>
       <w:r>
         <w:t xml:space="preserve">; a lista integral, com descrição objetiva de cada script, segue na</w:t>
       </w:r>
       <w:r>
         <w:t xml:space="preserve"> </w:t>
       </w:r>
-      <w:hyperlink w:anchor="tbl-pipeline-full">
-        <w:r>
-          <w:rPr>
-            <w:rStyle w:val="Hyperlink"/>
-          </w:rPr>
-          <w:t xml:space="preserve">Tabela 21</w:t>
-        </w:r>
-      </w:hyperlink>
+      <w:r>
+        <w:rPr/>
+        <w:t xml:space="preserve">Tabela 21</w:t>
+      </w:r>
       <w:r>
         <w:t xml:space="preserve">.</w:t>
       </w:r>

--- a/submission/TESE_CorePAM_v1.1_corrigida.docx
+++ b/submission/TESE_CorePAM_v1.1_corrigida.docx
@@ -31986,12 +31986,10 @@
       <w:r>
         <w:t xml:space="preserve"> </w:t>
       </w:r>
-      <w:hyperlink r:id="rId235">
-        <w:r>
-          <w:rPr/>
-          <w:t xml:space="preserve">https://doi.org/10.3322/caac.21660</w:t>
-        </w:r>
-      </w:hyperlink>
+      <w:r>
+        <w:rPr/>
+        <w:t xml:space="preserve">https://doi.org/10.3322/caac.21660</w:t>
+      </w:r>
     </w:p>
     <w:bookmarkEnd w:id="236"/>
     <w:bookmarkStart w:id="238" w:name="ref-bray2024"/>
@@ -32026,12 +32024,10 @@
       <w:r>
         <w:t xml:space="preserve"> </w:t>
       </w:r>
-      <w:hyperlink r:id="rId237">
-        <w:r>
-          <w:rPr/>
-          <w:t xml:space="preserve">https://doi.org/10.3322/caac.21834</w:t>
-        </w:r>
-      </w:hyperlink>
+      <w:r>
+        <w:rPr/>
+        <w:t xml:space="preserve">https://doi.org/10.3322/caac.21834</w:t>
+      </w:r>
     </w:p>
     <w:bookmarkEnd w:id="238"/>
     <w:bookmarkStart w:id="240" w:name="ref-peto2012"/>
@@ -32054,12 +32050,10 @@
       <w:r>
         <w:t xml:space="preserve"> </w:t>
       </w:r>
-      <w:hyperlink r:id="rId239">
-        <w:r>
-          <w:rPr/>
-          <w:t xml:space="preserve">https://doi.org/10.1016/S0140-6736(11)61625-5</w:t>
-        </w:r>
-      </w:hyperlink>
+      <w:r>
+        <w:rPr/>
+        <w:t xml:space="preserve">https://doi.org/10.1016/S0140-6736(11)61625-5</w:t>
+      </w:r>
     </w:p>
     <w:bookmarkEnd w:id="240"/>
     <w:bookmarkStart w:id="242" w:name="ref-ebctcg2011"/>
@@ -32082,12 +32076,10 @@
       <w:r>
         <w:t xml:space="preserve"> </w:t>
       </w:r>
-      <w:hyperlink r:id="rId241">
-        <w:r>
-          <w:rPr/>
-          <w:t xml:space="preserve">https://doi.org/10.1016/S0140-6736(11)60993-8</w:t>
-        </w:r>
-      </w:hyperlink>
+      <w:r>
+        <w:rPr/>
+        <w:t xml:space="preserve">https://doi.org/10.1016/S0140-6736(11)60993-8</w:t>
+      </w:r>
     </w:p>
     <w:bookmarkEnd w:id="242"/>
     <w:bookmarkStart w:id="243" w:name="ref-inca2023"/>
@@ -32147,12 +32139,10 @@
       <w:r>
         <w:t xml:space="preserve"> </w:t>
       </w:r>
-      <w:hyperlink r:id="rId244">
-        <w:r>
-          <w:rPr/>
-          <w:t xml:space="preserve">https://doi.org/10.1590/0102-311X00074817</w:t>
-        </w:r>
-      </w:hyperlink>
+      <w:r>
+        <w:rPr/>
+        <w:t xml:space="preserve">https://doi.org/10.1590/0102-311X00074817</w:t>
+      </w:r>
     </w:p>
     <w:bookmarkEnd w:id="245"/>
     <w:bookmarkStart w:id="247" w:name="ref-harbeck2019"/>
@@ -32175,12 +32165,10 @@
       <w:r>
         <w:t xml:space="preserve"> </w:t>
       </w:r>
-      <w:hyperlink r:id="rId246">
-        <w:r>
-          <w:rPr/>
-          <w:t xml:space="preserve">https://doi.org/10.1038/s41572-019-0111-2</w:t>
-        </w:r>
-      </w:hyperlink>
+      <w:r>
+        <w:rPr/>
+        <w:t xml:space="preserve">https://doi.org/10.1038/s41572-019-0111-2</w:t>
+      </w:r>
     </w:p>
     <w:bookmarkEnd w:id="247"/>
     <w:bookmarkStart w:id="249" w:name="ref-perou2000"/>
@@ -32203,12 +32191,10 @@
       <w:r>
         <w:t xml:space="preserve"> </w:t>
       </w:r>
-      <w:hyperlink r:id="rId248">
-        <w:r>
-          <w:rPr/>
-          <w:t xml:space="preserve">https://doi.org/10.1038/35021093</w:t>
-        </w:r>
-      </w:hyperlink>
+      <w:r>
+        <w:rPr/>
+        <w:t xml:space="preserve">https://doi.org/10.1038/35021093</w:t>
+      </w:r>
     </w:p>
     <w:bookmarkEnd w:id="249"/>
     <w:bookmarkStart w:id="251" w:name="ref-sorlie2001"/>
@@ -32231,12 +32217,10 @@
       <w:r>
         <w:t xml:space="preserve"> </w:t>
       </w:r>
-      <w:hyperlink r:id="rId250">
-        <w:r>
-          <w:rPr/>
-          <w:t xml:space="preserve">https://doi.org/10.1073/pnas.191367098</w:t>
-        </w:r>
-      </w:hyperlink>
+      <w:r>
+        <w:rPr/>
+        <w:t xml:space="preserve">https://doi.org/10.1073/pnas.191367098</w:t>
+      </w:r>
     </w:p>
     <w:bookmarkEnd w:id="251"/>
     <w:bookmarkStart w:id="253" w:name="ref-pratperou2011"/>
@@ -32259,12 +32243,10 @@
       <w:r>
         <w:t xml:space="preserve"> </w:t>
       </w:r>
-      <w:hyperlink r:id="rId252">
-        <w:r>
-          <w:rPr/>
-          <w:t xml:space="preserve">https://doi.org/10.1016/j.molonc.2010.11.003</w:t>
-        </w:r>
-      </w:hyperlink>
+      <w:r>
+        <w:rPr/>
+        <w:t xml:space="preserve">https://doi.org/10.1016/j.molonc.2010.11.003</w:t>
+      </w:r>
     </w:p>
     <w:bookmarkEnd w:id="253"/>
     <w:bookmarkStart w:id="255" w:name="ref-curtis2012"/>
@@ -32287,12 +32269,10 @@
       <w:r>
         <w:t xml:space="preserve"> </w:t>
       </w:r>
-      <w:hyperlink r:id="rId254">
-        <w:r>
-          <w:rPr/>
-          <w:t xml:space="preserve">https://doi.org/10.1038/nature10983</w:t>
-        </w:r>
-      </w:hyperlink>
+      <w:r>
+        <w:rPr/>
+        <w:t xml:space="preserve">https://doi.org/10.1038/nature10983</w:t>
+      </w:r>
     </w:p>
     <w:bookmarkEnd w:id="255"/>
     <w:bookmarkStart w:id="257" w:name="ref-pereira2016"/>
@@ -32315,12 +32295,10 @@
       <w:r>
         <w:t xml:space="preserve"> </w:t>
       </w:r>
-      <w:hyperlink r:id="rId256">
-        <w:r>
-          <w:rPr/>
-          <w:t xml:space="preserve">https://doi.org/10.1038/ncomms11479</w:t>
-        </w:r>
-      </w:hyperlink>
+      <w:r>
+        <w:rPr/>
+        <w:t xml:space="preserve">https://doi.org/10.1038/ncomms11479</w:t>
+      </w:r>
     </w:p>
     <w:bookmarkEnd w:id="257"/>
     <w:bookmarkStart w:id="259" w:name="ref-parker2009"/>
@@ -32343,12 +32321,10 @@
       <w:r>
         <w:t xml:space="preserve"> </w:t>
       </w:r>
-      <w:hyperlink r:id="rId258">
-        <w:r>
-          <w:rPr/>
-          <w:t xml:space="preserve">https://doi.org/10.1200/JCO.2008.18.1370</w:t>
-        </w:r>
-      </w:hyperlink>
+      <w:r>
+        <w:rPr/>
+        <w:t xml:space="preserve">https://doi.org/10.1200/JCO.2008.18.1370</w:t>
+      </w:r>
     </w:p>
     <w:bookmarkEnd w:id="259"/>
     <w:bookmarkStart w:id="261" w:name="ref-nielsen2010"/>
@@ -32383,12 +32359,10 @@
       <w:r>
         <w:t xml:space="preserve"> </w:t>
       </w:r>
-      <w:hyperlink r:id="rId260">
-        <w:r>
-          <w:rPr/>
-          <w:t xml:space="preserve">https://doi.org/10.1158/1078-0432.CCR-10-1282</w:t>
-        </w:r>
-      </w:hyperlink>
+      <w:r>
+        <w:rPr/>
+        <w:t xml:space="preserve">https://doi.org/10.1158/1078-0432.CCR-10-1282</w:t>
+      </w:r>
     </w:p>
     <w:bookmarkEnd w:id="261"/>
     <w:bookmarkStart w:id="263" w:name="ref-chia2012"/>
@@ -32411,12 +32385,10 @@
       <w:r>
         <w:t xml:space="preserve"> </w:t>
       </w:r>
-      <w:hyperlink r:id="rId262">
-        <w:r>
-          <w:rPr/>
-          <w:t xml:space="preserve">https://doi.org/10.1158/1078-0432.CCR-12-0286</w:t>
-        </w:r>
-      </w:hyperlink>
+      <w:r>
+        <w:rPr/>
+        <w:t xml:space="preserve">https://doi.org/10.1158/1078-0432.CCR-12-0286</w:t>
+      </w:r>
     </w:p>
     <w:bookmarkEnd w:id="263"/>
     <w:bookmarkStart w:id="265" w:name="ref-wallden2015"/>
@@ -32457,12 +32429,10 @@
       <w:r>
         <w:t xml:space="preserve"> </w:t>
       </w:r>
-      <w:hyperlink r:id="rId264">
-        <w:r>
-          <w:rPr/>
-          <w:t xml:space="preserve">https://doi.org/10.1186/s12920-015-0129-6</w:t>
-        </w:r>
-      </w:hyperlink>
+      <w:r>
+        <w:rPr/>
+        <w:t xml:space="preserve">https://doi.org/10.1186/s12920-015-0129-6</w:t>
+      </w:r>
     </w:p>
     <w:bookmarkEnd w:id="265"/>
     <w:bookmarkStart w:id="267" w:name="ref-dowsett2010"/>
@@ -32497,12 +32467,10 @@
       <w:r>
         <w:t xml:space="preserve"> </w:t>
       </w:r>
-      <w:hyperlink r:id="rId266">
-        <w:r>
-          <w:rPr/>
-          <w:t xml:space="preserve">https://doi.org/10.1200/JCO.2009.24.4798</w:t>
-        </w:r>
-      </w:hyperlink>
+      <w:r>
+        <w:rPr/>
+        <w:t xml:space="preserve">https://doi.org/10.1200/JCO.2009.24.4798</w:t>
+      </w:r>
     </w:p>
     <w:bookmarkEnd w:id="267"/>
     <w:bookmarkStart w:id="269" w:name="ref-gnant2014"/>
@@ -32549,12 +32517,10 @@
       <w:r>
         <w:t xml:space="preserve"> </w:t>
       </w:r>
-      <w:hyperlink r:id="rId268">
-        <w:r>
-          <w:rPr/>
-          <w:t xml:space="preserve">https://doi.org/10.1093/annonc/mdt494</w:t>
-        </w:r>
-      </w:hyperlink>
+      <w:r>
+        <w:rPr/>
+        <w:t xml:space="preserve">https://doi.org/10.1093/annonc/mdt494</w:t>
+      </w:r>
     </w:p>
     <w:bookmarkEnd w:id="269"/>
     <w:bookmarkStart w:id="271" w:name="ref-coates2015"/>
@@ -32667,12 +32633,10 @@
       <w:r>
         <w:t xml:space="preserve"> </w:t>
       </w:r>
-      <w:hyperlink r:id="rId270">
-        <w:r>
-          <w:rPr/>
-          <w:t xml:space="preserve">https://doi.org/10.1093/annonc/mdv221</w:t>
-        </w:r>
-      </w:hyperlink>
+      <w:r>
+        <w:rPr/>
+        <w:t xml:space="preserve">https://doi.org/10.1093/annonc/mdv221</w:t>
+      </w:r>
     </w:p>
     <w:bookmarkEnd w:id="271"/>
     <w:bookmarkStart w:id="273" w:name="ref-burstein2019"/>
@@ -32740,12 +32704,10 @@
       <w:r>
         <w:t xml:space="preserve"> </w:t>
       </w:r>
-      <w:hyperlink r:id="rId272">
-        <w:r>
-          <w:rPr/>
-          <w:t xml:space="preserve">https://doi.org/10.1093/annonc/mdz235</w:t>
-        </w:r>
-      </w:hyperlink>
+      <w:r>
+        <w:rPr/>
+        <w:t xml:space="preserve">https://doi.org/10.1093/annonc/mdz235</w:t>
+      </w:r>
     </w:p>
     <w:bookmarkEnd w:id="273"/>
     <w:bookmarkStart w:id="275" w:name="ref-andre2022"/>
@@ -32780,12 +32742,10 @@
       <w:r>
         <w:t xml:space="preserve"> </w:t>
       </w:r>
-      <w:hyperlink r:id="rId274">
-        <w:r>
-          <w:rPr/>
-          <w:t xml:space="preserve">https://doi.org/10.1200/JCO.22.00069</w:t>
-        </w:r>
-      </w:hyperlink>
+      <w:r>
+        <w:rPr/>
+        <w:t xml:space="preserve">https://doi.org/10.1200/JCO.22.00069</w:t>
+      </w:r>
     </w:p>
     <w:bookmarkEnd w:id="275"/>
     <w:bookmarkStart w:id="277" w:name="ref-paik2004"/>
@@ -32808,12 +32768,10 @@
       <w:r>
         <w:t xml:space="preserve"> </w:t>
       </w:r>
-      <w:hyperlink r:id="rId276">
-        <w:r>
-          <w:rPr/>
-          <w:t xml:space="preserve">https://doi.org/10.1056/NEJMoa041588</w:t>
-        </w:r>
-      </w:hyperlink>
+      <w:r>
+        <w:rPr/>
+        <w:t xml:space="preserve">https://doi.org/10.1056/NEJMoa041588</w:t>
+      </w:r>
     </w:p>
     <w:bookmarkEnd w:id="277"/>
     <w:bookmarkStart w:id="279" w:name="ref-sparano2018"/>
@@ -32836,12 +32794,10 @@
       <w:r>
         <w:t xml:space="preserve"> </w:t>
       </w:r>
-      <w:hyperlink r:id="rId278">
-        <w:r>
-          <w:rPr/>
-          <w:t xml:space="preserve">https://doi.org/10.1056/NEJMoa1804710</w:t>
-        </w:r>
-      </w:hyperlink>
+      <w:r>
+        <w:rPr/>
+        <w:t xml:space="preserve">https://doi.org/10.1056/NEJMoa1804710</w:t>
+      </w:r>
     </w:p>
     <w:bookmarkEnd w:id="279"/>
     <w:bookmarkStart w:id="281" w:name="ref-sparano2019"/>
@@ -32864,12 +32820,10 @@
       <w:r>
         <w:t xml:space="preserve"> </w:t>
       </w:r>
-      <w:hyperlink r:id="rId280">
-        <w:r>
-          <w:rPr/>
-          <w:t xml:space="preserve">https://doi.org/10.1056/NEJMoa1904819</w:t>
-        </w:r>
-      </w:hyperlink>
+      <w:r>
+        <w:rPr/>
+        <w:t xml:space="preserve">https://doi.org/10.1056/NEJMoa1904819</w:t>
+      </w:r>
     </w:p>
     <w:bookmarkEnd w:id="281"/>
     <w:bookmarkStart w:id="283" w:name="ref-kalinsky2021"/>
@@ -32892,12 +32846,10 @@
       <w:r>
         <w:t xml:space="preserve"> </w:t>
       </w:r>
-      <w:hyperlink r:id="rId282">
-        <w:r>
-          <w:rPr/>
-          <w:t xml:space="preserve">https://doi.org/10.1056/NEJMoa2108873</w:t>
-        </w:r>
-      </w:hyperlink>
+      <w:r>
+        <w:rPr/>
+        <w:t xml:space="preserve">https://doi.org/10.1056/NEJMoa2108873</w:t>
+      </w:r>
     </w:p>
     <w:bookmarkEnd w:id="283"/>
     <w:bookmarkStart w:id="285" w:name="ref-vantveer2002"/>
@@ -32920,12 +32872,10 @@
       <w:r>
         <w:t xml:space="preserve"> </w:t>
       </w:r>
-      <w:hyperlink r:id="rId284">
-        <w:r>
-          <w:rPr/>
-          <w:t xml:space="preserve">https://doi.org/10.1038/415530a</w:t>
-        </w:r>
-      </w:hyperlink>
+      <w:r>
+        <w:rPr/>
+        <w:t xml:space="preserve">https://doi.org/10.1038/415530a</w:t>
+      </w:r>
     </w:p>
     <w:bookmarkEnd w:id="285"/>
     <w:bookmarkStart w:id="287" w:name="ref-cardoso2016"/>
@@ -32948,12 +32898,10 @@
       <w:r>
         <w:t xml:space="preserve"> </w:t>
       </w:r>
-      <w:hyperlink r:id="rId286">
-        <w:r>
-          <w:rPr/>
-          <w:t xml:space="preserve">https://doi.org/10.1056/NEJMoa1602253</w:t>
-        </w:r>
-      </w:hyperlink>
+      <w:r>
+        <w:rPr/>
+        <w:t xml:space="preserve">https://doi.org/10.1056/NEJMoa1602253</w:t>
+      </w:r>
     </w:p>
     <w:bookmarkEnd w:id="287"/>
     <w:bookmarkStart w:id="289" w:name="ref-piccart2021"/>
@@ -32988,12 +32936,10 @@
       <w:r>
         <w:t xml:space="preserve"> </w:t>
       </w:r>
-      <w:hyperlink r:id="rId288">
-        <w:r>
-          <w:rPr/>
-          <w:t xml:space="preserve">https://doi.org/10.1016/S1470-2045(21)00007-3</w:t>
-        </w:r>
-      </w:hyperlink>
+      <w:r>
+        <w:rPr/>
+        <w:t xml:space="preserve">https://doi.org/10.1016/S1470-2045(21)00007-3</w:t>
+      </w:r>
     </w:p>
     <w:bookmarkEnd w:id="289"/>
     <w:bookmarkStart w:id="291" w:name="ref-filipits2011"/>
@@ -33034,12 +32980,10 @@
       <w:r>
         <w:t xml:space="preserve"> </w:t>
       </w:r>
-      <w:hyperlink r:id="rId290">
-        <w:r>
-          <w:rPr/>
-          <w:t xml:space="preserve">https://doi.org/10.1158/1078-0432.CCR-11-0926</w:t>
-        </w:r>
-      </w:hyperlink>
+      <w:r>
+        <w:rPr/>
+        <w:t xml:space="preserve">https://doi.org/10.1158/1078-0432.CCR-11-0926</w:t>
+      </w:r>
     </w:p>
     <w:bookmarkEnd w:id="291"/>
     <w:bookmarkStart w:id="293" w:name="ref-zhang2013"/>
@@ -33080,12 +33024,10 @@
       <w:r>
         <w:t xml:space="preserve"> </w:t>
       </w:r>
-      <w:hyperlink r:id="rId292">
-        <w:r>
-          <w:rPr/>
-          <w:t xml:space="preserve">https://doi.org/10.1158/1078-0432.CCR-13-0804</w:t>
-        </w:r>
-      </w:hyperlink>
+      <w:r>
+        <w:rPr/>
+        <w:t xml:space="preserve">https://doi.org/10.1158/1078-0432.CCR-13-0804</w:t>
+      </w:r>
     </w:p>
     <w:bookmarkEnd w:id="293"/>
     <w:bookmarkStart w:id="295" w:name="ref-sestak2018"/>
@@ -33108,12 +33050,10 @@
       <w:r>
         <w:t xml:space="preserve"> </w:t>
       </w:r>
-      <w:hyperlink r:id="rId294">
-        <w:r>
-          <w:rPr/>
-          <w:t xml:space="preserve">https://doi.org/10.1001/jamaoncol.2017.5524</w:t>
-        </w:r>
-      </w:hyperlink>
+      <w:r>
+        <w:rPr/>
+        <w:t xml:space="preserve">https://doi.org/10.1001/jamaoncol.2017.5524</w:t>
+      </w:r>
     </w:p>
     <w:bookmarkEnd w:id="295"/>
     <w:bookmarkStart w:id="297" w:name="ref-love2014"/>
@@ -33154,12 +33094,10 @@
       <w:r>
         <w:t xml:space="preserve"> </w:t>
       </w:r>
-      <w:hyperlink r:id="rId296">
-        <w:r>
-          <w:rPr/>
-          <w:t xml:space="preserve">https://doi.org/10.1186/s13059-014-0550-8</w:t>
-        </w:r>
-      </w:hyperlink>
+      <w:r>
+        <w:rPr/>
+        <w:t xml:space="preserve">https://doi.org/10.1186/s13059-014-0550-8</w:t>
+      </w:r>
     </w:p>
     <w:bookmarkEnd w:id="297"/>
     <w:bookmarkStart w:id="299" w:name="ref-ritchie2015"/>
@@ -33203,12 +33141,10 @@
       <w:r>
         <w:t xml:space="preserve"> </w:t>
       </w:r>
-      <w:hyperlink r:id="rId298">
-        <w:r>
-          <w:rPr/>
-          <w:t xml:space="preserve">https://doi.org/10.1093/nar/gkv007</w:t>
-        </w:r>
-      </w:hyperlink>
+      <w:r>
+        <w:rPr/>
+        <w:t xml:space="preserve">https://doi.org/10.1093/nar/gkv007</w:t>
+      </w:r>
     </w:p>
     <w:bookmarkEnd w:id="299"/>
     <w:bookmarkStart w:id="301" w:name="ref-maqc2010"/>
@@ -33279,12 +33215,10 @@
       <w:r>
         <w:t xml:space="preserve"> </w:t>
       </w:r>
-      <w:hyperlink r:id="rId300">
-        <w:r>
-          <w:rPr/>
-          <w:t xml:space="preserve">https://doi.org/10.1038/nbt.1665</w:t>
-        </w:r>
-      </w:hyperlink>
+      <w:r>
+        <w:rPr/>
+        <w:t xml:space="preserve">https://doi.org/10.1038/nbt.1665</w:t>
+      </w:r>
     </w:p>
     <w:bookmarkEnd w:id="301"/>
     <w:bookmarkStart w:id="303" w:name="ref-johnson2007"/>
@@ -33316,12 +33250,10 @@
       <w:r>
         <w:t xml:space="preserve"> </w:t>
       </w:r>
-      <w:hyperlink r:id="rId302">
-        <w:r>
-          <w:rPr/>
-          <w:t xml:space="preserve">https://doi.org/10.1093/biostatistics/kxj037</w:t>
-        </w:r>
-      </w:hyperlink>
+      <w:r>
+        <w:rPr/>
+        <w:t xml:space="preserve">https://doi.org/10.1093/biostatistics/kxj037</w:t>
+      </w:r>
     </w:p>
     <w:bookmarkEnd w:id="303"/>
     <w:bookmarkStart w:id="305" w:name="ref-leek2010"/>
@@ -33344,12 +33276,10 @@
       <w:r>
         <w:t xml:space="preserve"> </w:t>
       </w:r>
-      <w:hyperlink r:id="rId304">
-        <w:r>
-          <w:rPr/>
-          <w:t xml:space="preserve">https://doi.org/10.1038/nrg2825</w:t>
-        </w:r>
-      </w:hyperlink>
+      <w:r>
+        <w:rPr/>
+        <w:t xml:space="preserve">https://doi.org/10.1038/nrg2825</w:t>
+      </w:r>
     </w:p>
     <w:bookmarkEnd w:id="305"/>
     <w:bookmarkStart w:id="307" w:name="ref-saal2015"/>
@@ -33429,12 +33359,10 @@
       <w:r>
         <w:t xml:space="preserve"> </w:t>
       </w:r>
-      <w:hyperlink r:id="rId306">
-        <w:r>
-          <w:rPr/>
-          <w:t xml:space="preserve">https://doi.org/10.1186/s13073-015-0131-9</w:t>
-        </w:r>
-      </w:hyperlink>
+      <w:r>
+        <w:rPr/>
+        <w:t xml:space="preserve">https://doi.org/10.1186/s13073-015-0131-9</w:t>
+      </w:r>
     </w:p>
     <w:bookmarkEnd w:id="307"/>
     <w:bookmarkStart w:id="309" w:name="ref-brueffer2018"/>
@@ -33469,12 +33397,10 @@
       <w:r>
         <w:t xml:space="preserve"> </w:t>
       </w:r>
-      <w:hyperlink r:id="rId308">
-        <w:r>
-          <w:rPr/>
-          <w:t xml:space="preserve">https://doi.org/10.1200/PO.17.00135</w:t>
-        </w:r>
-      </w:hyperlink>
+      <w:r>
+        <w:rPr/>
+        <w:t xml:space="preserve">https://doi.org/10.1200/PO.17.00135</w:t>
+      </w:r>
     </w:p>
     <w:bookmarkEnd w:id="309"/>
     <w:bookmarkStart w:id="311" w:name="ref-tcga2012"/>
@@ -33497,12 +33423,10 @@
       <w:r>
         <w:t xml:space="preserve"> </w:t>
       </w:r>
-      <w:hyperlink r:id="rId310">
-        <w:r>
-          <w:rPr/>
-          <w:t xml:space="preserve">https://doi.org/10.1038/nature11412</w:t>
-        </w:r>
-      </w:hyperlink>
+      <w:r>
+        <w:rPr/>
+        <w:t xml:space="preserve">https://doi.org/10.1038/nature11412</w:t>
+      </w:r>
     </w:p>
     <w:bookmarkEnd w:id="311"/>
     <w:bookmarkStart w:id="313" w:name="ref-kao2011"/>
@@ -33525,12 +33449,10 @@
       <w:r>
         <w:t xml:space="preserve"> </w:t>
       </w:r>
-      <w:hyperlink r:id="rId312">
-        <w:r>
-          <w:rPr/>
-          <w:t xml:space="preserve">https://doi.org/10.1186/1471-2407-11-143</w:t>
-        </w:r>
-      </w:hyperlink>
+      <w:r>
+        <w:rPr/>
+        <w:t xml:space="preserve">https://doi.org/10.1186/1471-2407-11-143</w:t>
+      </w:r>
     </w:p>
     <w:bookmarkEnd w:id="313"/>
     <w:bookmarkStart w:id="315" w:name="ref-pawitan2005"/>
@@ -33553,12 +33475,10 @@
       <w:r>
         <w:t xml:space="preserve"> </w:t>
       </w:r>
-      <w:hyperlink r:id="rId314">
-        <w:r>
-          <w:rPr/>
-          <w:t xml:space="preserve">https://doi.org/10.1186/bcr1325</w:t>
-        </w:r>
-      </w:hyperlink>
+      <w:r>
+        <w:rPr/>
+        <w:t xml:space="preserve">https://doi.org/10.1186/bcr1325</w:t>
+      </w:r>
     </w:p>
     <w:bookmarkEnd w:id="315"/>
     <w:bookmarkStart w:id="317" w:name="ref-hatzis2011"/>
@@ -33581,12 +33501,10 @@
       <w:r>
         <w:t xml:space="preserve"> </w:t>
       </w:r>
-      <w:hyperlink r:id="rId316">
-        <w:r>
-          <w:rPr/>
-          <w:t xml:space="preserve">https://doi.org/10.1001/jama.2011.593</w:t>
-        </w:r>
-      </w:hyperlink>
+      <w:r>
+        <w:rPr/>
+        <w:t xml:space="preserve">https://doi.org/10.1001/jama.2011.593</w:t>
+      </w:r>
     </w:p>
     <w:bookmarkEnd w:id="317"/>
     <w:bookmarkStart w:id="319" w:name="ref-miyake2012"/>
@@ -33630,12 +33548,10 @@
       <w:r>
         <w:t xml:space="preserve"> </w:t>
       </w:r>
-      <w:hyperlink r:id="rId318">
-        <w:r>
-          <w:rPr/>
-          <w:t xml:space="preserve">https://doi.org/10.1111/j.1349-7006.2012.02241.x</w:t>
-        </w:r>
-      </w:hyperlink>
+      <w:r>
+        <w:rPr/>
+        <w:t xml:space="preserve">https://doi.org/10.1111/j.1349-7006.2012.02241.x</w:t>
+      </w:r>
     </w:p>
     <w:bookmarkEnd w:id="319"/>
     <w:bookmarkStart w:id="321" w:name="ref-esserman2012"/>
@@ -33703,12 +33619,10 @@
       <w:r>
         <w:t xml:space="preserve"> </w:t>
       </w:r>
-      <w:hyperlink r:id="rId320">
-        <w:r>
-          <w:rPr/>
-          <w:t xml:space="preserve">https://doi.org/10.1007/s10549-011-1895-2</w:t>
-        </w:r>
-      </w:hyperlink>
+      <w:r>
+        <w:rPr/>
+        <w:t xml:space="preserve">https://doi.org/10.1007/s10549-011-1895-2</w:t>
+      </w:r>
     </w:p>
     <w:bookmarkEnd w:id="321"/>
     <w:bookmarkStart w:id="323" w:name="ref-wolf2022"/>
@@ -33731,12 +33645,10 @@
       <w:r>
         <w:t xml:space="preserve"> </w:t>
       </w:r>
-      <w:hyperlink r:id="rId322">
-        <w:r>
-          <w:rPr/>
-          <w:t xml:space="preserve">https://doi.org/10.1016/j.ccell.2022.05.005</w:t>
-        </w:r>
-      </w:hyperlink>
+      <w:r>
+        <w:rPr/>
+        <w:t xml:space="preserve">https://doi.org/10.1016/j.ccell.2022.05.005</w:t>
+      </w:r>
     </w:p>
     <w:bookmarkEnd w:id="323"/>
     <w:bookmarkStart w:id="325" w:name="ref-moons2015"/>
@@ -33765,12 +33677,10 @@
       <w:r>
         <w:t xml:space="preserve"> </w:t>
       </w:r>
-      <w:hyperlink r:id="rId324">
-        <w:r>
-          <w:rPr/>
-          <w:t xml:space="preserve">https://doi.org/10.7326/M14-0698</w:t>
-        </w:r>
-      </w:hyperlink>
+      <w:r>
+        <w:rPr/>
+        <w:t xml:space="preserve">https://doi.org/10.7326/M14-0698</w:t>
+      </w:r>
     </w:p>
     <w:bookmarkEnd w:id="325"/>
     <w:bookmarkStart w:id="327" w:name="ref-collins2015"/>
@@ -33811,12 +33721,10 @@
       <w:r>
         <w:t xml:space="preserve"> </w:t>
       </w:r>
-      <w:hyperlink r:id="rId326">
-        <w:r>
-          <w:rPr/>
-          <w:t xml:space="preserve">https://doi.org/10.1136/bmj.g7594</w:t>
-        </w:r>
-      </w:hyperlink>
+      <w:r>
+        <w:rPr/>
+        <w:t xml:space="preserve">https://doi.org/10.1136/bmj.g7594</w:t>
+      </w:r>
     </w:p>
     <w:bookmarkEnd w:id="327"/>
     <w:bookmarkStart w:id="329" w:name="ref-royston2013"/>
@@ -33848,12 +33756,10 @@
       <w:r>
         <w:t xml:space="preserve"> </w:t>
       </w:r>
-      <w:hyperlink r:id="rId328">
-        <w:r>
-          <w:rPr/>
-          <w:t xml:space="preserve">https://doi.org/10.1186/1471-2288-13-33</w:t>
-        </w:r>
-      </w:hyperlink>
+      <w:r>
+        <w:rPr/>
+        <w:t xml:space="preserve">https://doi.org/10.1186/1471-2288-13-33</w:t>
+      </w:r>
     </w:p>
     <w:bookmarkEnd w:id="329"/>
     <w:bookmarkStart w:id="331" w:name="ref-steyerberg2016"/>
@@ -33876,12 +33782,10 @@
       <w:r>
         <w:t xml:space="preserve"> </w:t>
       </w:r>
-      <w:hyperlink r:id="rId330">
-        <w:r>
-          <w:rPr/>
-          <w:t xml:space="preserve">https://doi.org/10.1016/j.jclinepi.2015.04.005</w:t>
-        </w:r>
-      </w:hyperlink>
+      <w:r>
+        <w:rPr/>
+        <w:t xml:space="preserve">https://doi.org/10.1016/j.jclinepi.2015.04.005</w:t>
+      </w:r>
     </w:p>
     <w:bookmarkEnd w:id="331"/>
     <w:bookmarkStart w:id="333" w:name="ref-robinson2010"/>
@@ -33919,12 +33823,10 @@
       <w:r>
         <w:t xml:space="preserve"> </w:t>
       </w:r>
-      <w:hyperlink r:id="rId332">
-        <w:r>
-          <w:rPr/>
-          <w:t xml:space="preserve">https://doi.org/10.1093/bioinformatics/btp616</w:t>
-        </w:r>
-      </w:hyperlink>
+      <w:r>
+        <w:rPr/>
+        <w:t xml:space="preserve">https://doi.org/10.1093/bioinformatics/btp616</w:t>
+      </w:r>
     </w:p>
     <w:bookmarkEnd w:id="333"/>
     <w:bookmarkStart w:id="335" w:name="ref-robinson2010b"/>
@@ -33956,12 +33858,10 @@
       <w:r>
         <w:t xml:space="preserve"> </w:t>
       </w:r>
-      <w:hyperlink r:id="rId334">
-        <w:r>
-          <w:rPr/>
-          <w:t xml:space="preserve">https://doi.org/10.1186/gb-2010-11-3-r25</w:t>
-        </w:r>
-      </w:hyperlink>
+      <w:r>
+        <w:rPr/>
+        <w:t xml:space="preserve">https://doi.org/10.1186/gb-2010-11-3-r25</w:t>
+      </w:r>
     </w:p>
     <w:bookmarkEnd w:id="335"/>
     <w:bookmarkStart w:id="337" w:name="ref-zou2005"/>
@@ -33984,12 +33884,10 @@
       <w:r>
         <w:t xml:space="preserve"> </w:t>
       </w:r>
-      <w:hyperlink r:id="rId336">
-        <w:r>
-          <w:rPr/>
-          <w:t xml:space="preserve">https://doi.org/10.1111/j.1467-9868.2005.00503.x</w:t>
-        </w:r>
-      </w:hyperlink>
+      <w:r>
+        <w:rPr/>
+        <w:t xml:space="preserve">https://doi.org/10.1111/j.1467-9868.2005.00503.x</w:t>
+      </w:r>
     </w:p>
     <w:bookmarkEnd w:id="337"/>
     <w:bookmarkStart w:id="339" w:name="ref-tibshirani1996"/>
@@ -34012,12 +33910,10 @@
       <w:r>
         <w:t xml:space="preserve"> </w:t>
       </w:r>
-      <w:hyperlink r:id="rId338">
-        <w:r>
-          <w:rPr/>
-          <w:t xml:space="preserve">https://doi.org/10.1111/j.2517-6161.1996.tb02080.x</w:t>
-        </w:r>
-      </w:hyperlink>
+      <w:r>
+        <w:rPr/>
+        <w:t xml:space="preserve">https://doi.org/10.1111/j.2517-6161.1996.tb02080.x</w:t>
+      </w:r>
     </w:p>
     <w:bookmarkEnd w:id="339"/>
     <w:bookmarkStart w:id="341" w:name="ref-tibshirani1997"/>
@@ -34049,12 +33945,10 @@
       <w:r>
         <w:t xml:space="preserve"> </w:t>
       </w:r>
-      <w:hyperlink r:id="rId340">
-        <w:r>
-          <w:rPr/>
-          <w:t xml:space="preserve">https://doi.org/10.1002/(SICI)1097-0258(19970228)16:4&lt;385::AID-SIM380&gt;3.0.CO;2-3</w:t>
-        </w:r>
-      </w:hyperlink>
+      <w:r>
+        <w:rPr/>
+        <w:t xml:space="preserve">https://doi.org/10.1002/(SICI)1097-0258(19970228)16:4&lt;385::AID-SIM380&gt;3.0.CO;2-3</w:t>
+      </w:r>
     </w:p>
     <w:bookmarkEnd w:id="341"/>
     <w:bookmarkStart w:id="343" w:name="ref-friedman2010"/>
@@ -34077,12 +33971,10 @@
       <w:r>
         <w:t xml:space="preserve"> </w:t>
       </w:r>
-      <w:hyperlink r:id="rId342">
-        <w:r>
-          <w:rPr/>
-          <w:t xml:space="preserve">https://doi.org/10.18637/jss.v033.i01</w:t>
-        </w:r>
-      </w:hyperlink>
+      <w:r>
+        <w:rPr/>
+        <w:t xml:space="preserve">https://doi.org/10.18637/jss.v033.i01</w:t>
+      </w:r>
     </w:p>
     <w:bookmarkEnd w:id="343"/>
     <w:bookmarkStart w:id="345" w:name="ref-simon2011"/>
@@ -34114,12 +34006,10 @@
       <w:r>
         <w:t xml:space="preserve"> </w:t>
       </w:r>
-      <w:hyperlink r:id="rId344">
-        <w:r>
-          <w:rPr/>
-          <w:t xml:space="preserve">https://doi.org/10.18637/jss.v039.i05</w:t>
-        </w:r>
-      </w:hyperlink>
+      <w:r>
+        <w:rPr/>
+        <w:t xml:space="preserve">https://doi.org/10.18637/jss.v039.i05</w:t>
+      </w:r>
     </w:p>
     <w:bookmarkEnd w:id="345"/>
     <w:bookmarkStart w:id="347" w:name="ref-grambsch1994"/>
@@ -34142,12 +34032,10 @@
       <w:r>
         <w:t xml:space="preserve"> </w:t>
       </w:r>
-      <w:hyperlink r:id="rId346">
-        <w:r>
-          <w:rPr/>
-          <w:t xml:space="preserve">https://doi.org/10.1093/biomet/81.3.515</w:t>
-        </w:r>
-      </w:hyperlink>
+      <w:r>
+        <w:rPr/>
+        <w:t xml:space="preserve">https://doi.org/10.1093/biomet/81.3.515</w:t>
+      </w:r>
     </w:p>
     <w:bookmarkEnd w:id="347"/>
     <w:bookmarkStart w:id="349" w:name="ref-therneau2000"/>
@@ -34179,12 +34067,10 @@
       <w:r>
         <w:t xml:space="preserve"> </w:t>
       </w:r>
-      <w:hyperlink r:id="rId348">
-        <w:r>
-          <w:rPr/>
-          <w:t xml:space="preserve">https://doi.org/10.1007/978-1-4757-3294-8</w:t>
-        </w:r>
-      </w:hyperlink>
+      <w:r>
+        <w:rPr/>
+        <w:t xml:space="preserve">https://doi.org/10.1007/978-1-4757-3294-8</w:t>
+      </w:r>
     </w:p>
     <w:bookmarkEnd w:id="349"/>
     <w:bookmarkStart w:id="351" w:name="ref-harrell1982"/>
@@ -34207,12 +34093,10 @@
       <w:r>
         <w:t xml:space="preserve"> </w:t>
       </w:r>
-      <w:hyperlink r:id="rId350">
-        <w:r>
-          <w:rPr/>
-          <w:t xml:space="preserve">https://doi.org/10.1001/jama.1982.03320430047030</w:t>
-        </w:r>
-      </w:hyperlink>
+      <w:r>
+        <w:rPr/>
+        <w:t xml:space="preserve">https://doi.org/10.1001/jama.1982.03320430047030</w:t>
+      </w:r>
     </w:p>
     <w:bookmarkEnd w:id="351"/>
     <w:bookmarkStart w:id="353" w:name="ref-efron1979"/>
@@ -34235,12 +34119,10 @@
       <w:r>
         <w:t xml:space="preserve"> </w:t>
       </w:r>
-      <w:hyperlink r:id="rId352">
-        <w:r>
-          <w:rPr/>
-          <w:t xml:space="preserve">https://doi.org/10.1214/aos/1176344552</w:t>
-        </w:r>
-      </w:hyperlink>
+      <w:r>
+        <w:rPr/>
+        <w:t xml:space="preserve">https://doi.org/10.1214/aos/1176344552</w:t>
+      </w:r>
     </w:p>
     <w:bookmarkEnd w:id="353"/>
     <w:bookmarkStart w:id="355" w:name="ref-uno2011"/>
@@ -34272,12 +34154,10 @@
       <w:r>
         <w:t xml:space="preserve"> </w:t>
       </w:r>
-      <w:hyperlink r:id="rId354">
-        <w:r>
-          <w:rPr/>
-          <w:t xml:space="preserve">https://doi.org/10.1002/sim.4154</w:t>
-        </w:r>
-      </w:hyperlink>
+      <w:r>
+        <w:rPr/>
+        <w:t xml:space="preserve">https://doi.org/10.1002/sim.4154</w:t>
+      </w:r>
     </w:p>
     <w:bookmarkEnd w:id="355"/>
     <w:bookmarkStart w:id="357" w:name="ref-blanche2013"/>
@@ -34300,12 +34180,10 @@
       <w:r>
         <w:t xml:space="preserve"> </w:t>
       </w:r>
-      <w:hyperlink r:id="rId356">
-        <w:r>
-          <w:rPr/>
-          <w:t xml:space="preserve">https://doi.org/10.1002/sim.5958</w:t>
-        </w:r>
-      </w:hyperlink>
+      <w:r>
+        <w:rPr/>
+        <w:t xml:space="preserve">https://doi.org/10.1002/sim.5958</w:t>
+      </w:r>
     </w:p>
     <w:bookmarkEnd w:id="357"/>
     <w:bookmarkStart w:id="359" w:name="ref-fine1999"/>
@@ -34328,12 +34206,10 @@
       <w:r>
         <w:t xml:space="preserve"> </w:t>
       </w:r>
-      <w:hyperlink r:id="rId358">
-        <w:r>
-          <w:rPr/>
-          <w:t xml:space="preserve">https://doi.org/10.1080/01621459.1999.10474144</w:t>
-        </w:r>
-      </w:hyperlink>
+      <w:r>
+        <w:rPr/>
+        <w:t xml:space="preserve">https://doi.org/10.1080/01621459.1999.10474144</w:t>
+      </w:r>
     </w:p>
     <w:bookmarkEnd w:id="359"/>
     <w:bookmarkStart w:id="361" w:name="ref-vancalster2016"/>
@@ -34356,12 +34232,10 @@
       <w:r>
         <w:t xml:space="preserve"> </w:t>
       </w:r>
-      <w:hyperlink r:id="rId360">
-        <w:r>
-          <w:rPr/>
-          <w:t xml:space="preserve">https://doi.org/10.1016/j.jclinepi.2015.12.005</w:t>
-        </w:r>
-      </w:hyperlink>
+      <w:r>
+        <w:rPr/>
+        <w:t xml:space="preserve">https://doi.org/10.1016/j.jclinepi.2015.12.005</w:t>
+      </w:r>
     </w:p>
     <w:bookmarkEnd w:id="361"/>
     <w:bookmarkStart w:id="363" w:name="ref-vancalster2019"/>
@@ -34393,12 +34267,10 @@
       <w:r>
         <w:t xml:space="preserve"> </w:t>
       </w:r>
-      <w:hyperlink r:id="rId362">
-        <w:r>
-          <w:rPr/>
-          <w:t xml:space="preserve">https://doi.org/10.1186/s12916-019-1466-7</w:t>
-        </w:r>
-      </w:hyperlink>
+      <w:r>
+        <w:rPr/>
+        <w:t xml:space="preserve">https://doi.org/10.1186/s12916-019-1466-7</w:t>
+      </w:r>
     </w:p>
     <w:bookmarkEnd w:id="363"/>
     <w:bookmarkStart w:id="365" w:name="ref-vickers2006"/>
@@ -34421,12 +34293,10 @@
       <w:r>
         <w:t xml:space="preserve"> </w:t>
       </w:r>
-      <w:hyperlink r:id="rId364">
-        <w:r>
-          <w:rPr/>
-          <w:t xml:space="preserve">https://doi.org/10.1177/0272989X06295361</w:t>
-        </w:r>
-      </w:hyperlink>
+      <w:r>
+        <w:rPr/>
+        <w:t xml:space="preserve">https://doi.org/10.1177/0272989X06295361</w:t>
+      </w:r>
     </w:p>
     <w:bookmarkEnd w:id="365"/>
     <w:bookmarkStart w:id="367" w:name="ref-viechtbauer2010"/>
@@ -34461,12 +34331,10 @@
       <w:r>
         <w:t xml:space="preserve"> </w:t>
       </w:r>
-      <w:hyperlink r:id="rId366">
-        <w:r>
-          <w:rPr/>
-          <w:t xml:space="preserve">https://doi.org/10.18637/jss.v036.i03</w:t>
-        </w:r>
-      </w:hyperlink>
+      <w:r>
+        <w:rPr/>
+        <w:t xml:space="preserve">https://doi.org/10.18637/jss.v036.i03</w:t>
+      </w:r>
     </w:p>
     <w:bookmarkEnd w:id="367"/>
     <w:bookmarkStart w:id="369" w:name="ref-higgins2003"/>
@@ -34489,12 +34357,10 @@
       <w:r>
         <w:t xml:space="preserve"> </w:t>
       </w:r>
-      <w:hyperlink r:id="rId368">
-        <w:r>
-          <w:rPr/>
-          <w:t xml:space="preserve">https://doi.org/10.1136/bmj.327.7414.557</w:t>
-        </w:r>
-      </w:hyperlink>
+      <w:r>
+        <w:rPr/>
+        <w:t xml:space="preserve">https://doi.org/10.1136/bmj.327.7414.557</w:t>
+      </w:r>
     </w:p>
     <w:bookmarkEnd w:id="369"/>
     <w:bookmarkStart w:id="371" w:name="ref-hartung2001"/>
@@ -34517,12 +34383,10 @@
       <w:r>
         <w:t xml:space="preserve"> </w:t>
       </w:r>
-      <w:hyperlink r:id="rId370">
-        <w:r>
-          <w:rPr/>
-          <w:t xml:space="preserve">https://doi.org/10.1002/sim.1009</w:t>
-        </w:r>
-      </w:hyperlink>
+      <w:r>
+        <w:rPr/>
+        <w:t xml:space="preserve">https://doi.org/10.1002/sim.1009</w:t>
+      </w:r>
     </w:p>
     <w:bookmarkEnd w:id="371"/>
     <w:bookmarkStart w:id="373" w:name="ref-dersimonian1986"/>
@@ -34545,12 +34409,10 @@
       <w:r>
         <w:t xml:space="preserve"> </w:t>
       </w:r>
-      <w:hyperlink r:id="rId372">
-        <w:r>
-          <w:rPr/>
-          <w:t xml:space="preserve">https://doi.org/10.1016/0197-2456(86)90046-2</w:t>
-        </w:r>
-      </w:hyperlink>
+      <w:r>
+        <w:rPr/>
+        <w:t xml:space="preserve">https://doi.org/10.1016/0197-2456(86)90046-2</w:t>
+      </w:r>
     </w:p>
     <w:bookmarkEnd w:id="373"/>
     <w:bookmarkStart w:id="375" w:name="ref-gendoo2016"/>
@@ -34588,12 +34450,10 @@
       <w:r>
         <w:t xml:space="preserve"> </w:t>
       </w:r>
-      <w:hyperlink r:id="rId374">
-        <w:r>
-          <w:rPr/>
-          <w:t xml:space="preserve">https://doi.org/10.1093/bioinformatics/btv693</w:t>
-        </w:r>
-      </w:hyperlink>
+      <w:r>
+        <w:rPr/>
+        <w:t xml:space="preserve">https://doi.org/10.1093/bioinformatics/btv693</w:t>
+      </w:r>
     </w:p>
     <w:bookmarkEnd w:id="375"/>
     <w:bookmarkStart w:id="377" w:name="ref-cheang2009"/>
@@ -34652,12 +34512,10 @@
       <w:r>
         <w:t xml:space="preserve"> </w:t>
       </w:r>
-      <w:hyperlink r:id="rId376">
-        <w:r>
-          <w:rPr/>
-          <w:t xml:space="preserve">https://doi.org/10.1093/jnci/djp082</w:t>
-        </w:r>
-      </w:hyperlink>
+      <w:r>
+        <w:rPr/>
+        <w:t xml:space="preserve">https://doi.org/10.1093/jnci/djp082</w:t>
+      </w:r>
     </w:p>
     <w:bookmarkEnd w:id="377"/>
     <w:bookmarkStart w:id="379" w:name="ref-denkert2018"/>
@@ -34680,12 +34538,10 @@
       <w:r>
         <w:t xml:space="preserve"> </w:t>
       </w:r>
-      <w:hyperlink r:id="rId378">
-        <w:r>
-          <w:rPr/>
-          <w:t xml:space="preserve">https://doi.org/10.1016/S1470-2045(17)30904-X</w:t>
-        </w:r>
-      </w:hyperlink>
+      <w:r>
+        <w:rPr/>
+        <w:t xml:space="preserve">https://doi.org/10.1016/S1470-2045(17)30904-X</w:t>
+      </w:r>
     </w:p>
     <w:bookmarkEnd w:id="379"/>
     <w:bookmarkStart w:id="381" w:name="ref-cortazar2014"/>
@@ -34720,12 +34576,10 @@
       <w:r>
         <w:t xml:space="preserve"> </w:t>
       </w:r>
-      <w:hyperlink r:id="rId380">
-        <w:r>
-          <w:rPr/>
-          <w:t xml:space="preserve">https://doi.org/10.1016/S0140-6736(13)62422-8</w:t>
-        </w:r>
-      </w:hyperlink>
+      <w:r>
+        <w:rPr/>
+        <w:t xml:space="preserve">https://doi.org/10.1016/S0140-6736(13)62422-8</w:t>
+      </w:r>
     </w:p>
     <w:bookmarkEnd w:id="381"/>
     <w:bookmarkStart w:id="383" w:name="ref-prat2015"/>
@@ -34748,12 +34602,10 @@
       <w:r>
         <w:t xml:space="preserve"> </w:t>
       </w:r>
-      <w:hyperlink r:id="rId382">
-        <w:r>
-          <w:rPr/>
-          <w:t xml:space="preserve">https://doi.org/10.1186/s12916-015-0540-z</w:t>
-        </w:r>
-      </w:hyperlink>
+      <w:r>
+        <w:rPr/>
+        <w:t xml:space="preserve">https://doi.org/10.1186/s12916-015-0540-z</w:t>
+      </w:r>
     </w:p>
     <w:bookmarkEnd w:id="383"/>
     <w:bookmarkStart w:id="385" w:name="ref-botan2026"/>
@@ -34794,12 +34646,10 @@
       <w:r>
         <w:t xml:space="preserve"> </w:t>
       </w:r>
-      <w:hyperlink r:id="rId384">
-        <w:r>
-          <w:rPr/>
-          <w:t xml:space="preserve">https://doi.org/10.1186/s13058-026-02298-5</w:t>
-        </w:r>
-      </w:hyperlink>
+      <w:r>
+        <w:rPr/>
+        <w:t xml:space="preserve">https://doi.org/10.1186/s13058-026-02298-5</w:t>
+      </w:r>
     </w:p>
     <w:bookmarkEnd w:id="385"/>
     <w:bookmarkEnd w:id="386"/>

--- a/submission/TESE_CorePAM_v1.1_corrigida.docx
+++ b/submission/TESE_CorePAM_v1.1_corrigida.docx
@@ -1688,7 +1688,7 @@
               <w:jc w:val="right"/>
             </w:pPr>
             <w:r>
-              <w:t xml:space="preserve">54</w:t>
+              <w:t xml:space="preserve">55</w:t>
             </w:r>
           </w:p>
         </w:tc>
@@ -6315,36 +6315,6 @@
                 <w:b/>
                 <w:bCs/>
               </w:rPr>
-              <w:t xml:space="preserve">APÊNDICE A — Pipeline</w:t>
-            </w:r>
-          </w:p>
-        </w:tc>
-        <w:tc>
-          <w:tcPr/>
-          <w:p>
-            <w:pPr>
-              <w:pStyle w:val="Compact"/>
-              <w:jc w:val="right"/>
-            </w:pPr>
-            <w:r>
-              <w:t xml:space="preserve">20</w:t>
-            </w:r>
-          </w:p>
-        </w:tc>
-      </w:tr>
-      <w:tr>
-        <w:tc>
-          <w:tcPr/>
-          <w:p>
-            <w:pPr>
-              <w:pStyle w:val="Compact"/>
-              <w:jc w:val="left"/>
-            </w:pPr>
-            <w:r>
-              <w:rPr>
-                <w:b/>
-                <w:bCs/>
-              </w:rPr>
               <w:t xml:space="preserve">REFERÊNCIAS BIBLIOGRÁFICAS</w:t>
             </w:r>
           </w:p>
@@ -6447,7 +6417,7 @@
         <w:pStyle w:val="FirstParagraph"/>
       </w:pPr>
       <w:r>
-        <w:t xml:space="preserve">O câncer de mama permanece como a neoplasia maligna mais frequente em mulheres no mundo e, desde 2020, ultrapassou o câncer de pulmão como a causa mais comum de diagnóstico de câncer na população global</w:t>
+        <w:t xml:space="preserve">O câncer de mama é a neoplasia maligna mais frequentemente diagnosticada em mulheres no mundo. Em 2020, tornou-se também o câncer mais diagnosticado na população global, ultrapassando o pulmão</w:t>
       </w:r>
       <w:r>
         <w:rPr>
@@ -6456,7 +6426,7 @@
         <w:t xml:space="preserve">1</w:t>
       </w:r>
       <w:r>
-        <w:t xml:space="preserve">. Dados mais recentes do GLOBOCAN 2022 estimam 2,31 milhões de novos diagnósticos e 666 103 mortes por câncer de mama naquele ano, configurando a neoplasia mais letal em mulheres em 110 países</w:t>
+        <w:t xml:space="preserve">; nas estimativas do GLOBOCAN 2022, o câncer de pulmão retomou a primeira posição global (ambos os sexos), enquanto a mama permaneceu o câncer mais incidente em mulheres. Dados mais recentes do GLOBOCAN 2022 estimam 2,31 milhões de novos diagnósticos e 666 103 mortes por câncer de mama naquele ano, configurando a principal causa de morte por câncer em mulheres em mais de 110 países</w:t>
       </w:r>
       <w:r>
         <w:rPr>
@@ -6465,7 +6435,7 @@
         <w:t xml:space="preserve">2</w:t>
       </w:r>
       <w:r>
-        <w:t xml:space="preserve">. A incidência cresce em praticamente todas as regiões do mundo, mas os padrões de mortalidade são drasticamente heterogêneos: enquanto países de alta renda apresentam taxas de letalidade em declínio há mais de duas décadas — fruto combinado de diagnóstico precoce, terapia endócrina eficaz e avanços em quimioterapia e drogas anti-HER2</w:t>
+        <w:t xml:space="preserve">. A incidência cresce em praticamente todas as regiões do mundo, mas os padrões de mortalidade são drasticamente heterogêneos: enquanto países de alta renda apresentam taxas de mortalidade em declínio há mais de duas décadas — fruto combinado de diagnóstico precoce, terapia endócrina eficaz e avanços em quimioterapia e drogas anti-HER2</w:t>
       </w:r>
       <w:r>
         <w:rPr>
@@ -6485,7 +6455,7 @@
         <w:pStyle w:val="BodyText"/>
       </w:pPr>
       <w:r>
-        <w:t xml:space="preserve">No Brasil, o Instituto Nacional de Câncer (INCA) projetou cerca de 74 mil novos casos anuais para o trieno 2023-2025</w:t>
+        <w:t xml:space="preserve">No Brasil, o Instituto Nacional de Câncer (INCA) projetou cerca de 74 mil novos casos anuais para o triênio 2023-2025</w:t>
       </w:r>
       <w:r>
         <w:rPr>
@@ -6630,7 +6600,7 @@
         <w:t xml:space="preserve"> </w:t>
       </w:r>
       <w:r>
-        <w:t xml:space="preserve">(amplificação ou superexpressão de ERBB2),</w:t>
+        <w:t xml:space="preserve">(subtipo transcricional definido por correlação com o centroide, com expressão elevada do cluster HER2/17q, frequentemente mas não obrigatoriamente coincidente com HER2 clínico),</w:t>
       </w:r>
       <w:r>
         <w:t xml:space="preserve"> </w:t>
@@ -10153,7 +10123,39 @@
         <w:t xml:space="preserve"> </w:t>
       </w:r>
       <w:r>
-        <w:t xml:space="preserve">realizada em quatro coortes completamente independentes, em plataformas distintas da coorte de treinamento, sem reajuste de qualquer parâmetro. Os pesos congelados do SCAN-B são aplicados diretamente aos</w:t>
+        <w:t xml:space="preserve">realizada em quatro coortes completamente independentes — uma segunda coorte de</w:t>
+      </w:r>
+      <w:r>
+        <w:t xml:space="preserve"> </w:t>
+      </w:r>
+      <w:r>
+        <w:rPr>
+          <w:i/>
+          <w:iCs/>
+        </w:rPr>
+        <w:t xml:space="preserve">RNA-seq</w:t>
+      </w:r>
+      <w:r>
+        <w:t xml:space="preserve"> </w:t>
+      </w:r>
+      <w:r>
+        <w:t xml:space="preserve">(TCGA-BRCA) e três de</w:t>
+      </w:r>
+      <w:r>
+        <w:t xml:space="preserve"> </w:t>
+      </w:r>
+      <w:r>
+        <w:rPr>
+          <w:i/>
+          <w:iCs/>
+        </w:rPr>
+        <w:t xml:space="preserve">microarray</w:t>
+      </w:r>
+      <w:r>
+        <w:t xml:space="preserve"> </w:t>
+      </w:r>
+      <w:r>
+        <w:t xml:space="preserve">—, sem reajuste de qualquer parâmetro. Os pesos congelados do SCAN-B são aplicados diretamente aos</w:t>
       </w:r>
       <w:r>
         <w:t xml:space="preserve"> </w:t>
@@ -16237,7 +16239,7 @@
         <w:t xml:space="preserve"> </w:t>
       </w:r>
       <w:r>
-        <w:t xml:space="preserve">demonstra retornos decrescentes além de aproximadamente 15 genes. No eixo horizontal está o número de genes retidos ao longo do caminho de regularização</w:t>
+        <w:t xml:space="preserve">demonstra retornos decrescentes a partir de aproximadamente 20 genes. No eixo horizontal está o número de genes retidos ao longo do caminho de regularização</w:t>
       </w:r>
       <w:r>
         <w:t xml:space="preserve"> </w:t>
@@ -16289,7 +16291,33 @@
         <w:t xml:space="preserve"> </w:t>
       </w:r>
       <w:r>
-        <w:t xml:space="preserve">máximo menos a margem pré-especificada de 0,010): qualquer configuração acima dessa linha é estatisticamente equivalente ao ótimo. O primeiro ponto em que o modelo mais parcimonioso atinge esse limiar é 24 genes, que portanto satisfaz simultaneamente desempenho e compacidade. O platô à direita indica que adicionar genes extras traz apenas ruído redundante — reforçando a hipótese biológica de que há um núcleo finito de programas transcricionais informativos para prognóstico em câncer de mama.</w:t>
+        <w:t xml:space="preserve">máximo menos a margem pré-especificada de 0,010): qualquer configuração acima dessa linha foi considerada não inferior pelo critério operacional pré-especificado, isto é, com</w:t>
+      </w:r>
+      <w:r>
+        <w:t xml:space="preserve"> </w:t>
+      </w:r>
+      <w:r>
+        <w:rPr>
+          <w:i/>
+          <w:iCs/>
+        </w:rPr>
+        <w:t xml:space="preserve">C-index</w:t>
+      </w:r>
+      <w:r>
+        <w:t xml:space="preserve"> </w:t>
+      </w:r>
+      <w:r>
+        <w:rPr>
+          <w:i/>
+          <w:iCs/>
+        </w:rPr>
+        <w:t xml:space="preserve">out-of-fold</w:t>
+      </w:r>
+      <w:r>
+        <w:t xml:space="preserve"> </w:t>
+      </w:r>
+      <w:r>
+        <w:t xml:space="preserve">no máximo 0,010 abaixo do valor máximo observado. O primeiro ponto em que o modelo mais parcimonioso atinge esse limiar é 24 genes, que portanto satisfaz simultaneamente desempenho e compacidade. O platô à direita indica que adicionar genes extras traz apenas ruído redundante — reforçando a hipótese biológica de que há um núcleo finito de programas transcricionais informativos para prognóstico em câncer de mama.</w:t>
       </w:r>
     </w:p>
     <w:tbl>
@@ -17147,7 +17175,7 @@
                     <w:jc w:val="center"/>
                   </w:pPr>
                   <w:r>
-                    <w:t xml:space="preserve">Receptor acoplado a proteina G</w:t>
+                    <w:t xml:space="preserve">Receptor acoplado a proteína G</w:t>
                   </w:r>
                 </w:p>
               </w:tc>
@@ -17705,7 +17733,7 @@
                     <w:jc w:val="center"/>
                   </w:pPr>
                   <w:r>
-                    <w:t xml:space="preserve">Proliferação / centrometro</w:t>
+                    <w:t xml:space="preserve">Proliferação / centrômero</w:t>
                   </w:r>
                 </w:p>
               </w:tc>
@@ -18576,7 +18604,7 @@
               <w:pStyle w:val="ImageCaption"/>
             </w:pPr>
             <w:r>
-              <w:t xml:space="preserve">Tabela 8— Desempenho prognóstico do CorePAM por coorte. SCAN-B é apresentada como referência interna de treinamento; nas coortes externas, os pesos já estavam congelados.</w:t>
+              <w:t xml:space="preserve">Tabela 8— Desempenho prognóstico do CorePAM por coorte. SCAN-B é apresentada apenas como referência interna; seu</w:t>
             </w:r>
             <w:r>
               <w:t xml:space="preserve"> </w:t>
@@ -18592,7 +18620,43 @@
               <w:t xml:space="preserve"> </w:t>
             </w:r>
             <w:r>
-              <w:t xml:space="preserve">OOF da derivação = 0,670. Em GSE1456, o modelo ajustado CORE-A não foi estimado por ausência de covariáveis clínicas suficientes.</w:t>
+              <w:t xml:space="preserve">na tabela (0,698) é aparente (</w:t>
+            </w:r>
+            <w:r>
+              <w:rPr>
+                <w:i/>
+                <w:iCs/>
+              </w:rPr>
+              <w:t xml:space="preserve">in-sample</w:t>
+            </w:r>
+            <w:r>
+              <w:t xml:space="preserve">) e não deve ser comparado diretamente ao</w:t>
+            </w:r>
+            <w:r>
+              <w:t xml:space="preserve"> </w:t>
+            </w:r>
+            <w:r>
+              <w:rPr>
+                <w:i/>
+                <w:iCs/>
+              </w:rPr>
+              <w:t xml:space="preserve">C-index</w:t>
+            </w:r>
+            <w:r>
+              <w:t xml:space="preserve"> </w:t>
+            </w:r>
+            <w:r>
+              <w:rPr>
+                <w:i/>
+                <w:iCs/>
+              </w:rPr>
+              <w:t xml:space="preserve">out-of-fold</w:t>
+            </w:r>
+            <w:r>
+              <w:t xml:space="preserve"> </w:t>
+            </w:r>
+            <w:r>
+              <w:t xml:space="preserve">da derivação (0,670) nem às coortes externas. Nas coortes externas, os pesos já estavam congelados. Em GSE1456, o modelo ajustado CORE-A não foi estimado por ausência de covariáveis clínicas suficientes.</w:t>
             </w:r>
           </w:p>
           <w:tbl>
@@ -19872,7 +19936,7 @@
                     <w:jc w:val="center"/>
                   </w:pPr>
                   <w:r>
-                    <w:t xml:space="preserve">Primária RE (REML)</w:t>
+                    <w:t xml:space="preserve">Primária (REML)</w:t>
                   </w:r>
                 </w:p>
               </w:tc>
@@ -25139,7 +25203,7 @@
         <w:t xml:space="preserve"> </w:t>
       </w:r>
       <w:r>
-        <w:t xml:space="preserve">— transfere utilidade preditiva para um desfecho clínico distinto: a</w:t>
+        <w:t xml:space="preserve">— também se associa, de forma exploratória, a um desfecho clínico distinto: a</w:t>
       </w:r>
       <w:r>
         <w:t xml:space="preserve"> </w:t>
@@ -25252,7 +25316,7 @@
         <w:t xml:space="preserve"> </w:t>
       </w:r>
       <w:r>
-        <w:t xml:space="preserve">ilustram os três aspectos complementares desse achado: capacidade discriminativa (AUC 0,58–0,72), separação das distribuições do escore entre pacientes que atingiram ou não pCR, e gradiente dose-resposta por quartis. A interpretação biológica é direta e clinicamente coerente: tumores com maior assinatura de proliferação (característica dominante do escore CorePAM) são simultaneamente mais agressivos</w:t>
+        <w:t xml:space="preserve">ilustram os três aspectos complementares desse achado: capacidade discriminativa (AUC 0,58–0,72), separação das distribuições do escore entre pacientes que atingiram ou não pCR, e gradiente dose-resposta por quartis. Uma interpretação biológica plausível, ainda que não causal, é que tumores com maior assinatura de proliferação (característica dominante do escore CorePAM) tendem a ser simultaneamente mais agressivos</w:t>
       </w:r>
       <w:r>
         <w:t xml:space="preserve"> </w:t>
@@ -25268,7 +25332,7 @@
         <w:t xml:space="preserve"> </w:t>
       </w:r>
       <w:r>
-        <w:t xml:space="preserve">mais quimiossensíveis — o mesmo gatilho biológico que acelera a progressão também torna as células mais vulneráveis à quimioterapia citotóxica.</w:t>
+        <w:t xml:space="preserve">mais quimiossensíveis: o componente proliferativo que aumenta o risco prognóstico pode também associar-se a maior vulnerabilidade à quimioterapia citotóxica, embora a resposta dependa de subtipo, tratamento, imunidade tumoral e mecanismos de resistência.</w:t>
       </w:r>
     </w:p>
     <w:tbl>
@@ -25699,7 +25763,7 @@
                       <w:b/>
                       <w:bCs/>
                     </w:rPr>
-                    <w:t xml:space="preserve">RE agrupado (K=4)</w:t>
+                    <w:t xml:space="preserve">Agrupado — efeitos aleatórios (K=4)</w:t>
                   </w:r>
                 </w:p>
               </w:tc>
@@ -25956,7 +26020,7 @@
               <w:pStyle w:val="ImageCaption"/>
             </w:pPr>
             <w:r>
-              <w:t xml:space="preserve">Figura 24— Curvas ROC para predição de pCR em cada coorte neoadjuvante. AUC variou de 0,576 (GSE25066) a 0,716 (GSE32646), indicando capacidade discriminativa moderada a boa — notável considerando que o escore foi derivado para sobrevida, não para pCR.</w:t>
+              <w:t xml:space="preserve">Figura 24— Curvas ROC para predição de pCR em cada coorte neoadjuvante. AUC variou de 0,576 (GSE25066) a 0,716 (GSE32646), indicando capacidade discriminativa baixa a moderada — ainda assim notável, considerando que o escore foi derivado para sobrevida, não para pCR.</w:t>
             </w:r>
           </w:p>
           <w:bookmarkEnd w:id="192"/>
@@ -25978,7 +26042,7 @@
         <w:t xml:space="preserve">Figura 24</w:t>
       </w:r>
       <w:r>
-        <w:t xml:space="preserve">, cada curva mostra a capacidade do escore de separar pacientes que atingiram pCR daquelas que não atingiram. A diagonal de referência representa desempenho ao acaso; curvas acima dela indicam discriminação. As AUCs entre 0,58 e 0,72 são moderadas, não definitivas, mas relevantes porque o CorePAM não foi criado para pCR. Em termos clínicos, isso significa que o escore sozinho não deve decidir neoadjuvância, mas carrega informação compatível com quimiossensibilidade. Essa leitura é parecida com a de Ki67: útil para compor o quadro, insuficiente como juiz único.</w:t>
+        <w:t xml:space="preserve">, cada curva mostra a capacidade do escore de separar pacientes que atingiram pCR daquelas que não atingiram. A diagonal de referência representa desempenho ao acaso; curvas acima dela indicam discriminação. As AUCs entre 0,58 e 0,72 são baixas a moderadas, não definitivas, mas relevantes porque o CorePAM não foi criado para pCR. Em termos clínicos, isso significa que o escore sozinho não deve decidir neoadjuvância, mas carrega informação compatível com quimiossensibilidade. Essa leitura é parecida com a de Ki67: útil para compor o quadro, insuficiente como juiz único.</w:t>
       </w:r>
     </w:p>
     <w:p>
@@ -28836,7 +28900,7 @@
         <w:t xml:space="preserve">20,21</w:t>
       </w:r>
       <w:r>
-        <w:t xml:space="preserve">. Em termos práticos, estimativas conservadoras indicam que um terço a metade das pacientes com câncer de mama RE+/HER2- estágio precoce elegíveis para quimioterapia adjuvante no modelo clínico tradicional pode, com segurança, evitá-la quando estratificada por essas ferramentas — uma redução absoluta de mortalidade por toxicidade, infertilidade induzida, cardiotoxicidade e neoplasias secundárias cujo impacto populacional é substancial</w:t>
+        <w:t xml:space="preserve">. Em termos práticos, estimativas conservadoras indicam que um terço a metade das pacientes com câncer de mama RE+/HER2- estágio precoce elegíveis para quimioterapia adjuvante no modelo clínico tradicional pode, com segurança, evitá-la quando estratificada por essas ferramentas — reduzindo a exposição a toxicidades agudas e tardias da quimioterapia, como infertilidade induzida, cardiotoxicidade, neoplasias secundárias e, mais raramente, mortalidade relacionada ao tratamento, cujo impacto populacional é substancial</w:t>
       </w:r>
       <w:r>
         <w:rPr>
@@ -32097,7 +32161,7 @@
         <w:t xml:space="preserve">	</w:t>
       </w:r>
       <w:r>
-        <w:t xml:space="preserve">Instituto Nacional de Cancer. Estimativa 2023: incidencia de cancer no</w:t>
+        <w:t xml:space="preserve">Instituto Nacional de Câncer. Estimativa 2023: incidência de câncer no</w:t>
       </w:r>
       <w:r>
         <w:t xml:space="preserve"> </w:t>
@@ -32125,7 +32189,7 @@
         <w:t xml:space="preserve">	</w:t>
       </w:r>
       <w:r>
-        <w:t xml:space="preserve">Arn Migowski, Gulnar Azevedo e Silva, Mario Borges Rosa Dias, Maria do Desterro Paiva Diz, Denise Rangel Sant’Ana, Paulo Nadanovsky. Diretrizes para deteccao precoce do cancer de mama no</w:t>
+        <w:t xml:space="preserve">Arn Migowski, Gulnar Azevedo e Silva, Mario Borges Rosa Dias, Maria do Desterro Paiva Diz, Denise Rangel Sant’Ana, Paulo Nadanovsky. Diretrizes para detecção precoce do câncer de mama no</w:t>
       </w:r>
       <w:r>
         <w:t xml:space="preserve"> </w:t>
@@ -32134,7 +32198,7 @@
         <w:t xml:space="preserve">B</w:t>
       </w:r>
       <w:r>
-        <w:t xml:space="preserve">rasil. Cad Saude Publica. 2018;34(6):e00074817.</w:t>
+        <w:t xml:space="preserve">rasil. Cad Saúde Pública. 2018;34(6):e00074817.</w:t>
       </w:r>
       <w:r>
         <w:t xml:space="preserve"> </w:t>
